--- a/docx/Alamenciak_CV.docx
+++ b/docx/Alamenciak_CV.docx
@@ -50,7 +50,7 @@
       <w:pPr>
         <w:spacing w:after="40" w:before="0"/>
       </w:pPr>
-      <w:hyperlink w:history="1" r:id="rIddxnnowxnrbjjjt1ub8q9-">
+      <w:hyperlink w:history="1" r:id="rId8xsui0mgr3-avsgye3jmo">
         <w:r>
           <w:rPr>
             <w:rFonts w:ascii="Arial" w:cs="Arial" w:eastAsia="Arial" w:hAnsi="Arial"/>
@@ -70,7 +70,7 @@
         </w:rPr>
         <w:t xml:space="preserve">  |  </w:t>
       </w:r>
-      <w:hyperlink w:history="1" r:id="rId8e_srqf4uolss_j2ps6qt">
+      <w:hyperlink w:history="1" r:id="rIdcf5kqcbdwcmuqk7pndweb">
         <w:r>
           <w:rPr>
             <w:rFonts w:ascii="Arial" w:cs="Arial" w:eastAsia="Arial" w:hAnsi="Arial"/>
@@ -238,7 +238,7 @@
               </w:rPr>
               <w:t xml:space="preserve">. </w:t>
             </w:r>
-            <w:hyperlink w:history="1" r:id="rIdgy262-t6-l4gvmq30bo_j">
+            <w:hyperlink w:history="1" r:id="rIdo8zuvt_7sbgrbubipe9ro">
               <w:r>
                 <w:rPr>
                   <w:rFonts w:ascii="Arial" w:cs="Arial" w:eastAsia="Arial" w:hAnsi="Arial"/>
@@ -384,7 +384,7 @@
               </w:rPr>
               <w:t xml:space="preserve">. </w:t>
             </w:r>
-            <w:hyperlink w:history="1" r:id="rIdhslrojsdp9mbvclyqfn9w">
+            <w:hyperlink w:history="1" r:id="rIdymle7my-kqh5r14kckbde">
               <w:r>
                 <w:rPr>
                   <w:rFonts w:ascii="Arial" w:cs="Arial" w:eastAsia="Arial" w:hAnsi="Arial"/>
@@ -538,7 +538,7 @@
               </w:rPr>
               <w:t xml:space="preserve">. </w:t>
             </w:r>
-            <w:hyperlink w:history="1" r:id="rIdozloip7lswjktscjw8cy3">
+            <w:hyperlink w:history="1" r:id="rIdpkaqyjycki9c7_uhkqois">
               <w:r>
                 <w:rPr>
                   <w:rFonts w:ascii="Arial" w:cs="Arial" w:eastAsia="Arial" w:hAnsi="Arial"/>
@@ -636,7 +636,7 @@
                 <w:sz w:val="20"/>
                 <w:szCs w:val="20"/>
               </w:rPr>
-              <w:t xml:space="preserve">Parallels between biological invasions and human migration are flawed and undermine both disciplines. Response to Ahmed et al.</w:t>
+              <w:t xml:space="preserve">Parallels between biological invasions and human migration are flawed and undermine both disciplines. Response to Ahmed et al</w:t>
             </w:r>
           </w:p>
           <w:p>
@@ -692,7 +692,7 @@
               </w:rPr>
               <w:t xml:space="preserve">. </w:t>
             </w:r>
-            <w:hyperlink w:history="1" r:id="rIdg5oitpdc8pxsctpainvcj">
+            <w:hyperlink w:history="1" r:id="rIdumaw-douht8e5yz0dqhu_">
               <w:r>
                 <w:rPr>
                   <w:rFonts w:ascii="Arial" w:cs="Arial" w:eastAsia="Arial" w:hAnsi="Arial"/>
@@ -838,7 +838,7 @@
               </w:rPr>
               <w:t xml:space="preserve">. </w:t>
             </w:r>
-            <w:hyperlink w:history="1" r:id="rIdlf8hoztx_godu8fon8qmq">
+            <w:hyperlink w:history="1" r:id="rIdgcrjkqmfsgwrfifqa6wn0">
               <w:r>
                 <w:rPr>
                   <w:rFonts w:ascii="Arial" w:cs="Arial" w:eastAsia="Arial" w:hAnsi="Arial"/>
@@ -858,7 +858,7 @@
               </w:rPr>
               <w:t xml:space="preserve"> | </w:t>
             </w:r>
-            <w:hyperlink w:history="1" r:id="rIdicehkwiloyx3xjvwldk0z">
+            <w:hyperlink w:history="1" r:id="rIdty_r_lp705fzf_k_-ogyf">
               <w:r>
                 <w:rPr>
                   <w:rFonts w:ascii="Arial" w:cs="Arial" w:eastAsia="Arial" w:hAnsi="Arial"/>
@@ -1004,7 +1004,7 @@
               </w:rPr>
               <w:t xml:space="preserve">. </w:t>
             </w:r>
-            <w:hyperlink w:history="1" r:id="rId9r-vm-0askprh0at9xmlw">
+            <w:hyperlink w:history="1" r:id="rIdnulfp_culyoamldewxpts">
               <w:r>
                 <w:rPr>
                   <w:rFonts w:ascii="Arial" w:cs="Arial" w:eastAsia="Arial" w:hAnsi="Arial"/>
@@ -1024,7 +1024,7 @@
               </w:rPr>
               <w:t xml:space="preserve"> | </w:t>
             </w:r>
-            <w:hyperlink w:history="1" r:id="rIdzm0p44l5h7pfg7sy4clok">
+            <w:hyperlink w:history="1" r:id="rIdovkandw43htrbjzwopu59">
               <w:r>
                 <w:rPr>
                   <w:rFonts w:ascii="Arial" w:cs="Arial" w:eastAsia="Arial" w:hAnsi="Arial"/>
@@ -1170,7 +1170,7 @@
               </w:rPr>
               <w:t xml:space="preserve">. </w:t>
             </w:r>
-            <w:hyperlink w:history="1" r:id="rIdqnlifrov5czpphs3zplze">
+            <w:hyperlink w:history="1" r:id="rIdsprghsw2ebl4ow88kmov5">
               <w:r>
                 <w:rPr>
                   <w:rFonts w:ascii="Arial" w:cs="Arial" w:eastAsia="Arial" w:hAnsi="Arial"/>
@@ -1190,7 +1190,7 @@
               </w:rPr>
               <w:t xml:space="preserve"> | </w:t>
             </w:r>
-            <w:hyperlink w:history="1" r:id="rIdnt_8zksk_vfr_yrkwvmbr">
+            <w:hyperlink w:history="1" r:id="rIda2i2uuztedkf86gnn3out">
               <w:r>
                 <w:rPr>
                   <w:rFonts w:ascii="Arial" w:cs="Arial" w:eastAsia="Arial" w:hAnsi="Arial"/>
@@ -1336,7 +1336,7 @@
               </w:rPr>
               <w:t xml:space="preserve">. </w:t>
             </w:r>
-            <w:hyperlink w:history="1" r:id="rIdmgsyytrgdgkuelegq453b">
+            <w:hyperlink w:history="1" r:id="rIdziuget7l2buqs4pcst77l">
               <w:r>
                 <w:rPr>
                   <w:rFonts w:ascii="Arial" w:cs="Arial" w:eastAsia="Arial" w:hAnsi="Arial"/>
@@ -1356,7 +1356,7 @@
               </w:rPr>
               <w:t xml:space="preserve"> | </w:t>
             </w:r>
-            <w:hyperlink w:history="1" r:id="rId2dcx4xbslg2q_6nophlg6">
+            <w:hyperlink w:history="1" r:id="rIdn731s_e7ghimgq-xhso51">
               <w:r>
                 <w:rPr>
                   <w:rFonts w:ascii="Arial" w:cs="Arial" w:eastAsia="Arial" w:hAnsi="Arial"/>
@@ -1510,7 +1510,7 @@
               </w:rPr>
               <w:t xml:space="preserve">. </w:t>
             </w:r>
-            <w:hyperlink w:history="1" r:id="rIdfw_-pgtpos_srfi91fztf">
+            <w:hyperlink w:history="1" r:id="rId_ez36ndbg5k6-acxgq113">
               <w:r>
                 <w:rPr>
                   <w:rFonts w:ascii="Arial" w:cs="Arial" w:eastAsia="Arial" w:hAnsi="Arial"/>
@@ -1664,7 +1664,7 @@
               </w:rPr>
               <w:t xml:space="preserve">. </w:t>
             </w:r>
-            <w:hyperlink w:history="1" r:id="rIdjupkvx6ywvhcghivg0dz3">
+            <w:hyperlink w:history="1" r:id="rIdgobjlrkndfdfdbhkhb-sv">
               <w:r>
                 <w:rPr>
                   <w:rFonts w:ascii="Arial" w:cs="Arial" w:eastAsia="Arial" w:hAnsi="Arial"/>
@@ -2173,7 +2173,7 @@
                 <w:sz w:val="20"/>
                 <w:szCs w:val="20"/>
               </w:rPr>
-              <w:t xml:space="preserve">Supporting frontline workers in the biodiversity crisis by empowering and enabling practitioners to embrace conservation evidence</w:t>
+              <w:t xml:space="preserve">Which Aspects of Restoration Project Organization Affect Volunteer Engagement in Community-Based Initiatives?</w:t>
             </w:r>
           </w:p>
           <w:p>
@@ -2183,14 +2183,6 @@
             <w:r>
               <w:rPr>
                 <w:rFonts w:ascii="Arial" w:cs="Arial" w:eastAsia="Arial" w:hAnsi="Arial"/>
-                <w:sz w:val="20"/>
-                <w:szCs w:val="20"/>
-              </w:rPr>
-              <w:t xml:space="preserve">Steven J. Cooke, Kevin A. Adeli, Trina Rytwinski, Andrew N. Kadykalo, Jennifer Provencher, Vivian Nguyen, Joseph Bennett, Christina Davy, Rachel Buxton, Dalal Hanna, Jesse C. Vermaire, Sean Landsman, Nathan Young, Graeme Auld, Danika Littlechild, Jennifer M. Holzer, Meagan Harper, Andrew Howarth, </w:t>
-            </w:r>
-            <w:r>
-              <w:rPr>
-                <w:rFonts w:ascii="Arial" w:cs="Arial" w:eastAsia="Arial" w:hAnsi="Arial"/>
                 <w:b/>
                 <w:bCs/>
                 <w:sz w:val="20"/>
@@ -2204,7 +2196,7 @@
                 <w:sz w:val="20"/>
                 <w:szCs w:val="20"/>
               </w:rPr>
-              <w:t xml:space="preserve">, Lauren Lawson, Jayme Lewthwaite, Erin E. Stukenholtz, Paul A. Smith, Ilona Naujokaitis-Lewis, Josie Hughes, Barbara Frei, Amanda Martin, Amie Black, Richard Pither, Douglas MacNearney, Kristen Lalla, Carmen Galan-Acedo and Christopher Cvitanovic</w:t>
+              <w:t xml:space="preserve">, Stephen D. Murphy</w:t>
             </w:r>
           </w:p>
           <w:p>
@@ -2219,7 +2211,7 @@
                 <w:sz w:val="20"/>
                 <w:szCs w:val="20"/>
               </w:rPr>
-              <w:t xml:space="preserve">Socio-Ecological Practice Research</w:t>
+              <w:t xml:space="preserve">Restoration Ecology</w:t>
             </w:r>
           </w:p>
         </w:tc>
@@ -2229,23 +2221,6 @@
       <w:pPr>
         <w:spacing w:after="100" w:before="0"/>
       </w:pPr>
-    </w:p>
-    <w:p>
-      <w:pPr>
-        <w:pStyle w:val="Heading2"/>
-        <w:spacing w:after="80" w:before="300"/>
-      </w:pPr>
-      <w:r>
-        <w:rPr>
-          <w:rFonts w:ascii="Arial" w:cs="Arial" w:eastAsia="Arial" w:hAnsi="Arial"/>
-          <w:b/>
-          <w:bCs/>
-          <w:color w:val="1B4F72"/>
-          <w:sz w:val="26"/>
-          <w:szCs w:val="26"/>
-        </w:rPr>
-        <w:t xml:space="preserve">Conference Papers</w:t>
-      </w:r>
     </w:p>
     <w:tbl>
       <w:tblPr>
@@ -2292,7 +2267,7 @@
                 <w:sz w:val="20"/>
                 <w:szCs w:val="20"/>
               </w:rPr>
-              <w:t xml:space="preserve">[1] 2025</w:t>
+              <w:t xml:space="preserve">[5] 2026</w:t>
             </w:r>
           </w:p>
         </w:tc>
@@ -2324,7 +2299,7 @@
                 <w:sz w:val="20"/>
                 <w:szCs w:val="20"/>
               </w:rPr>
-              <w:t xml:space="preserve">Ecolink: Towards a Knowledge Graph Schema for Complex Environmental Systems</w:t>
+              <w:t xml:space="preserve">Supporting frontline workers in the biodiversity crisis by empowering and enabling practitioners to embrace conservation evidence</w:t>
             </w:r>
           </w:p>
           <w:p>
@@ -2334,6 +2309,14 @@
             <w:r>
               <w:rPr>
                 <w:rFonts w:ascii="Arial" w:cs="Arial" w:eastAsia="Arial" w:hAnsi="Arial"/>
+                <w:sz w:val="20"/>
+                <w:szCs w:val="20"/>
+              </w:rPr>
+              <w:t xml:space="preserve">Steven J. Cooke, Kevin A. Adeli, Trina Rytwinski, Andrew N. Kadykalo, Jennifer Provencher, Vivian Nguyen, Joseph Bennett, Christina Davy, Rachel Buxton, Dalal Hanna, Jesse C. Vermaire, Sean Landsman, Nathan Young, Graeme Auld, Danika Littlechild, Jennifer M. Holzer, Meagan Harper, Andrew Howarth, </w:t>
+            </w:r>
+            <w:r>
+              <w:rPr>
+                <w:rFonts w:ascii="Arial" w:cs="Arial" w:eastAsia="Arial" w:hAnsi="Arial"/>
                 <w:b/>
                 <w:bCs/>
                 <w:sz w:val="20"/>
@@ -2347,7 +2330,7 @@
                 <w:sz w:val="20"/>
                 <w:szCs w:val="20"/>
               </w:rPr>
-              <w:t xml:space="preserve">, Carlos Alberto Arnillas, J. Harry Caufield, Katherine Compton, Kian Drew, Robert Fruehstueckl, Tina Heger, Birgitta Konig-Ries, Chris Mungall, Sierra Moxon, Justin Reese, Jordan Tardif, Lars Vogt</w:t>
+              <w:t xml:space="preserve">, Lauren Lawson, Jayme Lewthwaite, Erin E. Stukenholtz, Paul A. Smith, Ilona Naujokaitis-Lewis, Josie Hughes, Barbara Frei, Amanda Martin, Amie Black, Richard Pither, Douglas MacNearney, Kristen Lalla, Carmen Galan-Acedo and Christopher Cvitanovic</w:t>
             </w:r>
           </w:p>
           <w:p>
@@ -2362,28 +2345,8 @@
                 <w:sz w:val="20"/>
                 <w:szCs w:val="20"/>
               </w:rPr>
-              <w:t xml:space="preserve">New Trends in Theory and Practice of Digital Libraries</w:t>
-            </w:r>
-            <w:r>
-              <w:rPr>
-                <w:rFonts w:ascii="Arial" w:cs="Arial" w:eastAsia="Arial" w:hAnsi="Arial"/>
-                <w:sz w:val="20"/>
-                <w:szCs w:val="20"/>
-              </w:rPr>
-              <w:t xml:space="preserve">. </w:t>
-            </w:r>
-            <w:hyperlink w:history="1" r:id="rIdajolpk3bhgzdyu2iikjy-">
-              <w:r>
-                <w:rPr>
-                  <w:rFonts w:ascii="Arial" w:cs="Arial" w:eastAsia="Arial" w:hAnsi="Arial"/>
-                  <w:color w:val="2980B9"/>
-                  <w:sz w:val="20"/>
-                  <w:szCs w:val="20"/>
-                  <w:u w:val="single"/>
-                </w:rPr>
-                <w:t xml:space="preserve">Link</w:t>
-              </w:r>
-            </w:hyperlink>
+              <w:t xml:space="preserve">Socio-Ecological Practice Research</w:t>
+            </w:r>
           </w:p>
         </w:tc>
       </w:tr>
@@ -2407,7 +2370,7 @@
           <w:sz w:val="26"/>
           <w:szCs w:val="26"/>
         </w:rPr>
-        <w:t xml:space="preserve">Preprints</w:t>
+        <w:t xml:space="preserve">Conference Papers</w:t>
       </w:r>
     </w:p>
     <w:tbl>
@@ -2487,7 +2450,7 @@
                 <w:sz w:val="20"/>
                 <w:szCs w:val="20"/>
               </w:rPr>
-              <w:t xml:space="preserve">A Framework for FAIR and CLEAR Ecological Data and Knowledge</w:t>
+              <w:t xml:space="preserve">Ecolink: Towards a Knowledge Graph Schema for Complex Environmental Systems</w:t>
             </w:r>
           </w:p>
           <w:p>
@@ -2497,14 +2460,6 @@
             <w:r>
               <w:rPr>
                 <w:rFonts w:ascii="Arial" w:cs="Arial" w:eastAsia="Arial" w:hAnsi="Arial"/>
-                <w:sz w:val="20"/>
-                <w:szCs w:val="20"/>
-              </w:rPr>
-              <w:t xml:space="preserve">Lars Vogt, Birgitta Konig-Ries, </w:t>
-            </w:r>
-            <w:r>
-              <w:rPr>
-                <w:rFonts w:ascii="Arial" w:cs="Arial" w:eastAsia="Arial" w:hAnsi="Arial"/>
                 <w:b/>
                 <w:bCs/>
                 <w:sz w:val="20"/>
@@ -2518,7 +2473,7 @@
                 <w:sz w:val="20"/>
                 <w:szCs w:val="20"/>
               </w:rPr>
-              <w:t xml:space="preserve">, Joshua I. Brian, Carlos Alberto Arnillas, Lotte Korell, Robert Fruehstueckl, Tina Heger</w:t>
+              <w:t xml:space="preserve">, Carlos Alberto Arnillas, J. Harry Caufield, Katherine Compton, Kian Drew, Robert Fruehstueckl, Tina Heger, Birgitta Konig-Ries, Chris Mungall, Sierra Moxon, Justin Reese, Jordan Tardif, Lars Vogt</w:t>
             </w:r>
           </w:p>
           <w:p>
@@ -2533,7 +2488,7 @@
                 <w:sz w:val="20"/>
                 <w:szCs w:val="20"/>
               </w:rPr>
-              <w:t xml:space="preserve">arXiv</w:t>
+              <w:t xml:space="preserve">New Trends in Theory and Practice of Digital Libraries</w:t>
             </w:r>
             <w:r>
               <w:rPr>
@@ -2543,7 +2498,7 @@
               </w:rPr>
               <w:t xml:space="preserve">. </w:t>
             </w:r>
-            <w:hyperlink w:history="1" r:id="rId04va7z_f8kzma-ol5nopt">
+            <w:hyperlink w:history="1" r:id="rIdnkivbgdat2vwoez-hb7l8">
               <w:r>
                 <w:rPr>
                   <w:rFonts w:ascii="Arial" w:cs="Arial" w:eastAsia="Arial" w:hAnsi="Arial"/>
@@ -2578,6 +2533,177 @@
           <w:sz w:val="26"/>
           <w:szCs w:val="26"/>
         </w:rPr>
+        <w:t xml:space="preserve">Preprints</w:t>
+      </w:r>
+    </w:p>
+    <w:tbl>
+      <w:tblPr>
+        <w:tblW w:type="dxa" w:w="10080"/>
+        <w:tblBorders>
+          <w:top w:val="none" w:color="FFFFFF" w:sz="0"/>
+          <w:left w:val="none" w:color="FFFFFF" w:sz="0"/>
+          <w:bottom w:val="none" w:color="FFFFFF" w:sz="0"/>
+          <w:right w:val="none" w:color="FFFFFF" w:sz="0"/>
+          <w:insideH w:val="single" w:color="auto" w:sz="4"/>
+          <w:insideV w:val="single" w:color="auto" w:sz="4"/>
+        </w:tblBorders>
+      </w:tblPr>
+      <w:tblGrid>
+        <w:gridCol w:w="1000"/>
+        <w:gridCol w:w="9080"/>
+      </w:tblGrid>
+      <w:tr>
+        <w:tc>
+          <w:tcPr>
+            <w:tcW w:type="dxa" w:w="1000"/>
+            <w:tcBorders>
+              <w:top w:val="none" w:color="FFFFFF" w:sz="0"/>
+              <w:left w:val="none" w:color="FFFFFF" w:sz="0"/>
+              <w:bottom w:val="none" w:color="FFFFFF" w:sz="0"/>
+              <w:right w:val="none" w:color="FFFFFF" w:sz="0"/>
+            </w:tcBorders>
+            <w:tcMar>
+              <w:top w:type="dxa" w:w="60"/>
+              <w:left w:type="dxa" w:w="0"/>
+              <w:bottom w:type="dxa" w:w="60"/>
+              <w:right w:type="dxa" w:w="120"/>
+            </w:tcMar>
+          </w:tcPr>
+          <w:p>
+            <w:pPr>
+              <w:spacing w:after="0" w:before="0"/>
+            </w:pPr>
+            <w:r>
+              <w:rPr>
+                <w:rFonts w:ascii="Arial" w:cs="Arial" w:eastAsia="Arial" w:hAnsi="Arial"/>
+                <w:b/>
+                <w:bCs/>
+                <w:sz w:val="20"/>
+                <w:szCs w:val="20"/>
+              </w:rPr>
+              <w:t xml:space="preserve">[1] 2025</w:t>
+            </w:r>
+          </w:p>
+        </w:tc>
+        <w:tc>
+          <w:tcPr>
+            <w:tcW w:type="dxa" w:w="9080"/>
+            <w:tcBorders>
+              <w:top w:val="none" w:color="FFFFFF" w:sz="0"/>
+              <w:left w:val="none" w:color="FFFFFF" w:sz="0"/>
+              <w:bottom w:val="none" w:color="FFFFFF" w:sz="0"/>
+              <w:right w:val="none" w:color="FFFFFF" w:sz="0"/>
+            </w:tcBorders>
+            <w:tcMar>
+              <w:top w:type="dxa" w:w="60"/>
+              <w:left w:type="dxa" w:w="0"/>
+              <w:bottom w:type="dxa" w:w="60"/>
+              <w:right w:type="dxa" w:w="0"/>
+            </w:tcMar>
+          </w:tcPr>
+          <w:p>
+            <w:pPr>
+              <w:spacing w:after="40" w:before="0"/>
+            </w:pPr>
+            <w:r>
+              <w:rPr>
+                <w:rFonts w:ascii="Arial" w:cs="Arial" w:eastAsia="Arial" w:hAnsi="Arial"/>
+                <w:b/>
+                <w:bCs/>
+                <w:sz w:val="20"/>
+                <w:szCs w:val="20"/>
+              </w:rPr>
+              <w:t xml:space="preserve">A Framework for FAIR and CLEAR Ecological Data and Knowledge</w:t>
+            </w:r>
+          </w:p>
+          <w:p>
+            <w:pPr>
+              <w:spacing w:after="40" w:before="0"/>
+            </w:pPr>
+            <w:r>
+              <w:rPr>
+                <w:rFonts w:ascii="Arial" w:cs="Arial" w:eastAsia="Arial" w:hAnsi="Arial"/>
+                <w:sz w:val="20"/>
+                <w:szCs w:val="20"/>
+              </w:rPr>
+              <w:t xml:space="preserve">Lars Vogt, Birgitta Konig-Ries, </w:t>
+            </w:r>
+            <w:r>
+              <w:rPr>
+                <w:rFonts w:ascii="Arial" w:cs="Arial" w:eastAsia="Arial" w:hAnsi="Arial"/>
+                <w:b/>
+                <w:bCs/>
+                <w:sz w:val="20"/>
+                <w:szCs w:val="20"/>
+              </w:rPr>
+              <w:t xml:space="preserve">Tim Alamenciak</w:t>
+            </w:r>
+            <w:r>
+              <w:rPr>
+                <w:rFonts w:ascii="Arial" w:cs="Arial" w:eastAsia="Arial" w:hAnsi="Arial"/>
+                <w:sz w:val="20"/>
+                <w:szCs w:val="20"/>
+              </w:rPr>
+              <w:t xml:space="preserve">, Joshua I. Brian, Carlos Alberto Arnillas, Lotte Korell, Robert Fruehstueckl, Tina Heger</w:t>
+            </w:r>
+          </w:p>
+          <w:p>
+            <w:pPr>
+              <w:spacing w:after="0" w:before="0"/>
+            </w:pPr>
+            <w:r>
+              <w:rPr>
+                <w:rFonts w:ascii="Arial" w:cs="Arial" w:eastAsia="Arial" w:hAnsi="Arial"/>
+                <w:i/>
+                <w:iCs/>
+                <w:sz w:val="20"/>
+                <w:szCs w:val="20"/>
+              </w:rPr>
+              <w:t xml:space="preserve">arXiv</w:t>
+            </w:r>
+            <w:r>
+              <w:rPr>
+                <w:rFonts w:ascii="Arial" w:cs="Arial" w:eastAsia="Arial" w:hAnsi="Arial"/>
+                <w:sz w:val="20"/>
+                <w:szCs w:val="20"/>
+              </w:rPr>
+              <w:t xml:space="preserve">. </w:t>
+            </w:r>
+            <w:hyperlink w:history="1" r:id="rId9bz-sopaa56ylehwhudu9">
+              <w:r>
+                <w:rPr>
+                  <w:rFonts w:ascii="Arial" w:cs="Arial" w:eastAsia="Arial" w:hAnsi="Arial"/>
+                  <w:color w:val="2980B9"/>
+                  <w:sz w:val="20"/>
+                  <w:szCs w:val="20"/>
+                  <w:u w:val="single"/>
+                </w:rPr>
+                <w:t xml:space="preserve">Link</w:t>
+              </w:r>
+            </w:hyperlink>
+          </w:p>
+        </w:tc>
+      </w:tr>
+    </w:tbl>
+    <w:p>
+      <w:pPr>
+        <w:spacing w:after="100" w:before="0"/>
+      </w:pPr>
+    </w:p>
+    <w:p>
+      <w:pPr>
+        <w:pStyle w:val="Heading2"/>
+        <w:spacing w:after="80" w:before="300"/>
+      </w:pPr>
+      <w:r>
+        <w:rPr>
+          <w:rFonts w:ascii="Arial" w:cs="Arial" w:eastAsia="Arial" w:hAnsi="Arial"/>
+          <w:b/>
+          <w:bCs/>
+          <w:color w:val="1B4F72"/>
+          <w:sz w:val="26"/>
+          <w:szCs w:val="26"/>
+        </w:rPr>
         <w:t xml:space="preserve">Presentations &amp; Talks</w:t>
       </w:r>
     </w:p>
@@ -2598,7 +2724,7 @@
           <w:sz w:val="20"/>
           <w:szCs w:val="20"/>
         </w:rPr>
-        <w:t xml:space="preserve">"Three stories of restoration and conservation engagement."</w:t>
+        <w:t xml:space="preserve">"The enduring benefits of short-term conservation agreements"</w:t>
       </w:r>
       <w:r>
         <w:rPr>
@@ -2614,7 +2740,7 @@
           <w:sz w:val="20"/>
           <w:szCs w:val="20"/>
         </w:rPr>
-        <w:t xml:space="preserve"> (2025).</w:t>
+        <w:t xml:space="preserve"> (2026).</w:t>
       </w:r>
     </w:p>
     <w:p>
@@ -2634,7 +2760,7 @@
           <w:sz w:val="20"/>
           <w:szCs w:val="20"/>
         </w:rPr>
-        <w:t xml:space="preserve">"Ecolink: Towards a Knowledge Graph Schema for Complex Environmental Systems."</w:t>
+        <w:t xml:space="preserve">"Three stories of restoration and conservation engagement."</w:t>
       </w:r>
       <w:r>
         <w:rPr>
@@ -2670,7 +2796,7 @@
           <w:sz w:val="20"/>
           <w:szCs w:val="20"/>
         </w:rPr>
-        <w:t xml:space="preserve">"Mapping Evidence to Theory in Ecology."</w:t>
+        <w:t xml:space="preserve">"Toolkit for Restoration Ecology Knowledge (TReK)."</w:t>
       </w:r>
       <w:r>
         <w:rPr>
@@ -2706,7 +2832,7 @@
           <w:sz w:val="20"/>
           <w:szCs w:val="20"/>
         </w:rPr>
-        <w:t xml:space="preserve">"Toolkit for Restoration Ecology Knowledge (TReK)."</w:t>
+        <w:t xml:space="preserve">"Ecolink: Towards a Knowledge Graph Schema for Complex Environmental Systems."</w:t>
       </w:r>
       <w:r>
         <w:rPr>
@@ -2742,7 +2868,7 @@
           <w:sz w:val="20"/>
           <w:szCs w:val="20"/>
         </w:rPr>
-        <w:t xml:space="preserve">"Engaging instructors and students in transformative learning amid polycrisis."</w:t>
+        <w:t xml:space="preserve">"Mapping Evidence to Theory in Ecology."</w:t>
       </w:r>
       <w:r>
         <w:rPr>
@@ -2758,7 +2884,7 @@
           <w:sz w:val="20"/>
           <w:szCs w:val="20"/>
         </w:rPr>
-        <w:t xml:space="preserve"> (2024).</w:t>
+        <w:t xml:space="preserve"> (2025).</w:t>
       </w:r>
     </w:p>
     <w:p>
@@ -2778,7 +2904,7 @@
           <w:sz w:val="20"/>
           <w:szCs w:val="20"/>
         </w:rPr>
-        <w:t xml:space="preserve">"Lowering barriers, changing behaviours."</w:t>
+        <w:t xml:space="preserve">"How to recruit and retain more volunteers."</w:t>
       </w:r>
       <w:r>
         <w:rPr>
@@ -2814,7 +2940,7 @@
           <w:sz w:val="20"/>
           <w:szCs w:val="20"/>
         </w:rPr>
-        <w:t xml:space="preserve">"Taming Complexity in Ecology."</w:t>
+        <w:t xml:space="preserve">"Fuzzy cognitive mapping using knowledge graphs for restoration ecology."</w:t>
       </w:r>
       <w:r>
         <w:rPr>
@@ -2850,7 +2976,7 @@
           <w:sz w:val="20"/>
           <w:szCs w:val="20"/>
         </w:rPr>
-        <w:t xml:space="preserve">"Taming Complexity: AI Approaches to Knowledge Synthesis."</w:t>
+        <w:t xml:space="preserve">"Boots &amp; Suits: Mobilizing knowledge in ecosystem restoration."</w:t>
       </w:r>
       <w:r>
         <w:rPr>
@@ -2886,7 +3012,7 @@
           <w:sz w:val="20"/>
           <w:szCs w:val="20"/>
         </w:rPr>
-        <w:t xml:space="preserve">"People-powered ecosystem restoration."</w:t>
+        <w:t xml:space="preserve">"Knowledge Graphs for Land-Based Knowledges: Encoding Restoration Ecology and Environmental History."</w:t>
       </w:r>
       <w:r>
         <w:rPr>
@@ -2922,7 +3048,7 @@
           <w:sz w:val="20"/>
           <w:szCs w:val="20"/>
         </w:rPr>
-        <w:t xml:space="preserve">"Volunteer engagement in ecological restoration."</w:t>
+        <w:t xml:space="preserve">"Mapping and assessing evidence in ecological restoration."</w:t>
       </w:r>
       <w:r>
         <w:rPr>
@@ -2994,7 +3120,7 @@
           <w:sz w:val="20"/>
           <w:szCs w:val="20"/>
         </w:rPr>
-        <w:t xml:space="preserve">"Mapping and assessing evidence in ecological restoration."</w:t>
+        <w:t xml:space="preserve">"Engaging instructors and students in transformative learning amid polycrisis."</w:t>
       </w:r>
       <w:r>
         <w:rPr>
@@ -3030,7 +3156,7 @@
           <w:sz w:val="20"/>
           <w:szCs w:val="20"/>
         </w:rPr>
-        <w:t xml:space="preserve">"Knowledge Graphs for Land-Based Knowledges: Encoding Restoration Ecology and Environmental History."</w:t>
+        <w:t xml:space="preserve">"People-powered ecosystem restoration."</w:t>
       </w:r>
       <w:r>
         <w:rPr>
@@ -3066,7 +3192,7 @@
           <w:sz w:val="20"/>
           <w:szCs w:val="20"/>
         </w:rPr>
-        <w:t xml:space="preserve">"Boots &amp; Suits: Mobilizing knowledge in ecosystem restoration."</w:t>
+        <w:t xml:space="preserve">"Taming Complexity: AI Approaches to Knowledge Synthesis."</w:t>
       </w:r>
       <w:r>
         <w:rPr>
@@ -3102,7 +3228,7 @@
           <w:sz w:val="20"/>
           <w:szCs w:val="20"/>
         </w:rPr>
-        <w:t xml:space="preserve">"Fuzzy cognitive mapping using knowledge graphs for restoration ecology."</w:t>
+        <w:t xml:space="preserve">"Taming Complexity in Ecology."</w:t>
       </w:r>
       <w:r>
         <w:rPr>
@@ -3138,7 +3264,7 @@
           <w:sz w:val="20"/>
           <w:szCs w:val="20"/>
         </w:rPr>
-        <w:t xml:space="preserve">"How to recruit and retain more volunteers."</w:t>
+        <w:t xml:space="preserve">"Lowering barriers, changing behaviours."</w:t>
       </w:r>
       <w:r>
         <w:rPr>
@@ -3190,7 +3316,7 @@
           <w:sz w:val="20"/>
           <w:szCs w:val="20"/>
         </w:rPr>
-        <w:t xml:space="preserve"> (2023).</w:t>
+        <w:t xml:space="preserve"> (2024).</w:t>
       </w:r>
     </w:p>
     <w:p>
@@ -3210,7 +3336,7 @@
           <w:sz w:val="20"/>
           <w:szCs w:val="20"/>
         </w:rPr>
-        <w:t xml:space="preserve">"Ecological Restoration Research in Canada: Who, What, Where, When, Why and How?"</w:t>
+        <w:t xml:space="preserve">"Volunteer engagement in ecological restoration."</w:t>
       </w:r>
       <w:r>
         <w:rPr>
@@ -3246,7 +3372,7 @@
           <w:sz w:val="20"/>
           <w:szCs w:val="20"/>
         </w:rPr>
-        <w:t xml:space="preserve">"Comparing community-led tree planting programs."</w:t>
+        <w:t xml:space="preserve">"Ecological Restoration Research in Canada: Who, What, Where, When, Why and How?"</w:t>
       </w:r>
       <w:r>
         <w:rPr>
@@ -3262,7 +3388,7 @@
           <w:sz w:val="20"/>
           <w:szCs w:val="20"/>
         </w:rPr>
-        <w:t xml:space="preserve"> (2022).</w:t>
+        <w:t xml:space="preserve"> (2023).</w:t>
       </w:r>
     </w:p>
     <w:p>
@@ -3282,7 +3408,7 @@
           <w:sz w:val="20"/>
           <w:szCs w:val="20"/>
         </w:rPr>
-        <w:t xml:space="preserve">"Championing Change in the Field and Office."</w:t>
+        <w:t xml:space="preserve">"Advocacy 101: How to talk about climate change with politicians."</w:t>
       </w:r>
       <w:r>
         <w:rPr>
@@ -3354,7 +3480,43 @@
           <w:sz w:val="20"/>
           <w:szCs w:val="20"/>
         </w:rPr>
-        <w:t xml:space="preserve">"Advocacy 101: How to talk about climate change with politicians."</w:t>
+        <w:t xml:space="preserve">"Championing Change in the Field and Office."</w:t>
+      </w:r>
+      <w:r>
+        <w:rPr>
+          <w:rFonts w:ascii="Arial" w:cs="Arial" w:eastAsia="Arial" w:hAnsi="Arial"/>
+          <w:sz w:val="20"/>
+          <w:szCs w:val="20"/>
+        </w:rPr>
+        <w:t xml:space="preserve">. </w:t>
+      </w:r>
+      <w:r>
+        <w:rPr>
+          <w:rFonts w:ascii="Arial" w:cs="Arial" w:eastAsia="Arial" w:hAnsi="Arial"/>
+          <w:sz w:val="20"/>
+          <w:szCs w:val="20"/>
+        </w:rPr>
+        <w:t xml:space="preserve"> (2022).</w:t>
+      </w:r>
+    </w:p>
+    <w:p>
+      <w:pPr>
+        <w:pStyle w:val="ListParagraph"/>
+        <w:numPr>
+          <w:ilvl w:val="0"/>
+          <w:numId w:val="2"/>
+        </w:numPr>
+        <w:spacing w:after="60" w:before="60"/>
+      </w:pPr>
+      <w:r>
+        <w:rPr>
+          <w:rFonts w:ascii="Arial" w:cs="Arial" w:eastAsia="Arial" w:hAnsi="Arial"/>
+          <w:b/>
+          <w:bCs/>
+          <w:sz w:val="20"/>
+          <w:szCs w:val="20"/>
+        </w:rPr>
+        <w:t xml:space="preserve">"Comparing community-led tree planting programs."</w:t>
       </w:r>
       <w:r>
         <w:rPr>

--- a/docx/Alamenciak_CV.docx
+++ b/docx/Alamenciak_CV.docx
@@ -50,7 +50,7 @@
       <w:pPr>
         <w:spacing w:after="40" w:before="0"/>
       </w:pPr>
-      <w:hyperlink w:history="1" r:id="rId8xsui0mgr3-avsgye3jmo">
+      <w:hyperlink w:history="1" r:id="rIdb65pes7hlalq_kl_hnznq">
         <w:r>
           <w:rPr>
             <w:rFonts w:ascii="Arial" w:cs="Arial" w:eastAsia="Arial" w:hAnsi="Arial"/>
@@ -70,7 +70,7 @@
         </w:rPr>
         <w:t xml:space="preserve">  |  </w:t>
       </w:r>
-      <w:hyperlink w:history="1" r:id="rIdcf5kqcbdwcmuqk7pndweb">
+      <w:hyperlink w:history="1" r:id="rIdwbsbelqiskbg3489fnjtc">
         <w:r>
           <w:rPr>
             <w:rFonts w:ascii="Arial" w:cs="Arial" w:eastAsia="Arial" w:hAnsi="Arial"/>
@@ -238,7 +238,7 @@
               </w:rPr>
               <w:t xml:space="preserve">. </w:t>
             </w:r>
-            <w:hyperlink w:history="1" r:id="rIdo8zuvt_7sbgrbubipe9ro">
+            <w:hyperlink w:history="1" r:id="rIdczl9jnwai_dhvmrneonqi">
               <w:r>
                 <w:rPr>
                   <w:rFonts w:ascii="Arial" w:cs="Arial" w:eastAsia="Arial" w:hAnsi="Arial"/>
@@ -384,7 +384,7 @@
               </w:rPr>
               <w:t xml:space="preserve">. </w:t>
             </w:r>
-            <w:hyperlink w:history="1" r:id="rIdymle7my-kqh5r14kckbde">
+            <w:hyperlink w:history="1" r:id="rIdpwum9bqvtq-ai9jwxcmge">
               <w:r>
                 <w:rPr>
                   <w:rFonts w:ascii="Arial" w:cs="Arial" w:eastAsia="Arial" w:hAnsi="Arial"/>
@@ -538,7 +538,7 @@
               </w:rPr>
               <w:t xml:space="preserve">. </w:t>
             </w:r>
-            <w:hyperlink w:history="1" r:id="rIdpkaqyjycki9c7_uhkqois">
+            <w:hyperlink w:history="1" r:id="rIddiy6dzacaw-1snysn6mcu">
               <w:r>
                 <w:rPr>
                   <w:rFonts w:ascii="Arial" w:cs="Arial" w:eastAsia="Arial" w:hAnsi="Arial"/>
@@ -692,7 +692,7 @@
               </w:rPr>
               <w:t xml:space="preserve">. </w:t>
             </w:r>
-            <w:hyperlink w:history="1" r:id="rIdumaw-douht8e5yz0dqhu_">
+            <w:hyperlink w:history="1" r:id="rIdte7rii2qsasnperluatzm">
               <w:r>
                 <w:rPr>
                   <w:rFonts w:ascii="Arial" w:cs="Arial" w:eastAsia="Arial" w:hAnsi="Arial"/>
@@ -838,7 +838,7 @@
               </w:rPr>
               <w:t xml:space="preserve">. </w:t>
             </w:r>
-            <w:hyperlink w:history="1" r:id="rIdgcrjkqmfsgwrfifqa6wn0">
+            <w:hyperlink w:history="1" r:id="rId7sovmvpdeaid3ofwnvc-t">
               <w:r>
                 <w:rPr>
                   <w:rFonts w:ascii="Arial" w:cs="Arial" w:eastAsia="Arial" w:hAnsi="Arial"/>
@@ -858,7 +858,7 @@
               </w:rPr>
               <w:t xml:space="preserve"> | </w:t>
             </w:r>
-            <w:hyperlink w:history="1" r:id="rIdty_r_lp705fzf_k_-ogyf">
+            <w:hyperlink w:history="1" r:id="rIdoh0lird6ptsbk0vj2ffoq">
               <w:r>
                 <w:rPr>
                   <w:rFonts w:ascii="Arial" w:cs="Arial" w:eastAsia="Arial" w:hAnsi="Arial"/>
@@ -1004,7 +1004,7 @@
               </w:rPr>
               <w:t xml:space="preserve">. </w:t>
             </w:r>
-            <w:hyperlink w:history="1" r:id="rIdnulfp_culyoamldewxpts">
+            <w:hyperlink w:history="1" r:id="rIdpdvceldltiq_l73rmkhgr">
               <w:r>
                 <w:rPr>
                   <w:rFonts w:ascii="Arial" w:cs="Arial" w:eastAsia="Arial" w:hAnsi="Arial"/>
@@ -1024,7 +1024,7 @@
               </w:rPr>
               <w:t xml:space="preserve"> | </w:t>
             </w:r>
-            <w:hyperlink w:history="1" r:id="rIdovkandw43htrbjzwopu59">
+            <w:hyperlink w:history="1" r:id="rIdxhjsvsrbl-nzivlhvn2or">
               <w:r>
                 <w:rPr>
                   <w:rFonts w:ascii="Arial" w:cs="Arial" w:eastAsia="Arial" w:hAnsi="Arial"/>
@@ -1170,7 +1170,7 @@
               </w:rPr>
               <w:t xml:space="preserve">. </w:t>
             </w:r>
-            <w:hyperlink w:history="1" r:id="rIdsprghsw2ebl4ow88kmov5">
+            <w:hyperlink w:history="1" r:id="rIdxlmy-ecempd21-hnhtfjv">
               <w:r>
                 <w:rPr>
                   <w:rFonts w:ascii="Arial" w:cs="Arial" w:eastAsia="Arial" w:hAnsi="Arial"/>
@@ -1190,7 +1190,7 @@
               </w:rPr>
               <w:t xml:space="preserve"> | </w:t>
             </w:r>
-            <w:hyperlink w:history="1" r:id="rIda2i2uuztedkf86gnn3out">
+            <w:hyperlink w:history="1" r:id="rId25ukwnzynhizk6-x9jjt0">
               <w:r>
                 <w:rPr>
                   <w:rFonts w:ascii="Arial" w:cs="Arial" w:eastAsia="Arial" w:hAnsi="Arial"/>
@@ -1336,7 +1336,7 @@
               </w:rPr>
               <w:t xml:space="preserve">. </w:t>
             </w:r>
-            <w:hyperlink w:history="1" r:id="rIdziuget7l2buqs4pcst77l">
+            <w:hyperlink w:history="1" r:id="rIdadqae2qya4depzk8aplwe">
               <w:r>
                 <w:rPr>
                   <w:rFonts w:ascii="Arial" w:cs="Arial" w:eastAsia="Arial" w:hAnsi="Arial"/>
@@ -1356,7 +1356,7 @@
               </w:rPr>
               <w:t xml:space="preserve"> | </w:t>
             </w:r>
-            <w:hyperlink w:history="1" r:id="rIdn731s_e7ghimgq-xhso51">
+            <w:hyperlink w:history="1" r:id="rIdlvpmne6ukms7x76vazzc4">
               <w:r>
                 <w:rPr>
                   <w:rFonts w:ascii="Arial" w:cs="Arial" w:eastAsia="Arial" w:hAnsi="Arial"/>
@@ -1510,7 +1510,7 @@
               </w:rPr>
               <w:t xml:space="preserve">. </w:t>
             </w:r>
-            <w:hyperlink w:history="1" r:id="rId_ez36ndbg5k6-acxgq113">
+            <w:hyperlink w:history="1" r:id="rIdx9zjisavtpx8f369mhwg2">
               <w:r>
                 <w:rPr>
                   <w:rFonts w:ascii="Arial" w:cs="Arial" w:eastAsia="Arial" w:hAnsi="Arial"/>
@@ -1664,7 +1664,7 @@
               </w:rPr>
               <w:t xml:space="preserve">. </w:t>
             </w:r>
-            <w:hyperlink w:history="1" r:id="rIdgobjlrkndfdfdbhkhb-sv">
+            <w:hyperlink w:history="1" r:id="rId6yuaguwsle4vljr-w4x26">
               <w:r>
                 <w:rPr>
                   <w:rFonts w:ascii="Arial" w:cs="Arial" w:eastAsia="Arial" w:hAnsi="Arial"/>
@@ -2498,7 +2498,7 @@
               </w:rPr>
               <w:t xml:space="preserve">. </w:t>
             </w:r>
-            <w:hyperlink w:history="1" r:id="rIdnkivbgdat2vwoez-hb7l8">
+            <w:hyperlink w:history="1" r:id="rIdpfp9y3mphm4jkkypp7m5n">
               <w:r>
                 <w:rPr>
                   <w:rFonts w:ascii="Arial" w:cs="Arial" w:eastAsia="Arial" w:hAnsi="Arial"/>
@@ -2669,7 +2669,7 @@
               </w:rPr>
               <w:t xml:space="preserve">. </w:t>
             </w:r>
-            <w:hyperlink w:history="1" r:id="rId9bz-sopaa56ylehwhudu9">
+            <w:hyperlink w:history="1" r:id="rIdg1jiu0j95hou5zbndsgnk">
               <w:r>
                 <w:rPr>
                   <w:rFonts w:ascii="Arial" w:cs="Arial" w:eastAsia="Arial" w:hAnsi="Arial"/>

--- a/docx/Alamenciak_CV.docx
+++ b/docx/Alamenciak_CV.docx
@@ -50,7 +50,7 @@
       <w:pPr>
         <w:spacing w:after="40" w:before="0"/>
       </w:pPr>
-      <w:hyperlink w:history="1" r:id="rIdb65pes7hlalq_kl_hnznq">
+      <w:hyperlink w:history="1" r:id="rIdhqmcmbv7gborjsjauy1ua">
         <w:r>
           <w:rPr>
             <w:rFonts w:ascii="Arial" w:cs="Arial" w:eastAsia="Arial" w:hAnsi="Arial"/>
@@ -70,7 +70,7 @@
         </w:rPr>
         <w:t xml:space="preserve">  |  </w:t>
       </w:r>
-      <w:hyperlink w:history="1" r:id="rIdwbsbelqiskbg3489fnjtc">
+      <w:hyperlink w:history="1" r:id="rIdoqd_mkifnbe74hdfbg_7m">
         <w:r>
           <w:rPr>
             <w:rFonts w:ascii="Arial" w:cs="Arial" w:eastAsia="Arial" w:hAnsi="Arial"/>
@@ -238,7 +238,7 @@
               </w:rPr>
               <w:t xml:space="preserve">. </w:t>
             </w:r>
-            <w:hyperlink w:history="1" r:id="rIdczl9jnwai_dhvmrneonqi">
+            <w:hyperlink w:history="1" r:id="rIdxwqmkq5kmv9t376ro3qlk">
               <w:r>
                 <w:rPr>
                   <w:rFonts w:ascii="Arial" w:cs="Arial" w:eastAsia="Arial" w:hAnsi="Arial"/>
@@ -384,7 +384,7 @@
               </w:rPr>
               <w:t xml:space="preserve">. </w:t>
             </w:r>
-            <w:hyperlink w:history="1" r:id="rIdpwum9bqvtq-ai9jwxcmge">
+            <w:hyperlink w:history="1" r:id="rIdkxqyowo-drntbhwcbyiq6">
               <w:r>
                 <w:rPr>
                   <w:rFonts w:ascii="Arial" w:cs="Arial" w:eastAsia="Arial" w:hAnsi="Arial"/>
@@ -538,7 +538,7 @@
               </w:rPr>
               <w:t xml:space="preserve">. </w:t>
             </w:r>
-            <w:hyperlink w:history="1" r:id="rIddiy6dzacaw-1snysn6mcu">
+            <w:hyperlink w:history="1" r:id="rId1uesjkhbueakpfqfuz7-x">
               <w:r>
                 <w:rPr>
                   <w:rFonts w:ascii="Arial" w:cs="Arial" w:eastAsia="Arial" w:hAnsi="Arial"/>
@@ -692,7 +692,7 @@
               </w:rPr>
               <w:t xml:space="preserve">. </w:t>
             </w:r>
-            <w:hyperlink w:history="1" r:id="rIdte7rii2qsasnperluatzm">
+            <w:hyperlink w:history="1" r:id="rIdrqj9ehumpcsapol73ixiq">
               <w:r>
                 <w:rPr>
                   <w:rFonts w:ascii="Arial" w:cs="Arial" w:eastAsia="Arial" w:hAnsi="Arial"/>
@@ -838,7 +838,7 @@
               </w:rPr>
               <w:t xml:space="preserve">. </w:t>
             </w:r>
-            <w:hyperlink w:history="1" r:id="rId7sovmvpdeaid3ofwnvc-t">
+            <w:hyperlink w:history="1" r:id="rIdjeen47bvxgh9rjyr2d-zr">
               <w:r>
                 <w:rPr>
                   <w:rFonts w:ascii="Arial" w:cs="Arial" w:eastAsia="Arial" w:hAnsi="Arial"/>
@@ -858,7 +858,7 @@
               </w:rPr>
               <w:t xml:space="preserve"> | </w:t>
             </w:r>
-            <w:hyperlink w:history="1" r:id="rIdoh0lird6ptsbk0vj2ffoq">
+            <w:hyperlink w:history="1" r:id="rIdl8hb4hbve3vi-hykx89-p">
               <w:r>
                 <w:rPr>
                   <w:rFonts w:ascii="Arial" w:cs="Arial" w:eastAsia="Arial" w:hAnsi="Arial"/>
@@ -1004,7 +1004,7 @@
               </w:rPr>
               <w:t xml:space="preserve">. </w:t>
             </w:r>
-            <w:hyperlink w:history="1" r:id="rIdpdvceldltiq_l73rmkhgr">
+            <w:hyperlink w:history="1" r:id="rIdqlstentwl5edljf7mvqs7">
               <w:r>
                 <w:rPr>
                   <w:rFonts w:ascii="Arial" w:cs="Arial" w:eastAsia="Arial" w:hAnsi="Arial"/>
@@ -1024,7 +1024,7 @@
               </w:rPr>
               <w:t xml:space="preserve"> | </w:t>
             </w:r>
-            <w:hyperlink w:history="1" r:id="rIdxhjsvsrbl-nzivlhvn2or">
+            <w:hyperlink w:history="1" r:id="rId9qgvglts6zv4xy_pottff">
               <w:r>
                 <w:rPr>
                   <w:rFonts w:ascii="Arial" w:cs="Arial" w:eastAsia="Arial" w:hAnsi="Arial"/>
@@ -1170,7 +1170,7 @@
               </w:rPr>
               <w:t xml:space="preserve">. </w:t>
             </w:r>
-            <w:hyperlink w:history="1" r:id="rIdxlmy-ecempd21-hnhtfjv">
+            <w:hyperlink w:history="1" r:id="rIdxoqfec84s3mp51khj9puo">
               <w:r>
                 <w:rPr>
                   <w:rFonts w:ascii="Arial" w:cs="Arial" w:eastAsia="Arial" w:hAnsi="Arial"/>
@@ -1190,7 +1190,7 @@
               </w:rPr>
               <w:t xml:space="preserve"> | </w:t>
             </w:r>
-            <w:hyperlink w:history="1" r:id="rId25ukwnzynhizk6-x9jjt0">
+            <w:hyperlink w:history="1" r:id="rIdhji_fjeuqdnfw2i9qcxeq">
               <w:r>
                 <w:rPr>
                   <w:rFonts w:ascii="Arial" w:cs="Arial" w:eastAsia="Arial" w:hAnsi="Arial"/>
@@ -1336,7 +1336,7 @@
               </w:rPr>
               <w:t xml:space="preserve">. </w:t>
             </w:r>
-            <w:hyperlink w:history="1" r:id="rIdadqae2qya4depzk8aplwe">
+            <w:hyperlink w:history="1" r:id="rId4pncdmuhn0pbqrp1rvwpt">
               <w:r>
                 <w:rPr>
                   <w:rFonts w:ascii="Arial" w:cs="Arial" w:eastAsia="Arial" w:hAnsi="Arial"/>
@@ -1356,7 +1356,7 @@
               </w:rPr>
               <w:t xml:space="preserve"> | </w:t>
             </w:r>
-            <w:hyperlink w:history="1" r:id="rIdlvpmne6ukms7x76vazzc4">
+            <w:hyperlink w:history="1" r:id="rIdh3lrlacjbr3vudolh5rbb">
               <w:r>
                 <w:rPr>
                   <w:rFonts w:ascii="Arial" w:cs="Arial" w:eastAsia="Arial" w:hAnsi="Arial"/>
@@ -1510,7 +1510,7 @@
               </w:rPr>
               <w:t xml:space="preserve">. </w:t>
             </w:r>
-            <w:hyperlink w:history="1" r:id="rIdx9zjisavtpx8f369mhwg2">
+            <w:hyperlink w:history="1" r:id="rId9liily7fc0a6jhv4g5rq_">
               <w:r>
                 <w:rPr>
                   <w:rFonts w:ascii="Arial" w:cs="Arial" w:eastAsia="Arial" w:hAnsi="Arial"/>
@@ -1664,7 +1664,7 @@
               </w:rPr>
               <w:t xml:space="preserve">. </w:t>
             </w:r>
-            <w:hyperlink w:history="1" r:id="rId6yuaguwsle4vljr-w4x26">
+            <w:hyperlink w:history="1" r:id="rIdmczb3yiki46odon3dd1yz">
               <w:r>
                 <w:rPr>
                   <w:rFonts w:ascii="Arial" w:cs="Arial" w:eastAsia="Arial" w:hAnsi="Arial"/>
@@ -2498,7 +2498,7 @@
               </w:rPr>
               <w:t xml:space="preserve">. </w:t>
             </w:r>
-            <w:hyperlink w:history="1" r:id="rIdpfp9y3mphm4jkkypp7m5n">
+            <w:hyperlink w:history="1" r:id="rIdzkjeyrtj22jnhfd8a-wyy">
               <w:r>
                 <w:rPr>
                   <w:rFonts w:ascii="Arial" w:cs="Arial" w:eastAsia="Arial" w:hAnsi="Arial"/>
@@ -2669,7 +2669,7 @@
               </w:rPr>
               <w:t xml:space="preserve">. </w:t>
             </w:r>
-            <w:hyperlink w:history="1" r:id="rIdg1jiu0j95hou5zbndsgnk">
+            <w:hyperlink w:history="1" r:id="rId8tcpon5dkanogmfw2hyb2">
               <w:r>
                 <w:rPr>
                   <w:rFonts w:ascii="Arial" w:cs="Arial" w:eastAsia="Arial" w:hAnsi="Arial"/>

--- a/docx/Alamenciak_CV.docx
+++ b/docx/Alamenciak_CV.docx
@@ -50,7 +50,7 @@
       <w:pPr>
         <w:spacing w:after="40" w:before="0"/>
       </w:pPr>
-      <w:hyperlink w:history="1" r:id="rIdhqmcmbv7gborjsjauy1ua">
+      <w:hyperlink w:history="1" r:id="rId4ixje9_kunkeqrvt3nn4y">
         <w:r>
           <w:rPr>
             <w:rFonts w:ascii="Arial" w:cs="Arial" w:eastAsia="Arial" w:hAnsi="Arial"/>
@@ -70,7 +70,7 @@
         </w:rPr>
         <w:t xml:space="preserve">  |  </w:t>
       </w:r>
-      <w:hyperlink w:history="1" r:id="rIdoqd_mkifnbe74hdfbg_7m">
+      <w:hyperlink w:history="1" r:id="rIdws-kovzgy3fwjveiakwwa">
         <w:r>
           <w:rPr>
             <w:rFonts w:ascii="Arial" w:cs="Arial" w:eastAsia="Arial" w:hAnsi="Arial"/>
@@ -238,7 +238,7 @@
               </w:rPr>
               <w:t xml:space="preserve">. </w:t>
             </w:r>
-            <w:hyperlink w:history="1" r:id="rIdxwqmkq5kmv9t376ro3qlk">
+            <w:hyperlink w:history="1" r:id="rId4srtmet-0mapjoo9mq-is">
               <w:r>
                 <w:rPr>
                   <w:rFonts w:ascii="Arial" w:cs="Arial" w:eastAsia="Arial" w:hAnsi="Arial"/>
@@ -384,7 +384,7 @@
               </w:rPr>
               <w:t xml:space="preserve">. </w:t>
             </w:r>
-            <w:hyperlink w:history="1" r:id="rIdkxqyowo-drntbhwcbyiq6">
+            <w:hyperlink w:history="1" r:id="rId5e-5ejamum9y6cnvbd3ff">
               <w:r>
                 <w:rPr>
                   <w:rFonts w:ascii="Arial" w:cs="Arial" w:eastAsia="Arial" w:hAnsi="Arial"/>
@@ -538,7 +538,7 @@
               </w:rPr>
               <w:t xml:space="preserve">. </w:t>
             </w:r>
-            <w:hyperlink w:history="1" r:id="rId1uesjkhbueakpfqfuz7-x">
+            <w:hyperlink w:history="1" r:id="rId7ias3iipaeguvpmh-znhz">
               <w:r>
                 <w:rPr>
                   <w:rFonts w:ascii="Arial" w:cs="Arial" w:eastAsia="Arial" w:hAnsi="Arial"/>
@@ -692,7 +692,7 @@
               </w:rPr>
               <w:t xml:space="preserve">. </w:t>
             </w:r>
-            <w:hyperlink w:history="1" r:id="rIdrqj9ehumpcsapol73ixiq">
+            <w:hyperlink w:history="1" r:id="rIdxlhoboqjdix12z5kvsbqz">
               <w:r>
                 <w:rPr>
                   <w:rFonts w:ascii="Arial" w:cs="Arial" w:eastAsia="Arial" w:hAnsi="Arial"/>
@@ -838,7 +838,7 @@
               </w:rPr>
               <w:t xml:space="preserve">. </w:t>
             </w:r>
-            <w:hyperlink w:history="1" r:id="rIdjeen47bvxgh9rjyr2d-zr">
+            <w:hyperlink w:history="1" r:id="rId6xttkajrpgcvqzbt2baq1">
               <w:r>
                 <w:rPr>
                   <w:rFonts w:ascii="Arial" w:cs="Arial" w:eastAsia="Arial" w:hAnsi="Arial"/>
@@ -858,7 +858,7 @@
               </w:rPr>
               <w:t xml:space="preserve"> | </w:t>
             </w:r>
-            <w:hyperlink w:history="1" r:id="rIdl8hb4hbve3vi-hykx89-p">
+            <w:hyperlink w:history="1" r:id="rIdyzf3rcmxmssouyueapvqk">
               <w:r>
                 <w:rPr>
                   <w:rFonts w:ascii="Arial" w:cs="Arial" w:eastAsia="Arial" w:hAnsi="Arial"/>
@@ -1004,7 +1004,7 @@
               </w:rPr>
               <w:t xml:space="preserve">. </w:t>
             </w:r>
-            <w:hyperlink w:history="1" r:id="rIdqlstentwl5edljf7mvqs7">
+            <w:hyperlink w:history="1" r:id="rId86f5ten0bzugnhnqqe8or">
               <w:r>
                 <w:rPr>
                   <w:rFonts w:ascii="Arial" w:cs="Arial" w:eastAsia="Arial" w:hAnsi="Arial"/>
@@ -1024,7 +1024,7 @@
               </w:rPr>
               <w:t xml:space="preserve"> | </w:t>
             </w:r>
-            <w:hyperlink w:history="1" r:id="rId9qgvglts6zv4xy_pottff">
+            <w:hyperlink w:history="1" r:id="rIdsszeez6ciw3mq1ubiogyv">
               <w:r>
                 <w:rPr>
                   <w:rFonts w:ascii="Arial" w:cs="Arial" w:eastAsia="Arial" w:hAnsi="Arial"/>
@@ -1170,7 +1170,7 @@
               </w:rPr>
               <w:t xml:space="preserve">. </w:t>
             </w:r>
-            <w:hyperlink w:history="1" r:id="rIdxoqfec84s3mp51khj9puo">
+            <w:hyperlink w:history="1" r:id="rIdltuc_ya6wp3mvdzwqel18">
               <w:r>
                 <w:rPr>
                   <w:rFonts w:ascii="Arial" w:cs="Arial" w:eastAsia="Arial" w:hAnsi="Arial"/>
@@ -1190,7 +1190,7 @@
               </w:rPr>
               <w:t xml:space="preserve"> | </w:t>
             </w:r>
-            <w:hyperlink w:history="1" r:id="rIdhji_fjeuqdnfw2i9qcxeq">
+            <w:hyperlink w:history="1" r:id="rId-yfomrtzxktvypy1di6bu">
               <w:r>
                 <w:rPr>
                   <w:rFonts w:ascii="Arial" w:cs="Arial" w:eastAsia="Arial" w:hAnsi="Arial"/>
@@ -1336,7 +1336,7 @@
               </w:rPr>
               <w:t xml:space="preserve">. </w:t>
             </w:r>
-            <w:hyperlink w:history="1" r:id="rId4pncdmuhn0pbqrp1rvwpt">
+            <w:hyperlink w:history="1" r:id="rId48rxynaeralsctgsccroz">
               <w:r>
                 <w:rPr>
                   <w:rFonts w:ascii="Arial" w:cs="Arial" w:eastAsia="Arial" w:hAnsi="Arial"/>
@@ -1356,7 +1356,7 @@
               </w:rPr>
               <w:t xml:space="preserve"> | </w:t>
             </w:r>
-            <w:hyperlink w:history="1" r:id="rIdh3lrlacjbr3vudolh5rbb">
+            <w:hyperlink w:history="1" r:id="rIdx8g0exnm5q1oys3mxzdgc">
               <w:r>
                 <w:rPr>
                   <w:rFonts w:ascii="Arial" w:cs="Arial" w:eastAsia="Arial" w:hAnsi="Arial"/>
@@ -1510,7 +1510,7 @@
               </w:rPr>
               <w:t xml:space="preserve">. </w:t>
             </w:r>
-            <w:hyperlink w:history="1" r:id="rId9liily7fc0a6jhv4g5rq_">
+            <w:hyperlink w:history="1" r:id="rIdhdlxx8vcjatue4_fthlju">
               <w:r>
                 <w:rPr>
                   <w:rFonts w:ascii="Arial" w:cs="Arial" w:eastAsia="Arial" w:hAnsi="Arial"/>
@@ -1664,7 +1664,7 @@
               </w:rPr>
               <w:t xml:space="preserve">. </w:t>
             </w:r>
-            <w:hyperlink w:history="1" r:id="rIdmczb3yiki46odon3dd1yz">
+            <w:hyperlink w:history="1" r:id="rIdenb61il-jxndad9_ccwnd">
               <w:r>
                 <w:rPr>
                   <w:rFonts w:ascii="Arial" w:cs="Arial" w:eastAsia="Arial" w:hAnsi="Arial"/>
@@ -2498,7 +2498,7 @@
               </w:rPr>
               <w:t xml:space="preserve">. </w:t>
             </w:r>
-            <w:hyperlink w:history="1" r:id="rIdzkjeyrtj22jnhfd8a-wyy">
+            <w:hyperlink w:history="1" r:id="rIdzgyf41g3cwvhi01eg9uiu">
               <w:r>
                 <w:rPr>
                   <w:rFonts w:ascii="Arial" w:cs="Arial" w:eastAsia="Arial" w:hAnsi="Arial"/>
@@ -2669,7 +2669,7 @@
               </w:rPr>
               <w:t xml:space="preserve">. </w:t>
             </w:r>
-            <w:hyperlink w:history="1" r:id="rId8tcpon5dkanogmfw2hyb2">
+            <w:hyperlink w:history="1" r:id="rIdpbj4ar13dwv_lxgbqmxkp">
               <w:r>
                 <w:rPr>
                   <w:rFonts w:ascii="Arial" w:cs="Arial" w:eastAsia="Arial" w:hAnsi="Arial"/>

--- a/docx/Alamenciak_CV.docx
+++ b/docx/Alamenciak_CV.docx
@@ -50,7 +50,7 @@
       <w:pPr>
         <w:spacing w:after="40" w:before="0"/>
       </w:pPr>
-      <w:hyperlink w:history="1" r:id="rId4ixje9_kunkeqrvt3nn4y">
+      <w:hyperlink w:history="1" r:id="rIdm99ld-wykvvmcasqx0syl">
         <w:r>
           <w:rPr>
             <w:rFonts w:ascii="Arial" w:cs="Arial" w:eastAsia="Arial" w:hAnsi="Arial"/>
@@ -70,7 +70,7 @@
         </w:rPr>
         <w:t xml:space="preserve">  |  </w:t>
       </w:r>
-      <w:hyperlink w:history="1" r:id="rIdws-kovzgy3fwjveiakwwa">
+      <w:hyperlink w:history="1" r:id="rIdzjai_ifukjkurprt-sv8y">
         <w:r>
           <w:rPr>
             <w:rFonts w:ascii="Arial" w:cs="Arial" w:eastAsia="Arial" w:hAnsi="Arial"/>
@@ -238,7 +238,7 @@
               </w:rPr>
               <w:t xml:space="preserve">. </w:t>
             </w:r>
-            <w:hyperlink w:history="1" r:id="rId4srtmet-0mapjoo9mq-is">
+            <w:hyperlink w:history="1" r:id="rId-t7vmkqhahkfesr_9my8g">
               <w:r>
                 <w:rPr>
                   <w:rFonts w:ascii="Arial" w:cs="Arial" w:eastAsia="Arial" w:hAnsi="Arial"/>
@@ -384,7 +384,7 @@
               </w:rPr>
               <w:t xml:space="preserve">. </w:t>
             </w:r>
-            <w:hyperlink w:history="1" r:id="rId5e-5ejamum9y6cnvbd3ff">
+            <w:hyperlink w:history="1" r:id="rIdhxx34afh9p89pj7cxjvs1">
               <w:r>
                 <w:rPr>
                   <w:rFonts w:ascii="Arial" w:cs="Arial" w:eastAsia="Arial" w:hAnsi="Arial"/>
@@ -538,7 +538,7 @@
               </w:rPr>
               <w:t xml:space="preserve">. </w:t>
             </w:r>
-            <w:hyperlink w:history="1" r:id="rId7ias3iipaeguvpmh-znhz">
+            <w:hyperlink w:history="1" r:id="rIdkfekziqmlktgfxckychg1">
               <w:r>
                 <w:rPr>
                   <w:rFonts w:ascii="Arial" w:cs="Arial" w:eastAsia="Arial" w:hAnsi="Arial"/>
@@ -692,7 +692,7 @@
               </w:rPr>
               <w:t xml:space="preserve">. </w:t>
             </w:r>
-            <w:hyperlink w:history="1" r:id="rIdxlhoboqjdix12z5kvsbqz">
+            <w:hyperlink w:history="1" r:id="rIdih6cfpniej1lzqdnf5-l_">
               <w:r>
                 <w:rPr>
                   <w:rFonts w:ascii="Arial" w:cs="Arial" w:eastAsia="Arial" w:hAnsi="Arial"/>
@@ -838,7 +838,7 @@
               </w:rPr>
               <w:t xml:space="preserve">. </w:t>
             </w:r>
-            <w:hyperlink w:history="1" r:id="rId6xttkajrpgcvqzbt2baq1">
+            <w:hyperlink w:history="1" r:id="rIdjw1-l6-p2dwgxsasklpq2">
               <w:r>
                 <w:rPr>
                   <w:rFonts w:ascii="Arial" w:cs="Arial" w:eastAsia="Arial" w:hAnsi="Arial"/>
@@ -858,7 +858,7 @@
               </w:rPr>
               <w:t xml:space="preserve"> | </w:t>
             </w:r>
-            <w:hyperlink w:history="1" r:id="rIdyzf3rcmxmssouyueapvqk">
+            <w:hyperlink w:history="1" r:id="rIdxjwp4btis5tr8qt5e99ia">
               <w:r>
                 <w:rPr>
                   <w:rFonts w:ascii="Arial" w:cs="Arial" w:eastAsia="Arial" w:hAnsi="Arial"/>
@@ -1004,7 +1004,7 @@
               </w:rPr>
               <w:t xml:space="preserve">. </w:t>
             </w:r>
-            <w:hyperlink w:history="1" r:id="rId86f5ten0bzugnhnqqe8or">
+            <w:hyperlink w:history="1" r:id="rIdke2pirhlo7ajjtgf8fayr">
               <w:r>
                 <w:rPr>
                   <w:rFonts w:ascii="Arial" w:cs="Arial" w:eastAsia="Arial" w:hAnsi="Arial"/>
@@ -1024,7 +1024,7 @@
               </w:rPr>
               <w:t xml:space="preserve"> | </w:t>
             </w:r>
-            <w:hyperlink w:history="1" r:id="rIdsszeez6ciw3mq1ubiogyv">
+            <w:hyperlink w:history="1" r:id="rIdurzfr7x5srcwqij6bkbli">
               <w:r>
                 <w:rPr>
                   <w:rFonts w:ascii="Arial" w:cs="Arial" w:eastAsia="Arial" w:hAnsi="Arial"/>
@@ -1170,7 +1170,7 @@
               </w:rPr>
               <w:t xml:space="preserve">. </w:t>
             </w:r>
-            <w:hyperlink w:history="1" r:id="rIdltuc_ya6wp3mvdzwqel18">
+            <w:hyperlink w:history="1" r:id="rIdjzg5cyslecivjzp9jtrjc">
               <w:r>
                 <w:rPr>
                   <w:rFonts w:ascii="Arial" w:cs="Arial" w:eastAsia="Arial" w:hAnsi="Arial"/>
@@ -1190,7 +1190,7 @@
               </w:rPr>
               <w:t xml:space="preserve"> | </w:t>
             </w:r>
-            <w:hyperlink w:history="1" r:id="rId-yfomrtzxktvypy1di6bu">
+            <w:hyperlink w:history="1" r:id="rId9a6z-bic0ovcep16j-lvp">
               <w:r>
                 <w:rPr>
                   <w:rFonts w:ascii="Arial" w:cs="Arial" w:eastAsia="Arial" w:hAnsi="Arial"/>
@@ -1336,7 +1336,7 @@
               </w:rPr>
               <w:t xml:space="preserve">. </w:t>
             </w:r>
-            <w:hyperlink w:history="1" r:id="rId48rxynaeralsctgsccroz">
+            <w:hyperlink w:history="1" r:id="rIdkxjh3pngusalsci88puxz">
               <w:r>
                 <w:rPr>
                   <w:rFonts w:ascii="Arial" w:cs="Arial" w:eastAsia="Arial" w:hAnsi="Arial"/>
@@ -1356,7 +1356,7 @@
               </w:rPr>
               <w:t xml:space="preserve"> | </w:t>
             </w:r>
-            <w:hyperlink w:history="1" r:id="rIdx8g0exnm5q1oys3mxzdgc">
+            <w:hyperlink w:history="1" r:id="rIduo7neyjyfzbxqhwyruofi">
               <w:r>
                 <w:rPr>
                   <w:rFonts w:ascii="Arial" w:cs="Arial" w:eastAsia="Arial" w:hAnsi="Arial"/>
@@ -1510,7 +1510,7 @@
               </w:rPr>
               <w:t xml:space="preserve">. </w:t>
             </w:r>
-            <w:hyperlink w:history="1" r:id="rIdhdlxx8vcjatue4_fthlju">
+            <w:hyperlink w:history="1" r:id="rIdplunukw9xhmqqonersit8">
               <w:r>
                 <w:rPr>
                   <w:rFonts w:ascii="Arial" w:cs="Arial" w:eastAsia="Arial" w:hAnsi="Arial"/>
@@ -1664,7 +1664,7 @@
               </w:rPr>
               <w:t xml:space="preserve">. </w:t>
             </w:r>
-            <w:hyperlink w:history="1" r:id="rIdenb61il-jxndad9_ccwnd">
+            <w:hyperlink w:history="1" r:id="rIdeepa5dagxnobwqzkpplsd">
               <w:r>
                 <w:rPr>
                   <w:rFonts w:ascii="Arial" w:cs="Arial" w:eastAsia="Arial" w:hAnsi="Arial"/>
@@ -2498,7 +2498,7 @@
               </w:rPr>
               <w:t xml:space="preserve">. </w:t>
             </w:r>
-            <w:hyperlink w:history="1" r:id="rIdzgyf41g3cwvhi01eg9uiu">
+            <w:hyperlink w:history="1" r:id="rIdqqe2yvy_sdo2nb3byqwzz">
               <w:r>
                 <w:rPr>
                   <w:rFonts w:ascii="Arial" w:cs="Arial" w:eastAsia="Arial" w:hAnsi="Arial"/>
@@ -2669,7 +2669,7 @@
               </w:rPr>
               <w:t xml:space="preserve">. </w:t>
             </w:r>
-            <w:hyperlink w:history="1" r:id="rIdpbj4ar13dwv_lxgbqmxkp">
+            <w:hyperlink w:history="1" r:id="rIdhygutohlrdabenpgkscvk">
               <w:r>
                 <w:rPr>
                   <w:rFonts w:ascii="Arial" w:cs="Arial" w:eastAsia="Arial" w:hAnsi="Arial"/>

--- a/docx/Alamenciak_CV.docx
+++ b/docx/Alamenciak_CV.docx
@@ -50,7 +50,7 @@
       <w:pPr>
         <w:spacing w:after="40" w:before="0"/>
       </w:pPr>
-      <w:hyperlink w:history="1" r:id="rIdm99ld-wykvvmcasqx0syl">
+      <w:hyperlink w:history="1" r:id="rIdga3_vjzmlwieeak8ste2n">
         <w:r>
           <w:rPr>
             <w:rFonts w:ascii="Arial" w:cs="Arial" w:eastAsia="Arial" w:hAnsi="Arial"/>
@@ -70,7 +70,7 @@
         </w:rPr>
         <w:t xml:space="preserve">  |  </w:t>
       </w:r>
-      <w:hyperlink w:history="1" r:id="rIdzjai_ifukjkurprt-sv8y">
+      <w:hyperlink w:history="1" r:id="rIdobrge-y1qd3otsou6n8u9">
         <w:r>
           <w:rPr>
             <w:rFonts w:ascii="Arial" w:cs="Arial" w:eastAsia="Arial" w:hAnsi="Arial"/>
@@ -238,7 +238,7 @@
               </w:rPr>
               <w:t xml:space="preserve">. </w:t>
             </w:r>
-            <w:hyperlink w:history="1" r:id="rId-t7vmkqhahkfesr_9my8g">
+            <w:hyperlink w:history="1" r:id="rIdt6bpgz4w8avxvrreyctlh">
               <w:r>
                 <w:rPr>
                   <w:rFonts w:ascii="Arial" w:cs="Arial" w:eastAsia="Arial" w:hAnsi="Arial"/>
@@ -384,7 +384,7 @@
               </w:rPr>
               <w:t xml:space="preserve">. </w:t>
             </w:r>
-            <w:hyperlink w:history="1" r:id="rIdhxx34afh9p89pj7cxjvs1">
+            <w:hyperlink w:history="1" r:id="rIdxczu2siuylw6qgkc9fldw">
               <w:r>
                 <w:rPr>
                   <w:rFonts w:ascii="Arial" w:cs="Arial" w:eastAsia="Arial" w:hAnsi="Arial"/>
@@ -450,7 +450,7 @@
                 <w:sz w:val="20"/>
                 <w:szCs w:val="20"/>
               </w:rPr>
-              <w:t xml:space="preserve">[3] 2025</w:t>
+              <w:t xml:space="preserve">[3] 2026</w:t>
             </w:r>
           </w:p>
         </w:tc>
@@ -482,7 +482,7 @@
                 <w:sz w:val="20"/>
                 <w:szCs w:val="20"/>
               </w:rPr>
-              <w:t xml:space="preserve">Increasing the credibility of conservation plans through citizen science</w:t>
+              <w:t xml:space="preserve">Supporting frontline workers in the biodiversity crisis by empowering and enabling practitioners to embrace conservation evidence</w:t>
             </w:r>
           </w:p>
           <w:p>
@@ -495,7 +495,7 @@
                 <w:sz w:val="20"/>
                 <w:szCs w:val="20"/>
               </w:rPr>
-              <w:t xml:space="preserve">Jeffrey O. Hanson, Jenny L. McCune, </w:t>
+              <w:t xml:space="preserve">Steven J. Cooke, Kevin A. Adeli, Trina Rytwinski, Andrew N. Kadykalo, Jennifer Provencher, Vivian Nguyen, Joseph Bennett, Christina Davy, Rachel Buxton, Dalal Hanna, Jesse C. Vermaire, Sean Landsman, Nathan Young, Graeme Auld, Danika Littlechild, Jennifer M. Holzer, Meagan Harper, Andrew Howarth, </w:t>
             </w:r>
             <w:r>
               <w:rPr>
@@ -513,7 +513,7 @@
                 <w:sz w:val="20"/>
                 <w:szCs w:val="20"/>
               </w:rPr>
-              <w:t xml:space="preserve">, Joseph R. Bennett</w:t>
+              <w:t xml:space="preserve">, Lauren Lawson, Jayme Lewthwaite, Erin E. Stukenholtz, Paul A. Smith, Ilona Naujokaitis-Lewis, Josie Hughes, Barbara Frei, Amanda Martin, Amie Black, Richard Pither, Douglas MacNearney, Kristen Lalla, Carmen Galan-Acedo and Christopher Cvitanovic</w:t>
             </w:r>
           </w:p>
           <w:p>
@@ -528,7 +528,7 @@
                 <w:sz w:val="20"/>
                 <w:szCs w:val="20"/>
               </w:rPr>
-              <w:t xml:space="preserve">Biological Conservation</w:t>
+              <w:t xml:space="preserve">Socio-Ecological Practice Research</w:t>
             </w:r>
             <w:r>
               <w:rPr>
@@ -538,7 +538,7 @@
               </w:rPr>
               <w:t xml:space="preserve">. </w:t>
             </w:r>
-            <w:hyperlink w:history="1" r:id="rIdkfekziqmlktgfxckychg1">
+            <w:hyperlink w:history="1" r:id="rIdx-36bpqvfppqgzacyhxqa">
               <w:r>
                 <w:rPr>
                   <w:rFonts w:ascii="Arial" w:cs="Arial" w:eastAsia="Arial" w:hAnsi="Arial"/>
@@ -636,7 +636,7 @@
                 <w:sz w:val="20"/>
                 <w:szCs w:val="20"/>
               </w:rPr>
-              <w:t xml:space="preserve">Parallels between biological invasions and human migration are flawed and undermine both disciplines. Response to Ahmed et al</w:t>
+              <w:t xml:space="preserve">Increasing the credibility of conservation plans through citizen science</w:t>
             </w:r>
           </w:p>
           <w:p>
@@ -649,7 +649,7 @@
                 <w:sz w:val="20"/>
                 <w:szCs w:val="20"/>
               </w:rPr>
-              <w:t xml:space="preserve">Josie South, Roxana Barbulescu, Rafael L. Macedo, Camille L. Musseau, Simone Guareschi, </w:t>
+              <w:t xml:space="preserve">Jeffrey O. Hanson, Jenny L. McCune, </w:t>
             </w:r>
             <w:r>
               <w:rPr>
@@ -667,7 +667,7 @@
                 <w:sz w:val="20"/>
                 <w:szCs w:val="20"/>
               </w:rPr>
-              <w:t xml:space="preserve">, et al.</w:t>
+              <w:t xml:space="preserve">, Joseph R. Bennett</w:t>
             </w:r>
           </w:p>
           <w:p>
@@ -682,7 +682,7 @@
                 <w:sz w:val="20"/>
                 <w:szCs w:val="20"/>
               </w:rPr>
-              <w:t xml:space="preserve">BioScience</w:t>
+              <w:t xml:space="preserve">Biological Conservation</w:t>
             </w:r>
             <w:r>
               <w:rPr>
@@ -692,7 +692,7 @@
               </w:rPr>
               <w:t xml:space="preserve">. </w:t>
             </w:r>
-            <w:hyperlink w:history="1" r:id="rIdih6cfpniej1lzqdnf5-l_">
+            <w:hyperlink w:history="1" r:id="rIdi1mfsqqrd98qv6suu9qev">
               <w:r>
                 <w:rPr>
                   <w:rFonts w:ascii="Arial" w:cs="Arial" w:eastAsia="Arial" w:hAnsi="Arial"/>
@@ -790,7 +790,7 @@
                 <w:sz w:val="20"/>
                 <w:szCs w:val="20"/>
               </w:rPr>
-              <w:t xml:space="preserve">Dimensions of Effective Volunteer Restoration Techniques in North America</w:t>
+              <w:t xml:space="preserve">Parallels between biological invasions and human migration are flawed and undermine both disciplines. Response to Ahmed et al</w:t>
             </w:r>
           </w:p>
           <w:p>
@@ -800,6 +800,14 @@
             <w:r>
               <w:rPr>
                 <w:rFonts w:ascii="Arial" w:cs="Arial" w:eastAsia="Arial" w:hAnsi="Arial"/>
+                <w:sz w:val="20"/>
+                <w:szCs w:val="20"/>
+              </w:rPr>
+              <w:t xml:space="preserve">Josie South, Roxana Barbulescu, Rafael L. Macedo, Camille L. Musseau, Simone Guareschi, </w:t>
+            </w:r>
+            <w:r>
+              <w:rPr>
+                <w:rFonts w:ascii="Arial" w:cs="Arial" w:eastAsia="Arial" w:hAnsi="Arial"/>
                 <w:b/>
                 <w:bCs/>
                 <w:sz w:val="20"/>
@@ -813,7 +821,7 @@
                 <w:sz w:val="20"/>
                 <w:szCs w:val="20"/>
               </w:rPr>
-              <w:t xml:space="preserve">, Elise Gornish, Stephen D. Murphy</w:t>
+              <w:t xml:space="preserve">, et al.</w:t>
             </w:r>
           </w:p>
           <w:p>
@@ -828,7 +836,7 @@
                 <w:sz w:val="20"/>
                 <w:szCs w:val="20"/>
               </w:rPr>
-              <w:t xml:space="preserve">Restoration Ecology</w:t>
+              <w:t xml:space="preserve">BioScience</w:t>
             </w:r>
             <w:r>
               <w:rPr>
@@ -838,7 +846,7 @@
               </w:rPr>
               <w:t xml:space="preserve">. </w:t>
             </w:r>
-            <w:hyperlink w:history="1" r:id="rIdjw1-l6-p2dwgxsasklpq2">
+            <w:hyperlink w:history="1" r:id="rIdoau1lvt-60owdwat9oghi">
               <w:r>
                 <w:rPr>
                   <w:rFonts w:ascii="Arial" w:cs="Arial" w:eastAsia="Arial" w:hAnsi="Arial"/>
@@ -848,26 +856,6 @@
                   <w:u w:val="single"/>
                 </w:rPr>
                 <w:t xml:space="preserve">Link</w:t>
-              </w:r>
-            </w:hyperlink>
-            <w:r>
-              <w:rPr>
-                <w:rFonts w:ascii="Arial" w:cs="Arial" w:eastAsia="Arial" w:hAnsi="Arial"/>
-                <w:sz w:val="20"/>
-                <w:szCs w:val="20"/>
-              </w:rPr>
-              <w:t xml:space="preserve"> | </w:t>
-            </w:r>
-            <w:hyperlink w:history="1" r:id="rIdxjwp4btis5tr8qt5e99ia">
-              <w:r>
-                <w:rPr>
-                  <w:rFonts w:ascii="Arial" w:cs="Arial" w:eastAsia="Arial" w:hAnsi="Arial"/>
-                  <w:color w:val="2980B9"/>
-                  <w:sz w:val="20"/>
-                  <w:szCs w:val="20"/>
-                  <w:u w:val="single"/>
-                </w:rPr>
-                <w:t xml:space="preserve">Audio</w:t>
               </w:r>
             </w:hyperlink>
           </w:p>
@@ -924,7 +912,7 @@
                 <w:sz w:val="20"/>
                 <w:szCs w:val="20"/>
               </w:rPr>
-              <w:t xml:space="preserve">[6] 2024</w:t>
+              <w:t xml:space="preserve">[6] 2025</w:t>
             </w:r>
           </w:p>
         </w:tc>
@@ -956,7 +944,7 @@
                 <w:sz w:val="20"/>
                 <w:szCs w:val="20"/>
               </w:rPr>
-              <w:t xml:space="preserve">What makes a convivial community tool? Investigating grassroots ecological restoration</w:t>
+              <w:t xml:space="preserve">Dimensions of Effective Volunteer Restoration Techniques in North America</w:t>
             </w:r>
           </w:p>
           <w:p>
@@ -979,7 +967,7 @@
                 <w:sz w:val="20"/>
                 <w:szCs w:val="20"/>
               </w:rPr>
-              <w:t xml:space="preserve">, Stephen D. Murphy</w:t>
+              <w:t xml:space="preserve">, Elise Gornish, Stephen D. Murphy</w:t>
             </w:r>
           </w:p>
           <w:p>
@@ -994,7 +982,7 @@
                 <w:sz w:val="20"/>
                 <w:szCs w:val="20"/>
               </w:rPr>
-              <w:t xml:space="preserve">Ecology &amp; Society</w:t>
+              <w:t xml:space="preserve">Restoration Ecology</w:t>
             </w:r>
             <w:r>
               <w:rPr>
@@ -1004,7 +992,7 @@
               </w:rPr>
               <w:t xml:space="preserve">. </w:t>
             </w:r>
-            <w:hyperlink w:history="1" r:id="rIdke2pirhlo7ajjtgf8fayr">
+            <w:hyperlink w:history="1" r:id="rId_mxrzxtfga_mdygy5_cf9">
               <w:r>
                 <w:rPr>
                   <w:rFonts w:ascii="Arial" w:cs="Arial" w:eastAsia="Arial" w:hAnsi="Arial"/>
@@ -1024,7 +1012,7 @@
               </w:rPr>
               <w:t xml:space="preserve"> | </w:t>
             </w:r>
-            <w:hyperlink w:history="1" r:id="rIdurzfr7x5srcwqij6bkbli">
+            <w:hyperlink w:history="1" r:id="rId3efmqphox_nr6gpplz6an">
               <w:r>
                 <w:rPr>
                   <w:rFonts w:ascii="Arial" w:cs="Arial" w:eastAsia="Arial" w:hAnsi="Arial"/>
@@ -1122,7 +1110,7 @@
                 <w:sz w:val="20"/>
                 <w:szCs w:val="20"/>
               </w:rPr>
-              <w:t xml:space="preserve">Motivations for Volunteers to Participate in Ecological Restoration: A Systematic Map</w:t>
+              <w:t xml:space="preserve">What makes a convivial community tool? Investigating grassroots ecological restoration</w:t>
             </w:r>
           </w:p>
           <w:p>
@@ -1160,7 +1148,7 @@
                 <w:sz w:val="20"/>
                 <w:szCs w:val="20"/>
               </w:rPr>
-              <w:t xml:space="preserve">Restoration Ecology</w:t>
+              <w:t xml:space="preserve">Ecology &amp; Society</w:t>
             </w:r>
             <w:r>
               <w:rPr>
@@ -1170,7 +1158,7 @@
               </w:rPr>
               <w:t xml:space="preserve">. </w:t>
             </w:r>
-            <w:hyperlink w:history="1" r:id="rIdjzg5cyslecivjzp9jtrjc">
+            <w:hyperlink w:history="1" r:id="rIdo2ay5eybyzf8iwxyalfyg">
               <w:r>
                 <w:rPr>
                   <w:rFonts w:ascii="Arial" w:cs="Arial" w:eastAsia="Arial" w:hAnsi="Arial"/>
@@ -1190,7 +1178,7 @@
               </w:rPr>
               <w:t xml:space="preserve"> | </w:t>
             </w:r>
-            <w:hyperlink w:history="1" r:id="rId9a6z-bic0ovcep16j-lvp">
+            <w:hyperlink w:history="1" r:id="rIdooiocotod9qyurgztryga">
               <w:r>
                 <w:rPr>
                   <w:rFonts w:ascii="Arial" w:cs="Arial" w:eastAsia="Arial" w:hAnsi="Arial"/>
@@ -1256,7 +1244,7 @@
                 <w:sz w:val="20"/>
                 <w:szCs w:val="20"/>
               </w:rPr>
-              <w:t xml:space="preserve">[8] 2023</w:t>
+              <w:t xml:space="preserve">[8] 2024</w:t>
             </w:r>
           </w:p>
         </w:tc>
@@ -1288,7 +1276,7 @@
                 <w:sz w:val="20"/>
                 <w:szCs w:val="20"/>
               </w:rPr>
-              <w:t xml:space="preserve">Ecological Restoration Research in Canada: Who, What, Where, When, Why, and How?</w:t>
+              <w:t xml:space="preserve">Motivations for Volunteers to Participate in Ecological Restoration: A Systematic Map</w:t>
             </w:r>
           </w:p>
           <w:p>
@@ -1311,7 +1299,7 @@
                 <w:sz w:val="20"/>
                 <w:szCs w:val="20"/>
               </w:rPr>
-              <w:t xml:space="preserve">, Dorian Pomezanski, Nancy Shackelford, Stephen D. Murphy, Steven J. Cooke, Line Rochefort, Sonia Voicescu, Eric Higgs</w:t>
+              <w:t xml:space="preserve">, Stephen D. Murphy</w:t>
             </w:r>
           </w:p>
           <w:p>
@@ -1326,7 +1314,7 @@
                 <w:sz w:val="20"/>
                 <w:szCs w:val="20"/>
               </w:rPr>
-              <w:t xml:space="preserve">FACETS</w:t>
+              <w:t xml:space="preserve">Restoration Ecology</w:t>
             </w:r>
             <w:r>
               <w:rPr>
@@ -1336,7 +1324,7 @@
               </w:rPr>
               <w:t xml:space="preserve">. </w:t>
             </w:r>
-            <w:hyperlink w:history="1" r:id="rIdkxjh3pngusalsci88puxz">
+            <w:hyperlink w:history="1" r:id="rIddoewh6jbfx9cd4lwn4umj">
               <w:r>
                 <w:rPr>
                   <w:rFonts w:ascii="Arial" w:cs="Arial" w:eastAsia="Arial" w:hAnsi="Arial"/>
@@ -1356,7 +1344,7 @@
               </w:rPr>
               <w:t xml:space="preserve"> | </w:t>
             </w:r>
-            <w:hyperlink w:history="1" r:id="rIduo7neyjyfzbxqhwyruofi">
+            <w:hyperlink w:history="1" r:id="rIdup1yn11wg6ytilydeanmr">
               <w:r>
                 <w:rPr>
                   <w:rFonts w:ascii="Arial" w:cs="Arial" w:eastAsia="Arial" w:hAnsi="Arial"/>
@@ -1422,7 +1410,7 @@
                 <w:sz w:val="20"/>
                 <w:szCs w:val="20"/>
               </w:rPr>
-              <w:t xml:space="preserve">[9] 2022</w:t>
+              <w:t xml:space="preserve">[9] 2023</w:t>
             </w:r>
           </w:p>
         </w:tc>
@@ -1454,7 +1442,7 @@
                 <w:sz w:val="20"/>
                 <w:szCs w:val="20"/>
               </w:rPr>
-              <w:t xml:space="preserve">Creating Testable Questions in Practical Conservation</w:t>
+              <w:t xml:space="preserve">Ecological Restoration Research in Canada: Who, What, Where, When, Why, and How?</w:t>
             </w:r>
           </w:p>
           <w:p>
@@ -1464,14 +1452,6 @@
             <w:r>
               <w:rPr>
                 <w:rFonts w:ascii="Arial" w:cs="Arial" w:eastAsia="Arial" w:hAnsi="Arial"/>
-                <w:sz w:val="20"/>
-                <w:szCs w:val="20"/>
-              </w:rPr>
-              <w:t xml:space="preserve">William J. Sutherland, Jake M. Robinson, David C. Aldridge, </w:t>
-            </w:r>
-            <w:r>
-              <w:rPr>
-                <w:rFonts w:ascii="Arial" w:cs="Arial" w:eastAsia="Arial" w:hAnsi="Arial"/>
                 <w:b/>
                 <w:bCs/>
                 <w:sz w:val="20"/>
@@ -1485,7 +1465,7 @@
                 <w:sz w:val="20"/>
                 <w:szCs w:val="20"/>
               </w:rPr>
-              <w:t xml:space="preserve">, Matthew Armes, Nina Baranduin, Andrew J. Bladon, et al.</w:t>
+              <w:t xml:space="preserve">, Dorian Pomezanski, Nancy Shackelford, Stephen D. Murphy, Steven J. Cooke, Line Rochefort, Sonia Voicescu, Eric Higgs</w:t>
             </w:r>
           </w:p>
           <w:p>
@@ -1500,7 +1480,7 @@
                 <w:sz w:val="20"/>
                 <w:szCs w:val="20"/>
               </w:rPr>
-              <w:t xml:space="preserve">Conservation Evidence Journal</w:t>
+              <w:t xml:space="preserve">FACETS</w:t>
             </w:r>
             <w:r>
               <w:rPr>
@@ -1510,7 +1490,7 @@
               </w:rPr>
               <w:t xml:space="preserve">. </w:t>
             </w:r>
-            <w:hyperlink w:history="1" r:id="rIdplunukw9xhmqqonersit8">
+            <w:hyperlink w:history="1" r:id="rId6b4lomeaaxuiiacm6olez">
               <w:r>
                 <w:rPr>
                   <w:rFonts w:ascii="Arial" w:cs="Arial" w:eastAsia="Arial" w:hAnsi="Arial"/>
@@ -1520,6 +1500,26 @@
                   <w:u w:val="single"/>
                 </w:rPr>
                 <w:t xml:space="preserve">Link</w:t>
+              </w:r>
+            </w:hyperlink>
+            <w:r>
+              <w:rPr>
+                <w:rFonts w:ascii="Arial" w:cs="Arial" w:eastAsia="Arial" w:hAnsi="Arial"/>
+                <w:sz w:val="20"/>
+                <w:szCs w:val="20"/>
+              </w:rPr>
+              <w:t xml:space="preserve"> | </w:t>
+            </w:r>
+            <w:hyperlink w:history="1" r:id="rIdib1ysxgdpdjsdqpvqply1">
+              <w:r>
+                <w:rPr>
+                  <w:rFonts w:ascii="Arial" w:cs="Arial" w:eastAsia="Arial" w:hAnsi="Arial"/>
+                  <w:color w:val="2980B9"/>
+                  <w:sz w:val="20"/>
+                  <w:szCs w:val="20"/>
+                  <w:u w:val="single"/>
+                </w:rPr>
+                <w:t xml:space="preserve">Audio</w:t>
               </w:r>
             </w:hyperlink>
           </w:p>
@@ -1576,7 +1576,7 @@
                 <w:sz w:val="20"/>
                 <w:szCs w:val="20"/>
               </w:rPr>
-              <w:t xml:space="preserve">[10] 2020</w:t>
+              <w:t xml:space="preserve">[10] 2022</w:t>
             </w:r>
           </w:p>
         </w:tc>
@@ -1608,7 +1608,7 @@
                 <w:sz w:val="20"/>
                 <w:szCs w:val="20"/>
               </w:rPr>
-              <w:t xml:space="preserve">What Will a PhD Look Like in the Future?</w:t>
+              <w:t xml:space="preserve">Creating Testable Questions in Practical Conservation</w:t>
             </w:r>
           </w:p>
           <w:p>
@@ -1621,7 +1621,7 @@
                 <w:sz w:val="20"/>
                 <w:szCs w:val="20"/>
               </w:rPr>
-              <w:t xml:space="preserve">Anita Lazurko, </w:t>
+              <w:t xml:space="preserve">William J. Sutherland, Jake M. Robinson, David C. Aldridge, </w:t>
             </w:r>
             <w:r>
               <w:rPr>
@@ -1639,7 +1639,7 @@
                 <w:sz w:val="20"/>
                 <w:szCs w:val="20"/>
               </w:rPr>
-              <w:t xml:space="preserve">, Lowine Stella Hill, Ella-Kari Muhl, Augustine Kwame Osei, Dorian Pomezanski, Kyle Schang, Dilruba Fatima Sharmin</w:t>
+              <w:t xml:space="preserve">, Matthew Armes, Nina Baranduin, Andrew J. Bladon, et al.</w:t>
             </w:r>
           </w:p>
           <w:p>
@@ -1654,7 +1654,7 @@
                 <w:sz w:val="20"/>
                 <w:szCs w:val="20"/>
               </w:rPr>
-              <w:t xml:space="preserve">World Futures Review</w:t>
+              <w:t xml:space="preserve">Conservation Evidence Journal</w:t>
             </w:r>
             <w:r>
               <w:rPr>
@@ -1664,7 +1664,7 @@
               </w:rPr>
               <w:t xml:space="preserve">. </w:t>
             </w:r>
-            <w:hyperlink w:history="1" r:id="rIdeepa5dagxnobwqzkpplsd">
+            <w:hyperlink w:history="1" r:id="rIdjsgs9-wvq8zdhxfp7n73d">
               <w:r>
                 <w:rPr>
                   <w:rFonts w:ascii="Arial" w:cs="Arial" w:eastAsia="Arial" w:hAnsi="Arial"/>
@@ -1684,23 +1684,6 @@
       <w:pPr>
         <w:spacing w:after="100" w:before="0"/>
       </w:pPr>
-    </w:p>
-    <w:p>
-      <w:pPr>
-        <w:pStyle w:val="Heading2"/>
-        <w:spacing w:after="80" w:before="300"/>
-      </w:pPr>
-      <w:r>
-        <w:rPr>
-          <w:rFonts w:ascii="Arial" w:cs="Arial" w:eastAsia="Arial" w:hAnsi="Arial"/>
-          <w:b/>
-          <w:bCs/>
-          <w:color w:val="1B4F72"/>
-          <w:sz w:val="26"/>
-          <w:szCs w:val="26"/>
-        </w:rPr>
-        <w:t xml:space="preserve">Peer-Reviewed Publications in Progress</w:t>
-      </w:r>
     </w:p>
     <w:tbl>
       <w:tblPr>
@@ -1747,7 +1730,7 @@
                 <w:sz w:val="20"/>
                 <w:szCs w:val="20"/>
               </w:rPr>
-              <w:t xml:space="preserve">[1] 2026</w:t>
+              <w:t xml:space="preserve">[11] 2020</w:t>
             </w:r>
           </w:p>
         </w:tc>
@@ -1779,7 +1762,7 @@
                 <w:sz w:val="20"/>
                 <w:szCs w:val="20"/>
               </w:rPr>
-              <w:t xml:space="preserve">Data, politics, and funding cause uncertainty for conservation practitioners</w:t>
+              <w:t xml:space="preserve">What Will a PhD Look Like in the Future?</w:t>
             </w:r>
           </w:p>
           <w:p>
@@ -1792,7 +1775,7 @@
                 <w:sz w:val="20"/>
                 <w:szCs w:val="20"/>
               </w:rPr>
-              <w:t xml:space="preserve">Courtney D. Robichaud, Christine Beaudoin, </w:t>
+              <w:t xml:space="preserve">Anita Lazurko, </w:t>
             </w:r>
             <w:r>
               <w:rPr>
@@ -1810,7 +1793,7 @@
                 <w:sz w:val="20"/>
                 <w:szCs w:val="20"/>
               </w:rPr>
-              <w:t xml:space="preserve">, Jaimie Vincent, Steven J. Cooke, Vivian M. Nguyen, Richard Schuster, Nathan Young, Joseph R. Bennett</w:t>
+              <w:t xml:space="preserve">, Lowine Stella Hill, Ella-Kari Muhl, Augustine Kwame Osei, Dorian Pomezanski, Kyle Schang, Dilruba Fatima Sharmin</w:t>
             </w:r>
           </w:p>
           <w:p>
@@ -1825,8 +1808,28 @@
                 <w:sz w:val="20"/>
                 <w:szCs w:val="20"/>
               </w:rPr>
-              <w:t xml:space="preserve">Conservation Science and Practice</w:t>
-            </w:r>
+              <w:t xml:space="preserve">World Futures Review</w:t>
+            </w:r>
+            <w:r>
+              <w:rPr>
+                <w:rFonts w:ascii="Arial" w:cs="Arial" w:eastAsia="Arial" w:hAnsi="Arial"/>
+                <w:sz w:val="20"/>
+                <w:szCs w:val="20"/>
+              </w:rPr>
+              <w:t xml:space="preserve">. </w:t>
+            </w:r>
+            <w:hyperlink w:history="1" r:id="rIdryw_w_ibdfwlhwctdpmk4">
+              <w:r>
+                <w:rPr>
+                  <w:rFonts w:ascii="Arial" w:cs="Arial" w:eastAsia="Arial" w:hAnsi="Arial"/>
+                  <w:color w:val="2980B9"/>
+                  <w:sz w:val="20"/>
+                  <w:szCs w:val="20"/>
+                  <w:u w:val="single"/>
+                </w:rPr>
+                <w:t xml:space="preserve">Link</w:t>
+              </w:r>
+            </w:hyperlink>
           </w:p>
         </w:tc>
       </w:tr>
@@ -1835,6 +1838,23 @@
       <w:pPr>
         <w:spacing w:after="100" w:before="0"/>
       </w:pPr>
+    </w:p>
+    <w:p>
+      <w:pPr>
+        <w:pStyle w:val="Heading2"/>
+        <w:spacing w:after="80" w:before="300"/>
+      </w:pPr>
+      <w:r>
+        <w:rPr>
+          <w:rFonts w:ascii="Arial" w:cs="Arial" w:eastAsia="Arial" w:hAnsi="Arial"/>
+          <w:b/>
+          <w:bCs/>
+          <w:color w:val="1B4F72"/>
+          <w:sz w:val="26"/>
+          <w:szCs w:val="26"/>
+        </w:rPr>
+        <w:t xml:space="preserve">Peer-Reviewed Publications in Progress</w:t>
+      </w:r>
     </w:p>
     <w:tbl>
       <w:tblPr>
@@ -1881,7 +1901,7 @@
                 <w:sz w:val="20"/>
                 <w:szCs w:val="20"/>
               </w:rPr>
-              <w:t xml:space="preserve">[2] 2026</w:t>
+              <w:t xml:space="preserve">[1] 2026</w:t>
             </w:r>
           </w:p>
         </w:tc>
@@ -1913,7 +1933,7 @@
                 <w:sz w:val="20"/>
                 <w:szCs w:val="20"/>
               </w:rPr>
-              <w:t xml:space="preserve">Machines in the loop: Challenges and opportunities for environmental evidence synthesis research in the artificial intelligence era</w:t>
+              <w:t xml:space="preserve">Data, politics, and funding cause uncertainty for conservation practitioners</w:t>
             </w:r>
           </w:p>
           <w:p>
@@ -1923,6 +1943,14 @@
             <w:r>
               <w:rPr>
                 <w:rFonts w:ascii="Arial" w:cs="Arial" w:eastAsia="Arial" w:hAnsi="Arial"/>
+                <w:sz w:val="20"/>
+                <w:szCs w:val="20"/>
+              </w:rPr>
+              <w:t xml:space="preserve">Courtney D. Robichaud, Christine Beaudoin, </w:t>
+            </w:r>
+            <w:r>
+              <w:rPr>
+                <w:rFonts w:ascii="Arial" w:cs="Arial" w:eastAsia="Arial" w:hAnsi="Arial"/>
                 <w:b/>
                 <w:bCs/>
                 <w:sz w:val="20"/>
@@ -1936,7 +1964,7 @@
                 <w:sz w:val="20"/>
                 <w:szCs w:val="20"/>
               </w:rPr>
-              <w:t xml:space="preserve">, Amy Bachhuber, Joseph R. Bennett, Steven J. Cooke, Kian L. Drew, Daniel Dylewsky, Emily McKnight, Pat Moore, Ana Hernandez Martinez De La Riva, Bronwyn Rayfield</w:t>
+              <w:t xml:space="preserve">, Jaimie Vincent, Steven J. Cooke, Vivian M. Nguyen, Richard Schuster, Nathan Young, Joseph R. Bennett</w:t>
             </w:r>
           </w:p>
           <w:p>
@@ -1951,7 +1979,7 @@
                 <w:sz w:val="20"/>
                 <w:szCs w:val="20"/>
               </w:rPr>
-              <w:t xml:space="preserve">FACETS</w:t>
+              <w:t xml:space="preserve">Conservation Science and Practice</w:t>
             </w:r>
           </w:p>
         </w:tc>
@@ -2007,7 +2035,7 @@
                 <w:sz w:val="20"/>
                 <w:szCs w:val="20"/>
               </w:rPr>
-              <w:t xml:space="preserve">[3] 2026</w:t>
+              <w:t xml:space="preserve">[2] 2026</w:t>
             </w:r>
           </w:p>
         </w:tc>
@@ -2039,7 +2067,7 @@
                 <w:sz w:val="20"/>
                 <w:szCs w:val="20"/>
               </w:rPr>
-              <w:t xml:space="preserve">Operationalizing the CARE principles in evidence synthesis for ecology and conservation</w:t>
+              <w:t xml:space="preserve">Machines in the loop: Challenges and opportunities for environmental evidence synthesis research in the artificial intelligence era</w:t>
             </w:r>
           </w:p>
           <w:p>
@@ -2049,14 +2077,6 @@
             <w:r>
               <w:rPr>
                 <w:rFonts w:ascii="Arial" w:cs="Arial" w:eastAsia="Arial" w:hAnsi="Arial"/>
-                <w:sz w:val="20"/>
-                <w:szCs w:val="20"/>
-              </w:rPr>
-              <w:t xml:space="preserve">Federica Bocchi, Aline Potiron, Eleonore Slabbert, </w:t>
-            </w:r>
-            <w:r>
-              <w:rPr>
-                <w:rFonts w:ascii="Arial" w:cs="Arial" w:eastAsia="Arial" w:hAnsi="Arial"/>
                 <w:b/>
                 <w:bCs/>
                 <w:sz w:val="20"/>
@@ -2070,7 +2090,7 @@
                 <w:sz w:val="20"/>
                 <w:szCs w:val="20"/>
               </w:rPr>
-              <w:t xml:space="preserve">, Anika Grose, Birgitta Konig-Ries, Lotte Korell, Carlos Santana, Tina Heger</w:t>
+              <w:t xml:space="preserve">, Amy Bachhuber, Joseph R. Bennett, Steven J. Cooke, Kian L. Drew, Daniel Dylewsky, Emily McKnight, Pat Moore, Ana Hernandez Martinez De La Riva, Bronwyn Rayfield</w:t>
             </w:r>
           </w:p>
           <w:p>
@@ -2085,7 +2105,7 @@
                 <w:sz w:val="20"/>
                 <w:szCs w:val="20"/>
               </w:rPr>
-              <w:t xml:space="preserve">Nature Communications</w:t>
+              <w:t xml:space="preserve">FACETS</w:t>
             </w:r>
           </w:p>
         </w:tc>
@@ -2141,7 +2161,7 @@
                 <w:sz w:val="20"/>
                 <w:szCs w:val="20"/>
               </w:rPr>
-              <w:t xml:space="preserve">[4] 2026</w:t>
+              <w:t xml:space="preserve">[3] 2026</w:t>
             </w:r>
           </w:p>
         </w:tc>
@@ -2173,7 +2193,7 @@
                 <w:sz w:val="20"/>
                 <w:szCs w:val="20"/>
               </w:rPr>
-              <w:t xml:space="preserve">Which Aspects of Restoration Project Organization Affect Volunteer Engagement in Community-Based Initiatives?</w:t>
+              <w:t xml:space="preserve">Operationalizing the CARE principles in evidence synthesis for ecology and conservation</w:t>
             </w:r>
           </w:p>
           <w:p>
@@ -2183,6 +2203,14 @@
             <w:r>
               <w:rPr>
                 <w:rFonts w:ascii="Arial" w:cs="Arial" w:eastAsia="Arial" w:hAnsi="Arial"/>
+                <w:sz w:val="20"/>
+                <w:szCs w:val="20"/>
+              </w:rPr>
+              <w:t xml:space="preserve">Federica Bocchi, Aline Potiron, Eleonore Slabbert, </w:t>
+            </w:r>
+            <w:r>
+              <w:rPr>
+                <w:rFonts w:ascii="Arial" w:cs="Arial" w:eastAsia="Arial" w:hAnsi="Arial"/>
                 <w:b/>
                 <w:bCs/>
                 <w:sz w:val="20"/>
@@ -2196,7 +2224,7 @@
                 <w:sz w:val="20"/>
                 <w:szCs w:val="20"/>
               </w:rPr>
-              <w:t xml:space="preserve">, Stephen D. Murphy</w:t>
+              <w:t xml:space="preserve">, Anika Grose, Birgitta Konig-Ries, Lotte Korell, Carlos Santana, Tina Heger</w:t>
             </w:r>
           </w:p>
           <w:p>
@@ -2211,7 +2239,7 @@
                 <w:sz w:val="20"/>
                 <w:szCs w:val="20"/>
               </w:rPr>
-              <w:t xml:space="preserve">Restoration Ecology</w:t>
+              <w:t xml:space="preserve">Nature Communications</w:t>
             </w:r>
           </w:p>
         </w:tc>
@@ -2267,7 +2295,7 @@
                 <w:sz w:val="20"/>
                 <w:szCs w:val="20"/>
               </w:rPr>
-              <w:t xml:space="preserve">[5] 2026</w:t>
+              <w:t xml:space="preserve">[4] 2026</w:t>
             </w:r>
           </w:p>
         </w:tc>
@@ -2299,7 +2327,7 @@
                 <w:sz w:val="20"/>
                 <w:szCs w:val="20"/>
               </w:rPr>
-              <w:t xml:space="preserve">Supporting frontline workers in the biodiversity crisis by empowering and enabling practitioners to embrace conservation evidence</w:t>
+              <w:t xml:space="preserve">Which Aspects of Restoration Project Organization Affect Volunteer Engagement in Community-Based Initiatives?</w:t>
             </w:r>
           </w:p>
           <w:p>
@@ -2309,14 +2337,6 @@
             <w:r>
               <w:rPr>
                 <w:rFonts w:ascii="Arial" w:cs="Arial" w:eastAsia="Arial" w:hAnsi="Arial"/>
-                <w:sz w:val="20"/>
-                <w:szCs w:val="20"/>
-              </w:rPr>
-              <w:t xml:space="preserve">Steven J. Cooke, Kevin A. Adeli, Trina Rytwinski, Andrew N. Kadykalo, Jennifer Provencher, Vivian Nguyen, Joseph Bennett, Christina Davy, Rachel Buxton, Dalal Hanna, Jesse C. Vermaire, Sean Landsman, Nathan Young, Graeme Auld, Danika Littlechild, Jennifer M. Holzer, Meagan Harper, Andrew Howarth, </w:t>
-            </w:r>
-            <w:r>
-              <w:rPr>
-                <w:rFonts w:ascii="Arial" w:cs="Arial" w:eastAsia="Arial" w:hAnsi="Arial"/>
                 <w:b/>
                 <w:bCs/>
                 <w:sz w:val="20"/>
@@ -2330,7 +2350,7 @@
                 <w:sz w:val="20"/>
                 <w:szCs w:val="20"/>
               </w:rPr>
-              <w:t xml:space="preserve">, Lauren Lawson, Jayme Lewthwaite, Erin E. Stukenholtz, Paul A. Smith, Ilona Naujokaitis-Lewis, Josie Hughes, Barbara Frei, Amanda Martin, Amie Black, Richard Pither, Douglas MacNearney, Kristen Lalla, Carmen Galan-Acedo and Christopher Cvitanovic</w:t>
+              <w:t xml:space="preserve">, Stephen D. Murphy</w:t>
             </w:r>
           </w:p>
           <w:p>
@@ -2345,7 +2365,7 @@
                 <w:sz w:val="20"/>
                 <w:szCs w:val="20"/>
               </w:rPr>
-              <w:t xml:space="preserve">Socio-Ecological Practice Research</w:t>
+              <w:t xml:space="preserve">Restoration Ecology</w:t>
             </w:r>
           </w:p>
         </w:tc>
@@ -2498,7 +2518,7 @@
               </w:rPr>
               <w:t xml:space="preserve">. </w:t>
             </w:r>
-            <w:hyperlink w:history="1" r:id="rIdqqe2yvy_sdo2nb3byqwzz">
+            <w:hyperlink w:history="1" r:id="rIdifuvmpvi_k0hzm5ghf0bp">
               <w:r>
                 <w:rPr>
                   <w:rFonts w:ascii="Arial" w:cs="Arial" w:eastAsia="Arial" w:hAnsi="Arial"/>
@@ -2669,7 +2689,7 @@
               </w:rPr>
               <w:t xml:space="preserve">. </w:t>
             </w:r>
-            <w:hyperlink w:history="1" r:id="rIdhygutohlrdabenpgkscvk">
+            <w:hyperlink w:history="1" r:id="rIdo9rsvsckdimgehxup3afl">
               <w:r>
                 <w:rPr>
                   <w:rFonts w:ascii="Arial" w:cs="Arial" w:eastAsia="Arial" w:hAnsi="Arial"/>
@@ -2760,7 +2780,7 @@
           <w:sz w:val="20"/>
           <w:szCs w:val="20"/>
         </w:rPr>
-        <w:t xml:space="preserve">"Three stories of restoration and conservation engagement."</w:t>
+        <w:t xml:space="preserve">"Toolkit for Restoration Ecology Knowledge (TReK)."</w:t>
       </w:r>
       <w:r>
         <w:rPr>
@@ -2796,7 +2816,7 @@
           <w:sz w:val="20"/>
           <w:szCs w:val="20"/>
         </w:rPr>
-        <w:t xml:space="preserve">"Toolkit for Restoration Ecology Knowledge (TReK)."</w:t>
+        <w:t xml:space="preserve">"Ecolink: Towards a Knowledge Graph Schema for Complex Environmental Systems."</w:t>
       </w:r>
       <w:r>
         <w:rPr>
@@ -2832,7 +2852,7 @@
           <w:sz w:val="20"/>
           <w:szCs w:val="20"/>
         </w:rPr>
-        <w:t xml:space="preserve">"Ecolink: Towards a Knowledge Graph Schema for Complex Environmental Systems."</w:t>
+        <w:t xml:space="preserve">"Mapping Evidence to Theory in Ecology."</w:t>
       </w:r>
       <w:r>
         <w:rPr>
@@ -2868,7 +2888,7 @@
           <w:sz w:val="20"/>
           <w:szCs w:val="20"/>
         </w:rPr>
-        <w:t xml:space="preserve">"Mapping Evidence to Theory in Ecology."</w:t>
+        <w:t xml:space="preserve">"Three stories of restoration and conservation engagement."</w:t>
       </w:r>
       <w:r>
         <w:rPr>
@@ -2904,7 +2924,7 @@
           <w:sz w:val="20"/>
           <w:szCs w:val="20"/>
         </w:rPr>
-        <w:t xml:space="preserve">"How to recruit and retain more volunteers."</w:t>
+        <w:t xml:space="preserve">"Engaging instructors and students in transformative learning amid polycrisis."</w:t>
       </w:r>
       <w:r>
         <w:rPr>
@@ -2940,7 +2960,7 @@
           <w:sz w:val="20"/>
           <w:szCs w:val="20"/>
         </w:rPr>
-        <w:t xml:space="preserve">"Fuzzy cognitive mapping using knowledge graphs for restoration ecology."</w:t>
+        <w:t xml:space="preserve">"Lowering barriers, changing behaviours."</w:t>
       </w:r>
       <w:r>
         <w:rPr>
@@ -2976,7 +2996,7 @@
           <w:sz w:val="20"/>
           <w:szCs w:val="20"/>
         </w:rPr>
-        <w:t xml:space="preserve">"Boots &amp; Suits: Mobilizing knowledge in ecosystem restoration."</w:t>
+        <w:t xml:space="preserve">"Taming Complexity in Ecology."</w:t>
       </w:r>
       <w:r>
         <w:rPr>
@@ -3012,7 +3032,7 @@
           <w:sz w:val="20"/>
           <w:szCs w:val="20"/>
         </w:rPr>
-        <w:t xml:space="preserve">"Knowledge Graphs for Land-Based Knowledges: Encoding Restoration Ecology and Environmental History."</w:t>
+        <w:t xml:space="preserve">"Taming Complexity: AI Approaches to Knowledge Synthesis."</w:t>
       </w:r>
       <w:r>
         <w:rPr>
@@ -3048,7 +3068,7 @@
           <w:sz w:val="20"/>
           <w:szCs w:val="20"/>
         </w:rPr>
-        <w:t xml:space="preserve">"Mapping and assessing evidence in ecological restoration."</w:t>
+        <w:t xml:space="preserve">"People-powered ecosystem restoration."</w:t>
       </w:r>
       <w:r>
         <w:rPr>
@@ -3084,7 +3104,7 @@
           <w:sz w:val="20"/>
           <w:szCs w:val="20"/>
         </w:rPr>
-        <w:t xml:space="preserve">"Mapping evidence to theory in ecology: Addressing the challenges of generalization and causality."</w:t>
+        <w:t xml:space="preserve">"Volunteer engagement in ecological restoration."</w:t>
       </w:r>
       <w:r>
         <w:rPr>
@@ -3120,7 +3140,7 @@
           <w:sz w:val="20"/>
           <w:szCs w:val="20"/>
         </w:rPr>
-        <w:t xml:space="preserve">"Engaging instructors and students in transformative learning amid polycrisis."</w:t>
+        <w:t xml:space="preserve">"Mapping evidence to theory in ecology: Addressing the challenges of generalization and causality."</w:t>
       </w:r>
       <w:r>
         <w:rPr>
@@ -3156,7 +3176,7 @@
           <w:sz w:val="20"/>
           <w:szCs w:val="20"/>
         </w:rPr>
-        <w:t xml:space="preserve">"People-powered ecosystem restoration."</w:t>
+        <w:t xml:space="preserve">"Mapping and assessing evidence in ecological restoration."</w:t>
       </w:r>
       <w:r>
         <w:rPr>
@@ -3192,7 +3212,7 @@
           <w:sz w:val="20"/>
           <w:szCs w:val="20"/>
         </w:rPr>
-        <w:t xml:space="preserve">"Taming Complexity: AI Approaches to Knowledge Synthesis."</w:t>
+        <w:t xml:space="preserve">"Knowledge Graphs for Land-Based Knowledges: Encoding Restoration Ecology and Environmental History."</w:t>
       </w:r>
       <w:r>
         <w:rPr>
@@ -3228,7 +3248,7 @@
           <w:sz w:val="20"/>
           <w:szCs w:val="20"/>
         </w:rPr>
-        <w:t xml:space="preserve">"Taming Complexity in Ecology."</w:t>
+        <w:t xml:space="preserve">"Boots &amp; Suits: Mobilizing knowledge in ecosystem restoration."</w:t>
       </w:r>
       <w:r>
         <w:rPr>
@@ -3264,7 +3284,7 @@
           <w:sz w:val="20"/>
           <w:szCs w:val="20"/>
         </w:rPr>
-        <w:t xml:space="preserve">"Lowering barriers, changing behaviours."</w:t>
+        <w:t xml:space="preserve">"Fuzzy cognitive mapping using knowledge graphs for restoration ecology."</w:t>
       </w:r>
       <w:r>
         <w:rPr>
@@ -3300,7 +3320,7 @@
           <w:sz w:val="20"/>
           <w:szCs w:val="20"/>
         </w:rPr>
-        <w:t xml:space="preserve">"Volunteer engagement in ecological restoration."</w:t>
+        <w:t xml:space="preserve">"How to recruit and retain more volunteers."</w:t>
       </w:r>
       <w:r>
         <w:rPr>
@@ -3408,7 +3428,7 @@
           <w:sz w:val="20"/>
           <w:szCs w:val="20"/>
         </w:rPr>
-        <w:t xml:space="preserve">"Advocacy 101: How to talk about climate change with politicians."</w:t>
+        <w:t xml:space="preserve">"Comparing community-led tree planting programs."</w:t>
       </w:r>
       <w:r>
         <w:rPr>
@@ -3444,7 +3464,7 @@
           <w:sz w:val="20"/>
           <w:szCs w:val="20"/>
         </w:rPr>
-        <w:t xml:space="preserve">"Guest speaker."</w:t>
+        <w:t xml:space="preserve">"Championing Change in the Field and Office."</w:t>
       </w:r>
       <w:r>
         <w:rPr>
@@ -3480,7 +3500,7 @@
           <w:sz w:val="20"/>
           <w:szCs w:val="20"/>
         </w:rPr>
-        <w:t xml:space="preserve">"Championing Change in the Field and Office."</w:t>
+        <w:t xml:space="preserve">"Guest speaker."</w:t>
       </w:r>
       <w:r>
         <w:rPr>
@@ -3516,7 +3536,7 @@
           <w:sz w:val="20"/>
           <w:szCs w:val="20"/>
         </w:rPr>
-        <w:t xml:space="preserve">"Comparing community-led tree planting programs."</w:t>
+        <w:t xml:space="preserve">"Advocacy 101: How to talk about climate change with politicians."</w:t>
       </w:r>
       <w:r>
         <w:rPr>

--- a/docx/Alamenciak_CV.docx
+++ b/docx/Alamenciak_CV.docx
@@ -50,7 +50,7 @@
       <w:pPr>
         <w:spacing w:after="40" w:before="0"/>
       </w:pPr>
-      <w:hyperlink w:history="1" r:id="rIdga3_vjzmlwieeak8ste2n">
+      <w:hyperlink w:history="1" r:id="rId9b6wofzuw7lyxj6da2j2z">
         <w:r>
           <w:rPr>
             <w:rFonts w:ascii="Arial" w:cs="Arial" w:eastAsia="Arial" w:hAnsi="Arial"/>
@@ -70,7 +70,7 @@
         </w:rPr>
         <w:t xml:space="preserve">  |  </w:t>
       </w:r>
-      <w:hyperlink w:history="1" r:id="rIdobrge-y1qd3otsou6n8u9">
+      <w:hyperlink w:history="1" r:id="rIdkve_-2velmpr5ssynvzrp">
         <w:r>
           <w:rPr>
             <w:rFonts w:ascii="Arial" w:cs="Arial" w:eastAsia="Arial" w:hAnsi="Arial"/>
@@ -238,7 +238,7 @@
               </w:rPr>
               <w:t xml:space="preserve">. </w:t>
             </w:r>
-            <w:hyperlink w:history="1" r:id="rIdt6bpgz4w8avxvrreyctlh">
+            <w:hyperlink w:history="1" r:id="rIdhjwkobfe3lbdett5exjqs">
               <w:r>
                 <w:rPr>
                   <w:rFonts w:ascii="Arial" w:cs="Arial" w:eastAsia="Arial" w:hAnsi="Arial"/>
@@ -384,7 +384,7 @@
               </w:rPr>
               <w:t xml:space="preserve">. </w:t>
             </w:r>
-            <w:hyperlink w:history="1" r:id="rIdxczu2siuylw6qgkc9fldw">
+            <w:hyperlink w:history="1" r:id="rIdaqsuojmxn09ojwaqx8mlr">
               <w:r>
                 <w:rPr>
                   <w:rFonts w:ascii="Arial" w:cs="Arial" w:eastAsia="Arial" w:hAnsi="Arial"/>
@@ -538,7 +538,7 @@
               </w:rPr>
               <w:t xml:space="preserve">. </w:t>
             </w:r>
-            <w:hyperlink w:history="1" r:id="rIdx-36bpqvfppqgzacyhxqa">
+            <w:hyperlink w:history="1" r:id="rIdg2hjmj-hksih9oa6ndukc">
               <w:r>
                 <w:rPr>
                   <w:rFonts w:ascii="Arial" w:cs="Arial" w:eastAsia="Arial" w:hAnsi="Arial"/>
@@ -692,7 +692,7 @@
               </w:rPr>
               <w:t xml:space="preserve">. </w:t>
             </w:r>
-            <w:hyperlink w:history="1" r:id="rIdi1mfsqqrd98qv6suu9qev">
+            <w:hyperlink w:history="1" r:id="rId0xqjuiihyl_z-bkrk-e9x">
               <w:r>
                 <w:rPr>
                   <w:rFonts w:ascii="Arial" w:cs="Arial" w:eastAsia="Arial" w:hAnsi="Arial"/>
@@ -846,7 +846,7 @@
               </w:rPr>
               <w:t xml:space="preserve">. </w:t>
             </w:r>
-            <w:hyperlink w:history="1" r:id="rIdoau1lvt-60owdwat9oghi">
+            <w:hyperlink w:history="1" r:id="rIdfs-b9x1cr_svsrl-twqez">
               <w:r>
                 <w:rPr>
                   <w:rFonts w:ascii="Arial" w:cs="Arial" w:eastAsia="Arial" w:hAnsi="Arial"/>
@@ -992,7 +992,7 @@
               </w:rPr>
               <w:t xml:space="preserve">. </w:t>
             </w:r>
-            <w:hyperlink w:history="1" r:id="rId_mxrzxtfga_mdygy5_cf9">
+            <w:hyperlink w:history="1" r:id="rIdqj9mixt0-mfepmiouqdzh">
               <w:r>
                 <w:rPr>
                   <w:rFonts w:ascii="Arial" w:cs="Arial" w:eastAsia="Arial" w:hAnsi="Arial"/>
@@ -1012,7 +1012,7 @@
               </w:rPr>
               <w:t xml:space="preserve"> | </w:t>
             </w:r>
-            <w:hyperlink w:history="1" r:id="rId3efmqphox_nr6gpplz6an">
+            <w:hyperlink w:history="1" r:id="rIdscgngrollhogbji4oj3rz">
               <w:r>
                 <w:rPr>
                   <w:rFonts w:ascii="Arial" w:cs="Arial" w:eastAsia="Arial" w:hAnsi="Arial"/>
@@ -1158,7 +1158,7 @@
               </w:rPr>
               <w:t xml:space="preserve">. </w:t>
             </w:r>
-            <w:hyperlink w:history="1" r:id="rIdo2ay5eybyzf8iwxyalfyg">
+            <w:hyperlink w:history="1" r:id="rIdyn9x69gs4uq3r880gbyav">
               <w:r>
                 <w:rPr>
                   <w:rFonts w:ascii="Arial" w:cs="Arial" w:eastAsia="Arial" w:hAnsi="Arial"/>
@@ -1178,7 +1178,7 @@
               </w:rPr>
               <w:t xml:space="preserve"> | </w:t>
             </w:r>
-            <w:hyperlink w:history="1" r:id="rIdooiocotod9qyurgztryga">
+            <w:hyperlink w:history="1" r:id="rIdn0h_ai1bhipdhampl95xe">
               <w:r>
                 <w:rPr>
                   <w:rFonts w:ascii="Arial" w:cs="Arial" w:eastAsia="Arial" w:hAnsi="Arial"/>
@@ -1324,7 +1324,7 @@
               </w:rPr>
               <w:t xml:space="preserve">. </w:t>
             </w:r>
-            <w:hyperlink w:history="1" r:id="rIddoewh6jbfx9cd4lwn4umj">
+            <w:hyperlink w:history="1" r:id="rIdfmddqkeigdf9dbycfgzmq">
               <w:r>
                 <w:rPr>
                   <w:rFonts w:ascii="Arial" w:cs="Arial" w:eastAsia="Arial" w:hAnsi="Arial"/>
@@ -1344,7 +1344,7 @@
               </w:rPr>
               <w:t xml:space="preserve"> | </w:t>
             </w:r>
-            <w:hyperlink w:history="1" r:id="rIdup1yn11wg6ytilydeanmr">
+            <w:hyperlink w:history="1" r:id="rId6kyoh0zip0xhcfe-obpdg">
               <w:r>
                 <w:rPr>
                   <w:rFonts w:ascii="Arial" w:cs="Arial" w:eastAsia="Arial" w:hAnsi="Arial"/>
@@ -1490,7 +1490,7 @@
               </w:rPr>
               <w:t xml:space="preserve">. </w:t>
             </w:r>
-            <w:hyperlink w:history="1" r:id="rId6b4lomeaaxuiiacm6olez">
+            <w:hyperlink w:history="1" r:id="rIdl63ycdxufdwx1pt40tldv">
               <w:r>
                 <w:rPr>
                   <w:rFonts w:ascii="Arial" w:cs="Arial" w:eastAsia="Arial" w:hAnsi="Arial"/>
@@ -1510,7 +1510,7 @@
               </w:rPr>
               <w:t xml:space="preserve"> | </w:t>
             </w:r>
-            <w:hyperlink w:history="1" r:id="rIdib1ysxgdpdjsdqpvqply1">
+            <w:hyperlink w:history="1" r:id="rId1ulcifvfndqob_hcsqzla">
               <w:r>
                 <w:rPr>
                   <w:rFonts w:ascii="Arial" w:cs="Arial" w:eastAsia="Arial" w:hAnsi="Arial"/>
@@ -1664,7 +1664,7 @@
               </w:rPr>
               <w:t xml:space="preserve">. </w:t>
             </w:r>
-            <w:hyperlink w:history="1" r:id="rIdjsgs9-wvq8zdhxfp7n73d">
+            <w:hyperlink w:history="1" r:id="rIdoq9yhjrslavjh7cl2b5vk">
               <w:r>
                 <w:rPr>
                   <w:rFonts w:ascii="Arial" w:cs="Arial" w:eastAsia="Arial" w:hAnsi="Arial"/>
@@ -1818,7 +1818,7 @@
               </w:rPr>
               <w:t xml:space="preserve">. </w:t>
             </w:r>
-            <w:hyperlink w:history="1" r:id="rIdryw_w_ibdfwlhwctdpmk4">
+            <w:hyperlink w:history="1" r:id="rIdhdaxzkzll1ejlnjd-dros">
               <w:r>
                 <w:rPr>
                   <w:rFonts w:ascii="Arial" w:cs="Arial" w:eastAsia="Arial" w:hAnsi="Arial"/>
@@ -2518,7 +2518,7 @@
               </w:rPr>
               <w:t xml:space="preserve">. </w:t>
             </w:r>
-            <w:hyperlink w:history="1" r:id="rIdifuvmpvi_k0hzm5ghf0bp">
+            <w:hyperlink w:history="1" r:id="rIdao1firhjitchpx3xkpirz">
               <w:r>
                 <w:rPr>
                   <w:rFonts w:ascii="Arial" w:cs="Arial" w:eastAsia="Arial" w:hAnsi="Arial"/>
@@ -2689,7 +2689,7 @@
               </w:rPr>
               <w:t xml:space="preserve">. </w:t>
             </w:r>
-            <w:hyperlink w:history="1" r:id="rIdo9rsvsckdimgehxup3afl">
+            <w:hyperlink w:history="1" r:id="rIdwtwhu6bfkxy3or_-40n2s">
               <w:r>
                 <w:rPr>
                   <w:rFonts w:ascii="Arial" w:cs="Arial" w:eastAsia="Arial" w:hAnsi="Arial"/>

--- a/docx/Alamenciak_CV.docx
+++ b/docx/Alamenciak_CV.docx
@@ -50,7 +50,7 @@
       <w:pPr>
         <w:spacing w:after="40" w:before="0"/>
       </w:pPr>
-      <w:hyperlink w:history="1" r:id="rId9b6wofzuw7lyxj6da2j2z">
+      <w:hyperlink w:history="1" r:id="rIdwk8yxlz5pjlhr4xjoy0dr">
         <w:r>
           <w:rPr>
             <w:rFonts w:ascii="Arial" w:cs="Arial" w:eastAsia="Arial" w:hAnsi="Arial"/>
@@ -70,7 +70,7 @@
         </w:rPr>
         <w:t xml:space="preserve">  |  </w:t>
       </w:r>
-      <w:hyperlink w:history="1" r:id="rIdkve_-2velmpr5ssynvzrp">
+      <w:hyperlink w:history="1" r:id="rIdttdyj-ftoud8tkkqfvm6a">
         <w:r>
           <w:rPr>
             <w:rFonts w:ascii="Arial" w:cs="Arial" w:eastAsia="Arial" w:hAnsi="Arial"/>
@@ -190,7 +190,7 @@
                 <w:sz w:val="20"/>
                 <w:szCs w:val="20"/>
               </w:rPr>
-              <w:t xml:space="preserve">Assessing the Effectiveness of Ontology-Grounded AI Term Extraction Using OntoGPT for Environmental Evidence Synthesis</w:t>
+              <w:t xml:space="preserve">Data, politics, and funding cause uncertainty for conservation practitioners</w:t>
             </w:r>
           </w:p>
           <w:p>
@@ -203,7 +203,7 @@
                 <w:sz w:val="20"/>
                 <w:szCs w:val="20"/>
               </w:rPr>
-              <w:t xml:space="preserve">Ryan Y. Hodgson, Steven A. Robinson, Amelie C. Boutin, Felix K. Chan, Joseph R. Bennett, Rachel T. Buxton, J. Harry Caufield, Dalal E.L. Hanna, </w:t>
+              <w:t xml:space="preserve">Courtney D. Robichaud, Christine Beaudoin, </w:t>
             </w:r>
             <w:r>
               <w:rPr>
@@ -214,6 +214,14 @@
                 <w:szCs w:val="20"/>
               </w:rPr>
               <w:t xml:space="preserve">Tim Alamenciak</w:t>
+            </w:r>
+            <w:r>
+              <w:rPr>
+                <w:rFonts w:ascii="Arial" w:cs="Arial" w:eastAsia="Arial" w:hAnsi="Arial"/>
+                <w:sz w:val="20"/>
+                <w:szCs w:val="20"/>
+              </w:rPr>
+              <w:t xml:space="preserve">, Jaimie Vincent, Steven J. Cooke, Vivian M. Nguyen, Richard Schuster, Nathan Young, Joseph R. Bennett</w:t>
             </w:r>
           </w:p>
           <w:p>
@@ -228,7 +236,7 @@
                 <w:sz w:val="20"/>
                 <w:szCs w:val="20"/>
               </w:rPr>
-              <w:t xml:space="preserve">Environmental Evidence</w:t>
+              <w:t xml:space="preserve">Conservation Science and Practice</w:t>
             </w:r>
             <w:r>
               <w:rPr>
@@ -238,7 +246,7 @@
               </w:rPr>
               <w:t xml:space="preserve">. </w:t>
             </w:r>
-            <w:hyperlink w:history="1" r:id="rIdhjwkobfe3lbdett5exjqs">
+            <w:hyperlink w:history="1" r:id="rIdzp3_ohkcflrf8mc1sog8c">
               <w:r>
                 <w:rPr>
                   <w:rFonts w:ascii="Arial" w:cs="Arial" w:eastAsia="Arial" w:hAnsi="Arial"/>
@@ -336,7 +344,7 @@
                 <w:sz w:val="20"/>
                 <w:szCs w:val="20"/>
               </w:rPr>
-              <w:t xml:space="preserve">Identifying practitioner and researcher collaboration needs to improve ecosystem restoration in Canada</w:t>
+              <w:t xml:space="preserve">Assessing the Effectiveness of Ontology-Grounded AI Term Extraction Using OntoGPT for Environmental Evidence Synthesis</w:t>
             </w:r>
           </w:p>
           <w:p>
@@ -346,20 +354,20 @@
             <w:r>
               <w:rPr>
                 <w:rFonts w:ascii="Arial" w:cs="Arial" w:eastAsia="Arial" w:hAnsi="Arial"/>
+                <w:sz w:val="20"/>
+                <w:szCs w:val="20"/>
+              </w:rPr>
+              <w:t xml:space="preserve">Ryan Y. Hodgson, Steven A. Robinson, Amelie C. Boutin, Felix K. Chan, Joseph R. Bennett, Rachel T. Buxton, J. Harry Caufield, Dalal E.L. Hanna, </w:t>
+            </w:r>
+            <w:r>
+              <w:rPr>
+                <w:rFonts w:ascii="Arial" w:cs="Arial" w:eastAsia="Arial" w:hAnsi="Arial"/>
                 <w:b/>
                 <w:bCs/>
                 <w:sz w:val="20"/>
                 <w:szCs w:val="20"/>
               </w:rPr>
               <w:t xml:space="preserve">Tim Alamenciak</w:t>
-            </w:r>
-            <w:r>
-              <w:rPr>
-                <w:rFonts w:ascii="Arial" w:cs="Arial" w:eastAsia="Arial" w:hAnsi="Arial"/>
-                <w:sz w:val="20"/>
-                <w:szCs w:val="20"/>
-              </w:rPr>
-              <w:t xml:space="preserve">, Nancy Shackelford, Logan Rehberg, Ash Baron, Steven D. Murphy, Eric Higgs, Tina Heger, Alina Fisher, Bruno Travassos-Britto, Ryan Stephenson</w:t>
             </w:r>
           </w:p>
           <w:p>
@@ -374,7 +382,7 @@
                 <w:sz w:val="20"/>
                 <w:szCs w:val="20"/>
               </w:rPr>
-              <w:t xml:space="preserve">Socio-Ecological Practice Research</w:t>
+              <w:t xml:space="preserve">Environmental Evidence</w:t>
             </w:r>
             <w:r>
               <w:rPr>
@@ -384,7 +392,7 @@
               </w:rPr>
               <w:t xml:space="preserve">. </w:t>
             </w:r>
-            <w:hyperlink w:history="1" r:id="rIdaqsuojmxn09ojwaqx8mlr">
+            <w:hyperlink w:history="1" r:id="rIdomlsfx5sdefncsryz_elq">
               <w:r>
                 <w:rPr>
                   <w:rFonts w:ascii="Arial" w:cs="Arial" w:eastAsia="Arial" w:hAnsi="Arial"/>
@@ -482,7 +490,7 @@
                 <w:sz w:val="20"/>
                 <w:szCs w:val="20"/>
               </w:rPr>
-              <w:t xml:space="preserve">Supporting frontline workers in the biodiversity crisis by empowering and enabling practitioners to embrace conservation evidence</w:t>
+              <w:t xml:space="preserve">Identifying practitioner and researcher collaboration needs to improve ecosystem restoration in Canada</w:t>
             </w:r>
           </w:p>
           <w:p>
@@ -492,14 +500,6 @@
             <w:r>
               <w:rPr>
                 <w:rFonts w:ascii="Arial" w:cs="Arial" w:eastAsia="Arial" w:hAnsi="Arial"/>
-                <w:sz w:val="20"/>
-                <w:szCs w:val="20"/>
-              </w:rPr>
-              <w:t xml:space="preserve">Steven J. Cooke, Kevin A. Adeli, Trina Rytwinski, Andrew N. Kadykalo, Jennifer Provencher, Vivian Nguyen, Joseph Bennett, Christina Davy, Rachel Buxton, Dalal Hanna, Jesse C. Vermaire, Sean Landsman, Nathan Young, Graeme Auld, Danika Littlechild, Jennifer M. Holzer, Meagan Harper, Andrew Howarth, </w:t>
-            </w:r>
-            <w:r>
-              <w:rPr>
-                <w:rFonts w:ascii="Arial" w:cs="Arial" w:eastAsia="Arial" w:hAnsi="Arial"/>
                 <w:b/>
                 <w:bCs/>
                 <w:sz w:val="20"/>
@@ -513,7 +513,7 @@
                 <w:sz w:val="20"/>
                 <w:szCs w:val="20"/>
               </w:rPr>
-              <w:t xml:space="preserve">, Lauren Lawson, Jayme Lewthwaite, Erin E. Stukenholtz, Paul A. Smith, Ilona Naujokaitis-Lewis, Josie Hughes, Barbara Frei, Amanda Martin, Amie Black, Richard Pither, Douglas MacNearney, Kristen Lalla, Carmen Galan-Acedo and Christopher Cvitanovic</w:t>
+              <w:t xml:space="preserve">, Nancy Shackelford, Logan Rehberg, Ash Baron, Steven D. Murphy, Eric Higgs, Tina Heger, Alina Fisher, Bruno Travassos-Britto, Ryan Stephenson</w:t>
             </w:r>
           </w:p>
           <w:p>
@@ -538,7 +538,7 @@
               </w:rPr>
               <w:t xml:space="preserve">. </w:t>
             </w:r>
-            <w:hyperlink w:history="1" r:id="rIdg2hjmj-hksih9oa6ndukc">
+            <w:hyperlink w:history="1" r:id="rId_2w5n3j5iwaxv6n7pn24r">
               <w:r>
                 <w:rPr>
                   <w:rFonts w:ascii="Arial" w:cs="Arial" w:eastAsia="Arial" w:hAnsi="Arial"/>
@@ -604,7 +604,7 @@
                 <w:sz w:val="20"/>
                 <w:szCs w:val="20"/>
               </w:rPr>
-              <w:t xml:space="preserve">[4] 2025</w:t>
+              <w:t xml:space="preserve">[4] 2026</w:t>
             </w:r>
           </w:p>
         </w:tc>
@@ -636,7 +636,7 @@
                 <w:sz w:val="20"/>
                 <w:szCs w:val="20"/>
               </w:rPr>
-              <w:t xml:space="preserve">Increasing the credibility of conservation plans through citizen science</w:t>
+              <w:t xml:space="preserve">Supporting frontline workers in the biodiversity crisis by empowering and enabling practitioners to embrace conservation evidence</w:t>
             </w:r>
           </w:p>
           <w:p>
@@ -649,7 +649,7 @@
                 <w:sz w:val="20"/>
                 <w:szCs w:val="20"/>
               </w:rPr>
-              <w:t xml:space="preserve">Jeffrey O. Hanson, Jenny L. McCune, </w:t>
+              <w:t xml:space="preserve">Steven J. Cooke, Kevin A. Adeli, Trina Rytwinski, Andrew N. Kadykalo, Jennifer Provencher, Vivian Nguyen, Joseph Bennett, Christina Davy, Rachel Buxton, Dalal Hanna, Jesse C. Vermaire, Sean Landsman, Nathan Young, Graeme Auld, Danika Littlechild, Jennifer M. Holzer, Meagan Harper, Andrew Howarth, </w:t>
             </w:r>
             <w:r>
               <w:rPr>
@@ -667,7 +667,7 @@
                 <w:sz w:val="20"/>
                 <w:szCs w:val="20"/>
               </w:rPr>
-              <w:t xml:space="preserve">, Joseph R. Bennett</w:t>
+              <w:t xml:space="preserve">, Lauren Lawson, Jayme Lewthwaite, Erin E. Stukenholtz, Paul A. Smith, Ilona Naujokaitis-Lewis, Josie Hughes, Barbara Frei, Amanda Martin, Amie Black, Richard Pither, Douglas MacNearney, Kristen Lalla, Carmen Galan-Acedo and Christopher Cvitanovic</w:t>
             </w:r>
           </w:p>
           <w:p>
@@ -682,7 +682,7 @@
                 <w:sz w:val="20"/>
                 <w:szCs w:val="20"/>
               </w:rPr>
-              <w:t xml:space="preserve">Biological Conservation</w:t>
+              <w:t xml:space="preserve">Socio-Ecological Practice Research</w:t>
             </w:r>
             <w:r>
               <w:rPr>
@@ -692,7 +692,7 @@
               </w:rPr>
               <w:t xml:space="preserve">. </w:t>
             </w:r>
-            <w:hyperlink w:history="1" r:id="rId0xqjuiihyl_z-bkrk-e9x">
+            <w:hyperlink w:history="1" r:id="rIdmcoptoaupg0b2no7thvyi">
               <w:r>
                 <w:rPr>
                   <w:rFonts w:ascii="Arial" w:cs="Arial" w:eastAsia="Arial" w:hAnsi="Arial"/>
@@ -790,7 +790,7 @@
                 <w:sz w:val="20"/>
                 <w:szCs w:val="20"/>
               </w:rPr>
-              <w:t xml:space="preserve">Parallels between biological invasions and human migration are flawed and undermine both disciplines. Response to Ahmed et al</w:t>
+              <w:t xml:space="preserve">Increasing the credibility of conservation plans through citizen science</w:t>
             </w:r>
           </w:p>
           <w:p>
@@ -803,7 +803,7 @@
                 <w:sz w:val="20"/>
                 <w:szCs w:val="20"/>
               </w:rPr>
-              <w:t xml:space="preserve">Josie South, Roxana Barbulescu, Rafael L. Macedo, Camille L. Musseau, Simone Guareschi, </w:t>
+              <w:t xml:space="preserve">Jeffrey O. Hanson, Jenny L. McCune, </w:t>
             </w:r>
             <w:r>
               <w:rPr>
@@ -821,7 +821,7 @@
                 <w:sz w:val="20"/>
                 <w:szCs w:val="20"/>
               </w:rPr>
-              <w:t xml:space="preserve">, et al.</w:t>
+              <w:t xml:space="preserve">, Joseph R. Bennett</w:t>
             </w:r>
           </w:p>
           <w:p>
@@ -836,7 +836,7 @@
                 <w:sz w:val="20"/>
                 <w:szCs w:val="20"/>
               </w:rPr>
-              <w:t xml:space="preserve">BioScience</w:t>
+              <w:t xml:space="preserve">Biological Conservation</w:t>
             </w:r>
             <w:r>
               <w:rPr>
@@ -846,7 +846,7 @@
               </w:rPr>
               <w:t xml:space="preserve">. </w:t>
             </w:r>
-            <w:hyperlink w:history="1" r:id="rIdfs-b9x1cr_svsrl-twqez">
+            <w:hyperlink w:history="1" r:id="rId1x8zb_srs5tjyuqp7id9x">
               <w:r>
                 <w:rPr>
                   <w:rFonts w:ascii="Arial" w:cs="Arial" w:eastAsia="Arial" w:hAnsi="Arial"/>
@@ -944,7 +944,7 @@
                 <w:sz w:val="20"/>
                 <w:szCs w:val="20"/>
               </w:rPr>
-              <w:t xml:space="preserve">Dimensions of Effective Volunteer Restoration Techniques in North America</w:t>
+              <w:t xml:space="preserve">Parallels between biological invasions and human migration are flawed and undermine both disciplines. Response to Ahmed et al</w:t>
             </w:r>
           </w:p>
           <w:p>
@@ -954,6 +954,14 @@
             <w:r>
               <w:rPr>
                 <w:rFonts w:ascii="Arial" w:cs="Arial" w:eastAsia="Arial" w:hAnsi="Arial"/>
+                <w:sz w:val="20"/>
+                <w:szCs w:val="20"/>
+              </w:rPr>
+              <w:t xml:space="preserve">Josie South, Roxana Barbulescu, Rafael L. Macedo, Camille L. Musseau, Simone Guareschi, </w:t>
+            </w:r>
+            <w:r>
+              <w:rPr>
+                <w:rFonts w:ascii="Arial" w:cs="Arial" w:eastAsia="Arial" w:hAnsi="Arial"/>
                 <w:b/>
                 <w:bCs/>
                 <w:sz w:val="20"/>
@@ -967,7 +975,7 @@
                 <w:sz w:val="20"/>
                 <w:szCs w:val="20"/>
               </w:rPr>
-              <w:t xml:space="preserve">, Elise Gornish, Stephen D. Murphy</w:t>
+              <w:t xml:space="preserve">, et al.</w:t>
             </w:r>
           </w:p>
           <w:p>
@@ -982,7 +990,7 @@
                 <w:sz w:val="20"/>
                 <w:szCs w:val="20"/>
               </w:rPr>
-              <w:t xml:space="preserve">Restoration Ecology</w:t>
+              <w:t xml:space="preserve">BioScience</w:t>
             </w:r>
             <w:r>
               <w:rPr>
@@ -992,7 +1000,7 @@
               </w:rPr>
               <w:t xml:space="preserve">. </w:t>
             </w:r>
-            <w:hyperlink w:history="1" r:id="rIdqj9mixt0-mfepmiouqdzh">
+            <w:hyperlink w:history="1" r:id="rIdmqhxi556dhyoycojvmydo">
               <w:r>
                 <w:rPr>
                   <w:rFonts w:ascii="Arial" w:cs="Arial" w:eastAsia="Arial" w:hAnsi="Arial"/>
@@ -1002,26 +1010,6 @@
                   <w:u w:val="single"/>
                 </w:rPr>
                 <w:t xml:space="preserve">Link</w:t>
-              </w:r>
-            </w:hyperlink>
-            <w:r>
-              <w:rPr>
-                <w:rFonts w:ascii="Arial" w:cs="Arial" w:eastAsia="Arial" w:hAnsi="Arial"/>
-                <w:sz w:val="20"/>
-                <w:szCs w:val="20"/>
-              </w:rPr>
-              <w:t xml:space="preserve"> | </w:t>
-            </w:r>
-            <w:hyperlink w:history="1" r:id="rIdscgngrollhogbji4oj3rz">
-              <w:r>
-                <w:rPr>
-                  <w:rFonts w:ascii="Arial" w:cs="Arial" w:eastAsia="Arial" w:hAnsi="Arial"/>
-                  <w:color w:val="2980B9"/>
-                  <w:sz w:val="20"/>
-                  <w:szCs w:val="20"/>
-                  <w:u w:val="single"/>
-                </w:rPr>
-                <w:t xml:space="preserve">Audio</w:t>
               </w:r>
             </w:hyperlink>
           </w:p>
@@ -1078,7 +1066,7 @@
                 <w:sz w:val="20"/>
                 <w:szCs w:val="20"/>
               </w:rPr>
-              <w:t xml:space="preserve">[7] 2024</w:t>
+              <w:t xml:space="preserve">[7] 2025</w:t>
             </w:r>
           </w:p>
         </w:tc>
@@ -1110,7 +1098,7 @@
                 <w:sz w:val="20"/>
                 <w:szCs w:val="20"/>
               </w:rPr>
-              <w:t xml:space="preserve">What makes a convivial community tool? Investigating grassroots ecological restoration</w:t>
+              <w:t xml:space="preserve">Dimensions of Effective Volunteer Restoration Techniques in North America</w:t>
             </w:r>
           </w:p>
           <w:p>
@@ -1133,7 +1121,7 @@
                 <w:sz w:val="20"/>
                 <w:szCs w:val="20"/>
               </w:rPr>
-              <w:t xml:space="preserve">, Stephen D. Murphy</w:t>
+              <w:t xml:space="preserve">, Elise Gornish, Stephen D. Murphy</w:t>
             </w:r>
           </w:p>
           <w:p>
@@ -1148,7 +1136,7 @@
                 <w:sz w:val="20"/>
                 <w:szCs w:val="20"/>
               </w:rPr>
-              <w:t xml:space="preserve">Ecology &amp; Society</w:t>
+              <w:t xml:space="preserve">Restoration Ecology</w:t>
             </w:r>
             <w:r>
               <w:rPr>
@@ -1158,7 +1146,7 @@
               </w:rPr>
               <w:t xml:space="preserve">. </w:t>
             </w:r>
-            <w:hyperlink w:history="1" r:id="rIdyn9x69gs4uq3r880gbyav">
+            <w:hyperlink w:history="1" r:id="rIdk-wm8vi7gbwuyklpgurue">
               <w:r>
                 <w:rPr>
                   <w:rFonts w:ascii="Arial" w:cs="Arial" w:eastAsia="Arial" w:hAnsi="Arial"/>
@@ -1178,7 +1166,7 @@
               </w:rPr>
               <w:t xml:space="preserve"> | </w:t>
             </w:r>
-            <w:hyperlink w:history="1" r:id="rIdn0h_ai1bhipdhampl95xe">
+            <w:hyperlink w:history="1" r:id="rIdimtezrnphr7qnyijwgkox">
               <w:r>
                 <w:rPr>
                   <w:rFonts w:ascii="Arial" w:cs="Arial" w:eastAsia="Arial" w:hAnsi="Arial"/>
@@ -1276,7 +1264,7 @@
                 <w:sz w:val="20"/>
                 <w:szCs w:val="20"/>
               </w:rPr>
-              <w:t xml:space="preserve">Motivations for Volunteers to Participate in Ecological Restoration: A Systematic Map</w:t>
+              <w:t xml:space="preserve">What makes a convivial community tool? Investigating grassroots ecological restoration</w:t>
             </w:r>
           </w:p>
           <w:p>
@@ -1314,7 +1302,7 @@
                 <w:sz w:val="20"/>
                 <w:szCs w:val="20"/>
               </w:rPr>
-              <w:t xml:space="preserve">Restoration Ecology</w:t>
+              <w:t xml:space="preserve">Ecology &amp; Society</w:t>
             </w:r>
             <w:r>
               <w:rPr>
@@ -1324,7 +1312,7 @@
               </w:rPr>
               <w:t xml:space="preserve">. </w:t>
             </w:r>
-            <w:hyperlink w:history="1" r:id="rIdfmddqkeigdf9dbycfgzmq">
+            <w:hyperlink w:history="1" r:id="rIdm0v_08b0c_-dbpivkla9d">
               <w:r>
                 <w:rPr>
                   <w:rFonts w:ascii="Arial" w:cs="Arial" w:eastAsia="Arial" w:hAnsi="Arial"/>
@@ -1344,7 +1332,7 @@
               </w:rPr>
               <w:t xml:space="preserve"> | </w:t>
             </w:r>
-            <w:hyperlink w:history="1" r:id="rId6kyoh0zip0xhcfe-obpdg">
+            <w:hyperlink w:history="1" r:id="rIdxvl81i3i4abauz8piizv5">
               <w:r>
                 <w:rPr>
                   <w:rFonts w:ascii="Arial" w:cs="Arial" w:eastAsia="Arial" w:hAnsi="Arial"/>
@@ -1410,7 +1398,7 @@
                 <w:sz w:val="20"/>
                 <w:szCs w:val="20"/>
               </w:rPr>
-              <w:t xml:space="preserve">[9] 2023</w:t>
+              <w:t xml:space="preserve">[9] 2024</w:t>
             </w:r>
           </w:p>
         </w:tc>
@@ -1442,7 +1430,7 @@
                 <w:sz w:val="20"/>
                 <w:szCs w:val="20"/>
               </w:rPr>
-              <w:t xml:space="preserve">Ecological Restoration Research in Canada: Who, What, Where, When, Why, and How?</w:t>
+              <w:t xml:space="preserve">Motivations for Volunteers to Participate in Ecological Restoration: A Systematic Map</w:t>
             </w:r>
           </w:p>
           <w:p>
@@ -1465,7 +1453,7 @@
                 <w:sz w:val="20"/>
                 <w:szCs w:val="20"/>
               </w:rPr>
-              <w:t xml:space="preserve">, Dorian Pomezanski, Nancy Shackelford, Stephen D. Murphy, Steven J. Cooke, Line Rochefort, Sonia Voicescu, Eric Higgs</w:t>
+              <w:t xml:space="preserve">, Stephen D. Murphy</w:t>
             </w:r>
           </w:p>
           <w:p>
@@ -1480,7 +1468,7 @@
                 <w:sz w:val="20"/>
                 <w:szCs w:val="20"/>
               </w:rPr>
-              <w:t xml:space="preserve">FACETS</w:t>
+              <w:t xml:space="preserve">Restoration Ecology</w:t>
             </w:r>
             <w:r>
               <w:rPr>
@@ -1490,7 +1478,7 @@
               </w:rPr>
               <w:t xml:space="preserve">. </w:t>
             </w:r>
-            <w:hyperlink w:history="1" r:id="rIdl63ycdxufdwx1pt40tldv">
+            <w:hyperlink w:history="1" r:id="rId_y3qa3qyvypilcpyss_em">
               <w:r>
                 <w:rPr>
                   <w:rFonts w:ascii="Arial" w:cs="Arial" w:eastAsia="Arial" w:hAnsi="Arial"/>
@@ -1510,7 +1498,7 @@
               </w:rPr>
               <w:t xml:space="preserve"> | </w:t>
             </w:r>
-            <w:hyperlink w:history="1" r:id="rId1ulcifvfndqob_hcsqzla">
+            <w:hyperlink w:history="1" r:id="rIdqok3d16hn-r2ux57wnscl">
               <w:r>
                 <w:rPr>
                   <w:rFonts w:ascii="Arial" w:cs="Arial" w:eastAsia="Arial" w:hAnsi="Arial"/>
@@ -1576,7 +1564,7 @@
                 <w:sz w:val="20"/>
                 <w:szCs w:val="20"/>
               </w:rPr>
-              <w:t xml:space="preserve">[10] 2022</w:t>
+              <w:t xml:space="preserve">[10] 2023</w:t>
             </w:r>
           </w:p>
         </w:tc>
@@ -1608,7 +1596,7 @@
                 <w:sz w:val="20"/>
                 <w:szCs w:val="20"/>
               </w:rPr>
-              <w:t xml:space="preserve">Creating Testable Questions in Practical Conservation</w:t>
+              <w:t xml:space="preserve">Ecological Restoration Research in Canada: Who, What, Where, When, Why, and How?</w:t>
             </w:r>
           </w:p>
           <w:p>
@@ -1618,14 +1606,6 @@
             <w:r>
               <w:rPr>
                 <w:rFonts w:ascii="Arial" w:cs="Arial" w:eastAsia="Arial" w:hAnsi="Arial"/>
-                <w:sz w:val="20"/>
-                <w:szCs w:val="20"/>
-              </w:rPr>
-              <w:t xml:space="preserve">William J. Sutherland, Jake M. Robinson, David C. Aldridge, </w:t>
-            </w:r>
-            <w:r>
-              <w:rPr>
-                <w:rFonts w:ascii="Arial" w:cs="Arial" w:eastAsia="Arial" w:hAnsi="Arial"/>
                 <w:b/>
                 <w:bCs/>
                 <w:sz w:val="20"/>
@@ -1639,7 +1619,7 @@
                 <w:sz w:val="20"/>
                 <w:szCs w:val="20"/>
               </w:rPr>
-              <w:t xml:space="preserve">, Matthew Armes, Nina Baranduin, Andrew J. Bladon, et al.</w:t>
+              <w:t xml:space="preserve">, Dorian Pomezanski, Nancy Shackelford, Stephen D. Murphy, Steven J. Cooke, Line Rochefort, Sonia Voicescu, Eric Higgs</w:t>
             </w:r>
           </w:p>
           <w:p>
@@ -1654,7 +1634,7 @@
                 <w:sz w:val="20"/>
                 <w:szCs w:val="20"/>
               </w:rPr>
-              <w:t xml:space="preserve">Conservation Evidence Journal</w:t>
+              <w:t xml:space="preserve">FACETS</w:t>
             </w:r>
             <w:r>
               <w:rPr>
@@ -1664,7 +1644,7 @@
               </w:rPr>
               <w:t xml:space="preserve">. </w:t>
             </w:r>
-            <w:hyperlink w:history="1" r:id="rIdoq9yhjrslavjh7cl2b5vk">
+            <w:hyperlink w:history="1" r:id="rIdyorp8yovhcekeqlok7y8y">
               <w:r>
                 <w:rPr>
                   <w:rFonts w:ascii="Arial" w:cs="Arial" w:eastAsia="Arial" w:hAnsi="Arial"/>
@@ -1674,6 +1654,26 @@
                   <w:u w:val="single"/>
                 </w:rPr>
                 <w:t xml:space="preserve">Link</w:t>
+              </w:r>
+            </w:hyperlink>
+            <w:r>
+              <w:rPr>
+                <w:rFonts w:ascii="Arial" w:cs="Arial" w:eastAsia="Arial" w:hAnsi="Arial"/>
+                <w:sz w:val="20"/>
+                <w:szCs w:val="20"/>
+              </w:rPr>
+              <w:t xml:space="preserve"> | </w:t>
+            </w:r>
+            <w:hyperlink w:history="1" r:id="rIdu6jqbwitztbpn8kh_ziyo">
+              <w:r>
+                <w:rPr>
+                  <w:rFonts w:ascii="Arial" w:cs="Arial" w:eastAsia="Arial" w:hAnsi="Arial"/>
+                  <w:color w:val="2980B9"/>
+                  <w:sz w:val="20"/>
+                  <w:szCs w:val="20"/>
+                  <w:u w:val="single"/>
+                </w:rPr>
+                <w:t xml:space="preserve">Audio</w:t>
               </w:r>
             </w:hyperlink>
           </w:p>
@@ -1730,7 +1730,7 @@
                 <w:sz w:val="20"/>
                 <w:szCs w:val="20"/>
               </w:rPr>
-              <w:t xml:space="preserve">[11] 2020</w:t>
+              <w:t xml:space="preserve">[11] 2022</w:t>
             </w:r>
           </w:p>
         </w:tc>
@@ -1762,7 +1762,7 @@
                 <w:sz w:val="20"/>
                 <w:szCs w:val="20"/>
               </w:rPr>
-              <w:t xml:space="preserve">What Will a PhD Look Like in the Future?</w:t>
+              <w:t xml:space="preserve">Creating Testable Questions in Practical Conservation</w:t>
             </w:r>
           </w:p>
           <w:p>
@@ -1775,7 +1775,7 @@
                 <w:sz w:val="20"/>
                 <w:szCs w:val="20"/>
               </w:rPr>
-              <w:t xml:space="preserve">Anita Lazurko, </w:t>
+              <w:t xml:space="preserve">William J. Sutherland, Jake M. Robinson, David C. Aldridge, </w:t>
             </w:r>
             <w:r>
               <w:rPr>
@@ -1793,7 +1793,7 @@
                 <w:sz w:val="20"/>
                 <w:szCs w:val="20"/>
               </w:rPr>
-              <w:t xml:space="preserve">, Lowine Stella Hill, Ella-Kari Muhl, Augustine Kwame Osei, Dorian Pomezanski, Kyle Schang, Dilruba Fatima Sharmin</w:t>
+              <w:t xml:space="preserve">, Matthew Armes, Nina Baranduin, Andrew J. Bladon, et al.</w:t>
             </w:r>
           </w:p>
           <w:p>
@@ -1808,7 +1808,7 @@
                 <w:sz w:val="20"/>
                 <w:szCs w:val="20"/>
               </w:rPr>
-              <w:t xml:space="preserve">World Futures Review</w:t>
+              <w:t xml:space="preserve">Conservation Evidence Journal</w:t>
             </w:r>
             <w:r>
               <w:rPr>
@@ -1818,7 +1818,7 @@
               </w:rPr>
               <w:t xml:space="preserve">. </w:t>
             </w:r>
-            <w:hyperlink w:history="1" r:id="rIdhdaxzkzll1ejlnjd-dros">
+            <w:hyperlink w:history="1" r:id="rId3zbru1txr6qcqadeimgot">
               <w:r>
                 <w:rPr>
                   <w:rFonts w:ascii="Arial" w:cs="Arial" w:eastAsia="Arial" w:hAnsi="Arial"/>
@@ -1838,23 +1838,6 @@
       <w:pPr>
         <w:spacing w:after="100" w:before="0"/>
       </w:pPr>
-    </w:p>
-    <w:p>
-      <w:pPr>
-        <w:pStyle w:val="Heading2"/>
-        <w:spacing w:after="80" w:before="300"/>
-      </w:pPr>
-      <w:r>
-        <w:rPr>
-          <w:rFonts w:ascii="Arial" w:cs="Arial" w:eastAsia="Arial" w:hAnsi="Arial"/>
-          <w:b/>
-          <w:bCs/>
-          <w:color w:val="1B4F72"/>
-          <w:sz w:val="26"/>
-          <w:szCs w:val="26"/>
-        </w:rPr>
-        <w:t xml:space="preserve">Peer-Reviewed Publications in Progress</w:t>
-      </w:r>
     </w:p>
     <w:tbl>
       <w:tblPr>
@@ -1901,7 +1884,7 @@
                 <w:sz w:val="20"/>
                 <w:szCs w:val="20"/>
               </w:rPr>
-              <w:t xml:space="preserve">[1] 2026</w:t>
+              <w:t xml:space="preserve">[12] 2020</w:t>
             </w:r>
           </w:p>
         </w:tc>
@@ -1933,7 +1916,7 @@
                 <w:sz w:val="20"/>
                 <w:szCs w:val="20"/>
               </w:rPr>
-              <w:t xml:space="preserve">Data, politics, and funding cause uncertainty for conservation practitioners</w:t>
+              <w:t xml:space="preserve">What Will a PhD Look Like in the Future?</w:t>
             </w:r>
           </w:p>
           <w:p>
@@ -1946,7 +1929,7 @@
                 <w:sz w:val="20"/>
                 <w:szCs w:val="20"/>
               </w:rPr>
-              <w:t xml:space="preserve">Courtney D. Robichaud, Christine Beaudoin, </w:t>
+              <w:t xml:space="preserve">Anita Lazurko, </w:t>
             </w:r>
             <w:r>
               <w:rPr>
@@ -1964,7 +1947,7 @@
                 <w:sz w:val="20"/>
                 <w:szCs w:val="20"/>
               </w:rPr>
-              <w:t xml:space="preserve">, Jaimie Vincent, Steven J. Cooke, Vivian M. Nguyen, Richard Schuster, Nathan Young, Joseph R. Bennett</w:t>
+              <w:t xml:space="preserve">, Lowine Stella Hill, Ella-Kari Muhl, Augustine Kwame Osei, Dorian Pomezanski, Kyle Schang, Dilruba Fatima Sharmin</w:t>
             </w:r>
           </w:p>
           <w:p>
@@ -1979,8 +1962,28 @@
                 <w:sz w:val="20"/>
                 <w:szCs w:val="20"/>
               </w:rPr>
-              <w:t xml:space="preserve">Conservation Science and Practice</w:t>
-            </w:r>
+              <w:t xml:space="preserve">World Futures Review</w:t>
+            </w:r>
+            <w:r>
+              <w:rPr>
+                <w:rFonts w:ascii="Arial" w:cs="Arial" w:eastAsia="Arial" w:hAnsi="Arial"/>
+                <w:sz w:val="20"/>
+                <w:szCs w:val="20"/>
+              </w:rPr>
+              <w:t xml:space="preserve">. </w:t>
+            </w:r>
+            <w:hyperlink w:history="1" r:id="rId_76pua-xtz_bkovvey-eq">
+              <w:r>
+                <w:rPr>
+                  <w:rFonts w:ascii="Arial" w:cs="Arial" w:eastAsia="Arial" w:hAnsi="Arial"/>
+                  <w:color w:val="2980B9"/>
+                  <w:sz w:val="20"/>
+                  <w:szCs w:val="20"/>
+                  <w:u w:val="single"/>
+                </w:rPr>
+                <w:t xml:space="preserve">Link</w:t>
+              </w:r>
+            </w:hyperlink>
           </w:p>
         </w:tc>
       </w:tr>
@@ -1989,6 +1992,23 @@
       <w:pPr>
         <w:spacing w:after="100" w:before="0"/>
       </w:pPr>
+    </w:p>
+    <w:p>
+      <w:pPr>
+        <w:pStyle w:val="Heading2"/>
+        <w:spacing w:after="80" w:before="300"/>
+      </w:pPr>
+      <w:r>
+        <w:rPr>
+          <w:rFonts w:ascii="Arial" w:cs="Arial" w:eastAsia="Arial" w:hAnsi="Arial"/>
+          <w:b/>
+          <w:bCs/>
+          <w:color w:val="1B4F72"/>
+          <w:sz w:val="26"/>
+          <w:szCs w:val="26"/>
+        </w:rPr>
+        <w:t xml:space="preserve">Peer-Reviewed Publications in Progress</w:t>
+      </w:r>
     </w:p>
     <w:tbl>
       <w:tblPr>
@@ -2035,7 +2055,7 @@
                 <w:sz w:val="20"/>
                 <w:szCs w:val="20"/>
               </w:rPr>
-              <w:t xml:space="preserve">[2] 2026</w:t>
+              <w:t xml:space="preserve">[1] 2026</w:t>
             </w:r>
           </w:p>
         </w:tc>
@@ -2161,7 +2181,7 @@
                 <w:sz w:val="20"/>
                 <w:szCs w:val="20"/>
               </w:rPr>
-              <w:t xml:space="preserve">[3] 2026</w:t>
+              <w:t xml:space="preserve">[2] 2026</w:t>
             </w:r>
           </w:p>
         </w:tc>
@@ -2295,7 +2315,7 @@
                 <w:sz w:val="20"/>
                 <w:szCs w:val="20"/>
               </w:rPr>
-              <w:t xml:space="preserve">[4] 2026</w:t>
+              <w:t xml:space="preserve">[3] 2026</w:t>
             </w:r>
           </w:p>
         </w:tc>
@@ -2518,7 +2538,7 @@
               </w:rPr>
               <w:t xml:space="preserve">. </w:t>
             </w:r>
-            <w:hyperlink w:history="1" r:id="rIdao1firhjitchpx3xkpirz">
+            <w:hyperlink w:history="1" r:id="rIdlicfre8rrackyes8nkgub">
               <w:r>
                 <w:rPr>
                   <w:rFonts w:ascii="Arial" w:cs="Arial" w:eastAsia="Arial" w:hAnsi="Arial"/>
@@ -2689,7 +2709,7 @@
               </w:rPr>
               <w:t xml:space="preserve">. </w:t>
             </w:r>
-            <w:hyperlink w:history="1" r:id="rIdwtwhu6bfkxy3or_-40n2s">
+            <w:hyperlink w:history="1" r:id="rIdj5akfr10qkj9q8s7xrvw7">
               <w:r>
                 <w:rPr>
                   <w:rFonts w:ascii="Arial" w:cs="Arial" w:eastAsia="Arial" w:hAnsi="Arial"/>
@@ -2780,7 +2800,7 @@
           <w:sz w:val="20"/>
           <w:szCs w:val="20"/>
         </w:rPr>
-        <w:t xml:space="preserve">"Toolkit for Restoration Ecology Knowledge (TReK)."</w:t>
+        <w:t xml:space="preserve">"Causal Mosaic Schema: Encoding Causal Claims in Ecological Literature as Machine-Actionable Knowledge Graphs"</w:t>
       </w:r>
       <w:r>
         <w:rPr>
@@ -2796,7 +2816,7 @@
           <w:sz w:val="20"/>
           <w:szCs w:val="20"/>
         </w:rPr>
-        <w:t xml:space="preserve"> (2025).</w:t>
+        <w:t xml:space="preserve"> (2026).</w:t>
       </w:r>
     </w:p>
     <w:p>
@@ -2816,7 +2836,7 @@
           <w:sz w:val="20"/>
           <w:szCs w:val="20"/>
         </w:rPr>
-        <w:t xml:space="preserve">"Ecolink: Towards a Knowledge Graph Schema for Complex Environmental Systems."</w:t>
+        <w:t xml:space="preserve">"The John Connor Guide to Life with LLMs"</w:t>
       </w:r>
       <w:r>
         <w:rPr>
@@ -2832,7 +2852,7 @@
           <w:sz w:val="20"/>
           <w:szCs w:val="20"/>
         </w:rPr>
-        <w:t xml:space="preserve"> (2025).</w:t>
+        <w:t xml:space="preserve"> (2026).</w:t>
       </w:r>
     </w:p>
     <w:p>
@@ -2852,7 +2872,7 @@
           <w:sz w:val="20"/>
           <w:szCs w:val="20"/>
         </w:rPr>
-        <w:t xml:space="preserve">"Mapping Evidence to Theory in Ecology."</w:t>
+        <w:t xml:space="preserve">"EcoWeaver Workbench  hands-on schema prototyping"</w:t>
       </w:r>
       <w:r>
         <w:rPr>
@@ -2868,7 +2888,7 @@
           <w:sz w:val="20"/>
           <w:szCs w:val="20"/>
         </w:rPr>
-        <w:t xml:space="preserve"> (2025).</w:t>
+        <w:t xml:space="preserve"> (2026).</w:t>
       </w:r>
     </w:p>
     <w:p>
@@ -2888,7 +2908,7 @@
           <w:sz w:val="20"/>
           <w:szCs w:val="20"/>
         </w:rPr>
-        <w:t xml:space="preserve">"Three stories of restoration and conservation engagement."</w:t>
+        <w:t xml:space="preserve">"Indigenous data sovereignty in computational ecological knowledge integration"</w:t>
       </w:r>
       <w:r>
         <w:rPr>
@@ -2904,7 +2924,7 @@
           <w:sz w:val="20"/>
           <w:szCs w:val="20"/>
         </w:rPr>
-        <w:t xml:space="preserve"> (2025).</w:t>
+        <w:t xml:space="preserve"> (2026).</w:t>
       </w:r>
     </w:p>
     <w:p>
@@ -2924,7 +2944,7 @@
           <w:sz w:val="20"/>
           <w:szCs w:val="20"/>
         </w:rPr>
-        <w:t xml:space="preserve">"Engaging instructors and students in transformative learning amid polycrisis."</w:t>
+        <w:t xml:space="preserve">"Bridging the evidence gap: a collaborative question-ranking workshop for EcoWeaver"</w:t>
       </w:r>
       <w:r>
         <w:rPr>
@@ -2940,7 +2960,7 @@
           <w:sz w:val="20"/>
           <w:szCs w:val="20"/>
         </w:rPr>
-        <w:t xml:space="preserve"> (2024).</w:t>
+        <w:t xml:space="preserve"> (2026).</w:t>
       </w:r>
     </w:p>
     <w:p>
@@ -2960,7 +2980,7 @@
           <w:sz w:val="20"/>
           <w:szCs w:val="20"/>
         </w:rPr>
-        <w:t xml:space="preserve">"Lowering barriers, changing behaviours."</w:t>
+        <w:t xml:space="preserve">"AI and decision support tools for land trusts"</w:t>
       </w:r>
       <w:r>
         <w:rPr>
@@ -2976,7 +2996,7 @@
           <w:sz w:val="20"/>
           <w:szCs w:val="20"/>
         </w:rPr>
-        <w:t xml:space="preserve"> (2024).</w:t>
+        <w:t xml:space="preserve"> (2026).</w:t>
       </w:r>
     </w:p>
     <w:p>
@@ -2996,7 +3016,7 @@
           <w:sz w:val="20"/>
           <w:szCs w:val="20"/>
         </w:rPr>
-        <w:t xml:space="preserve">"Taming Complexity in Ecology."</w:t>
+        <w:t xml:space="preserve">"Mapping Evidence to Theory in Ecology."</w:t>
       </w:r>
       <w:r>
         <w:rPr>
@@ -3012,7 +3032,7 @@
           <w:sz w:val="20"/>
           <w:szCs w:val="20"/>
         </w:rPr>
-        <w:t xml:space="preserve"> (2024).</w:t>
+        <w:t xml:space="preserve"> (2025).</w:t>
       </w:r>
     </w:p>
     <w:p>
@@ -3032,7 +3052,7 @@
           <w:sz w:val="20"/>
           <w:szCs w:val="20"/>
         </w:rPr>
-        <w:t xml:space="preserve">"Taming Complexity: AI Approaches to Knowledge Synthesis."</w:t>
+        <w:t xml:space="preserve">"Ecolink: Towards a Knowledge Graph Schema for Complex Environmental Systems."</w:t>
       </w:r>
       <w:r>
         <w:rPr>
@@ -3048,7 +3068,7 @@
           <w:sz w:val="20"/>
           <w:szCs w:val="20"/>
         </w:rPr>
-        <w:t xml:space="preserve"> (2024).</w:t>
+        <w:t xml:space="preserve"> (2025).</w:t>
       </w:r>
     </w:p>
     <w:p>
@@ -3068,7 +3088,7 @@
           <w:sz w:val="20"/>
           <w:szCs w:val="20"/>
         </w:rPr>
-        <w:t xml:space="preserve">"People-powered ecosystem restoration."</w:t>
+        <w:t xml:space="preserve">"Toolkit for Restoration Ecology Knowledge (TReK)."</w:t>
       </w:r>
       <w:r>
         <w:rPr>
@@ -3084,7 +3104,7 @@
           <w:sz w:val="20"/>
           <w:szCs w:val="20"/>
         </w:rPr>
-        <w:t xml:space="preserve"> (2024).</w:t>
+        <w:t xml:space="preserve"> (2025).</w:t>
       </w:r>
     </w:p>
     <w:p>
@@ -3104,7 +3124,7 @@
           <w:sz w:val="20"/>
           <w:szCs w:val="20"/>
         </w:rPr>
-        <w:t xml:space="preserve">"Volunteer engagement in ecological restoration."</w:t>
+        <w:t xml:space="preserve">"Three stories of restoration and conservation engagement."</w:t>
       </w:r>
       <w:r>
         <w:rPr>
@@ -3120,7 +3140,7 @@
           <w:sz w:val="20"/>
           <w:szCs w:val="20"/>
         </w:rPr>
-        <w:t xml:space="preserve"> (2024).</w:t>
+        <w:t xml:space="preserve"> (2025).</w:t>
       </w:r>
     </w:p>
     <w:p>
@@ -3140,7 +3160,7 @@
           <w:sz w:val="20"/>
           <w:szCs w:val="20"/>
         </w:rPr>
-        <w:t xml:space="preserve">"Mapping evidence to theory in ecology: Addressing the challenges of generalization and causality."</w:t>
+        <w:t xml:space="preserve">"Boots &amp; Suits: Mobilizing knowledge in ecosystem restoration."</w:t>
       </w:r>
       <w:r>
         <w:rPr>
@@ -3176,7 +3196,7 @@
           <w:sz w:val="20"/>
           <w:szCs w:val="20"/>
         </w:rPr>
-        <w:t xml:space="preserve">"Mapping and assessing evidence in ecological restoration."</w:t>
+        <w:t xml:space="preserve">"Lowering barriers, changing behaviours."</w:t>
       </w:r>
       <w:r>
         <w:rPr>
@@ -3248,7 +3268,7 @@
           <w:sz w:val="20"/>
           <w:szCs w:val="20"/>
         </w:rPr>
-        <w:t xml:space="preserve">"Boots &amp; Suits: Mobilizing knowledge in ecosystem restoration."</w:t>
+        <w:t xml:space="preserve">"Fuzzy cognitive mapping using knowledge graphs for restoration ecology."</w:t>
       </w:r>
       <w:r>
         <w:rPr>
@@ -3284,7 +3304,7 @@
           <w:sz w:val="20"/>
           <w:szCs w:val="20"/>
         </w:rPr>
-        <w:t xml:space="preserve">"Fuzzy cognitive mapping using knowledge graphs for restoration ecology."</w:t>
+        <w:t xml:space="preserve">"Volunteer engagement in ecological restoration."</w:t>
       </w:r>
       <w:r>
         <w:rPr>
@@ -3320,7 +3340,7 @@
           <w:sz w:val="20"/>
           <w:szCs w:val="20"/>
         </w:rPr>
-        <w:t xml:space="preserve">"How to recruit and retain more volunteers."</w:t>
+        <w:t xml:space="preserve">"Taming Complexity in Ecology."</w:t>
       </w:r>
       <w:r>
         <w:rPr>
@@ -3356,7 +3376,7 @@
           <w:sz w:val="20"/>
           <w:szCs w:val="20"/>
         </w:rPr>
-        <w:t xml:space="preserve">"Volunteer engagement in ecological restoration."</w:t>
+        <w:t xml:space="preserve">"Taming Complexity: AI Approaches to Knowledge Synthesis."</w:t>
       </w:r>
       <w:r>
         <w:rPr>
@@ -3372,7 +3392,7 @@
           <w:sz w:val="20"/>
           <w:szCs w:val="20"/>
         </w:rPr>
-        <w:t xml:space="preserve"> (2023).</w:t>
+        <w:t xml:space="preserve"> (2024).</w:t>
       </w:r>
     </w:p>
     <w:p>
@@ -3392,7 +3412,7 @@
           <w:sz w:val="20"/>
           <w:szCs w:val="20"/>
         </w:rPr>
-        <w:t xml:space="preserve">"Ecological Restoration Research in Canada: Who, What, Where, When, Why and How?"</w:t>
+        <w:t xml:space="preserve">"People-powered ecosystem restoration."</w:t>
       </w:r>
       <w:r>
         <w:rPr>
@@ -3408,7 +3428,7 @@
           <w:sz w:val="20"/>
           <w:szCs w:val="20"/>
         </w:rPr>
-        <w:t xml:space="preserve"> (2023).</w:t>
+        <w:t xml:space="preserve"> (2024).</w:t>
       </w:r>
     </w:p>
     <w:p>
@@ -3428,7 +3448,7 @@
           <w:sz w:val="20"/>
           <w:szCs w:val="20"/>
         </w:rPr>
-        <w:t xml:space="preserve">"Comparing community-led tree planting programs."</w:t>
+        <w:t xml:space="preserve">"Engaging instructors and students in transformative learning amid polycrisis."</w:t>
       </w:r>
       <w:r>
         <w:rPr>
@@ -3444,7 +3464,7 @@
           <w:sz w:val="20"/>
           <w:szCs w:val="20"/>
         </w:rPr>
-        <w:t xml:space="preserve"> (2022).</w:t>
+        <w:t xml:space="preserve"> (2024).</w:t>
       </w:r>
     </w:p>
     <w:p>
@@ -3464,7 +3484,7 @@
           <w:sz w:val="20"/>
           <w:szCs w:val="20"/>
         </w:rPr>
-        <w:t xml:space="preserve">"Championing Change in the Field and Office."</w:t>
+        <w:t xml:space="preserve">"Mapping evidence to theory in ecology: Addressing the challenges of generalization and causality."</w:t>
       </w:r>
       <w:r>
         <w:rPr>
@@ -3480,7 +3500,7 @@
           <w:sz w:val="20"/>
           <w:szCs w:val="20"/>
         </w:rPr>
-        <w:t xml:space="preserve"> (2022).</w:t>
+        <w:t xml:space="preserve"> (2024).</w:t>
       </w:r>
     </w:p>
     <w:p>
@@ -3500,7 +3520,7 @@
           <w:sz w:val="20"/>
           <w:szCs w:val="20"/>
         </w:rPr>
-        <w:t xml:space="preserve">"Guest speaker."</w:t>
+        <w:t xml:space="preserve">"Mapping and assessing evidence in ecological restoration."</w:t>
       </w:r>
       <w:r>
         <w:rPr>
@@ -3516,7 +3536,7 @@
           <w:sz w:val="20"/>
           <w:szCs w:val="20"/>
         </w:rPr>
-        <w:t xml:space="preserve"> (2022).</w:t>
+        <w:t xml:space="preserve"> (2024).</w:t>
       </w:r>
     </w:p>
     <w:p>
@@ -3536,7 +3556,7 @@
           <w:sz w:val="20"/>
           <w:szCs w:val="20"/>
         </w:rPr>
-        <w:t xml:space="preserve">"Advocacy 101: How to talk about climate change with politicians."</w:t>
+        <w:t xml:space="preserve">"How to recruit and retain more volunteers."</w:t>
       </w:r>
       <w:r>
         <w:rPr>
@@ -3552,7 +3572,7 @@
           <w:sz w:val="20"/>
           <w:szCs w:val="20"/>
         </w:rPr>
-        <w:t xml:space="preserve"> (2022).</w:t>
+        <w:t xml:space="preserve"> (2024).</w:t>
       </w:r>
     </w:p>
     <w:p>
@@ -3572,7 +3592,7 @@
           <w:sz w:val="20"/>
           <w:szCs w:val="20"/>
         </w:rPr>
-        <w:t xml:space="preserve">"Working Together and Giving Back: Building and sustaining volunteer motivation."</w:t>
+        <w:t xml:space="preserve">"Volunteer engagement in ecological restoration."</w:t>
       </w:r>
       <w:r>
         <w:rPr>
@@ -3588,7 +3608,7 @@
           <w:sz w:val="20"/>
           <w:szCs w:val="20"/>
         </w:rPr>
-        <w:t xml:space="preserve"> (2021).</w:t>
+        <w:t xml:space="preserve"> (2023).</w:t>
       </w:r>
     </w:p>
     <w:p>
@@ -3608,7 +3628,7 @@
           <w:sz w:val="20"/>
           <w:szCs w:val="20"/>
         </w:rPr>
-        <w:t xml:space="preserve">"Decolonizing Worldviews: Unpacking nature and wilderness."</w:t>
+        <w:t xml:space="preserve">"Ecological Restoration Research in Canada: Who, What, Where, When, Why and How?"</w:t>
       </w:r>
       <w:r>
         <w:rPr>
@@ -3624,7 +3644,7 @@
           <w:sz w:val="20"/>
           <w:szCs w:val="20"/>
         </w:rPr>
-        <w:t xml:space="preserve"> (2021).</w:t>
+        <w:t xml:space="preserve"> (2023).</w:t>
       </w:r>
     </w:p>
     <w:p>
@@ -3644,7 +3664,7 @@
           <w:sz w:val="20"/>
           <w:szCs w:val="20"/>
         </w:rPr>
-        <w:t xml:space="preserve">"How to design techniques for volunteer ecological restoration."</w:t>
+        <w:t xml:space="preserve">"Comparing community-led tree planting programs."</w:t>
       </w:r>
       <w:r>
         <w:rPr>
@@ -3660,7 +3680,7 @@
           <w:sz w:val="20"/>
           <w:szCs w:val="20"/>
         </w:rPr>
-        <w:t xml:space="preserve"> (2021).</w:t>
+        <w:t xml:space="preserve"> (2022).</w:t>
       </w:r>
     </w:p>
     <w:p>
@@ -3680,7 +3700,7 @@
           <w:sz w:val="20"/>
           <w:szCs w:val="20"/>
         </w:rPr>
-        <w:t xml:space="preserve">"Ecological Restoration: Nature-Based Solutions for Climate Mitigation and Engaging Canadians with Nature."</w:t>
+        <w:t xml:space="preserve">"Championing Change in the Field and Office."</w:t>
       </w:r>
       <w:r>
         <w:rPr>
@@ -3696,7 +3716,7 @@
           <w:sz w:val="20"/>
           <w:szCs w:val="20"/>
         </w:rPr>
-        <w:t xml:space="preserve"> (2021).</w:t>
+        <w:t xml:space="preserve"> (2022).</w:t>
       </w:r>
     </w:p>
     <w:p>
@@ -3716,7 +3736,7 @@
           <w:sz w:val="20"/>
           <w:szCs w:val="20"/>
         </w:rPr>
-        <w:t xml:space="preserve">"Analyzing Canadian ecological restoration literature with bibliometric analysis and a systematic map."</w:t>
+        <w:t xml:space="preserve">"Guest speaker."</w:t>
       </w:r>
       <w:r>
         <w:rPr>
@@ -3732,7 +3752,7 @@
           <w:sz w:val="20"/>
           <w:szCs w:val="20"/>
         </w:rPr>
-        <w:t xml:space="preserve"> (2021).</w:t>
+        <w:t xml:space="preserve"> (2022).</w:t>
       </w:r>
     </w:p>
     <w:p>
@@ -3752,7 +3772,7 @@
           <w:sz w:val="20"/>
           <w:szCs w:val="20"/>
         </w:rPr>
-        <w:t xml:space="preserve">"Charting the evidence landscape: A systematic map and bibliometric analysis of ecological restoration in Canada."</w:t>
+        <w:t xml:space="preserve">"Advocacy 101: How to talk about climate change with politicians."</w:t>
       </w:r>
       <w:r>
         <w:rPr>
@@ -3768,7 +3788,7 @@
           <w:sz w:val="20"/>
           <w:szCs w:val="20"/>
         </w:rPr>
-        <w:t xml:space="preserve"> (2021).</w:t>
+        <w:t xml:space="preserve"> (2022).</w:t>
       </w:r>
     </w:p>
     <w:p>
@@ -3788,7 +3808,223 @@
           <w:sz w:val="20"/>
           <w:szCs w:val="20"/>
         </w:rPr>
+        <w:t xml:space="preserve">"Ecological Restoration: Nature-Based Solutions for Climate Mitigation and Engaging Canadians with Nature."</w:t>
+      </w:r>
+      <w:r>
+        <w:rPr>
+          <w:rFonts w:ascii="Arial" w:cs="Arial" w:eastAsia="Arial" w:hAnsi="Arial"/>
+          <w:sz w:val="20"/>
+          <w:szCs w:val="20"/>
+        </w:rPr>
+        <w:t xml:space="preserve">. </w:t>
+      </w:r>
+      <w:r>
+        <w:rPr>
+          <w:rFonts w:ascii="Arial" w:cs="Arial" w:eastAsia="Arial" w:hAnsi="Arial"/>
+          <w:sz w:val="20"/>
+          <w:szCs w:val="20"/>
+        </w:rPr>
+        <w:t xml:space="preserve"> (2021).</w:t>
+      </w:r>
+    </w:p>
+    <w:p>
+      <w:pPr>
+        <w:pStyle w:val="ListParagraph"/>
+        <w:numPr>
+          <w:ilvl w:val="0"/>
+          <w:numId w:val="2"/>
+        </w:numPr>
+        <w:spacing w:after="60" w:before="60"/>
+      </w:pPr>
+      <w:r>
+        <w:rPr>
+          <w:rFonts w:ascii="Arial" w:cs="Arial" w:eastAsia="Arial" w:hAnsi="Arial"/>
+          <w:b/>
+          <w:bCs/>
+          <w:sz w:val="20"/>
+          <w:szCs w:val="20"/>
+        </w:rPr>
+        <w:t xml:space="preserve">"Analyzing Canadian ecological restoration literature with bibliometric analysis and a systematic map."</w:t>
+      </w:r>
+      <w:r>
+        <w:rPr>
+          <w:rFonts w:ascii="Arial" w:cs="Arial" w:eastAsia="Arial" w:hAnsi="Arial"/>
+          <w:sz w:val="20"/>
+          <w:szCs w:val="20"/>
+        </w:rPr>
+        <w:t xml:space="preserve">. </w:t>
+      </w:r>
+      <w:r>
+        <w:rPr>
+          <w:rFonts w:ascii="Arial" w:cs="Arial" w:eastAsia="Arial" w:hAnsi="Arial"/>
+          <w:sz w:val="20"/>
+          <w:szCs w:val="20"/>
+        </w:rPr>
+        <w:t xml:space="preserve"> (2021).</w:t>
+      </w:r>
+    </w:p>
+    <w:p>
+      <w:pPr>
+        <w:pStyle w:val="ListParagraph"/>
+        <w:numPr>
+          <w:ilvl w:val="0"/>
+          <w:numId w:val="2"/>
+        </w:numPr>
+        <w:spacing w:after="60" w:before="60"/>
+      </w:pPr>
+      <w:r>
+        <w:rPr>
+          <w:rFonts w:ascii="Arial" w:cs="Arial" w:eastAsia="Arial" w:hAnsi="Arial"/>
+          <w:b/>
+          <w:bCs/>
+          <w:sz w:val="20"/>
+          <w:szCs w:val="20"/>
+        </w:rPr>
+        <w:t xml:space="preserve">"Charting the evidence landscape: A systematic map and bibliometric analysis of ecological restoration in Canada."</w:t>
+      </w:r>
+      <w:r>
+        <w:rPr>
+          <w:rFonts w:ascii="Arial" w:cs="Arial" w:eastAsia="Arial" w:hAnsi="Arial"/>
+          <w:sz w:val="20"/>
+          <w:szCs w:val="20"/>
+        </w:rPr>
+        <w:t xml:space="preserve">. </w:t>
+      </w:r>
+      <w:r>
+        <w:rPr>
+          <w:rFonts w:ascii="Arial" w:cs="Arial" w:eastAsia="Arial" w:hAnsi="Arial"/>
+          <w:sz w:val="20"/>
+          <w:szCs w:val="20"/>
+        </w:rPr>
+        <w:t xml:space="preserve"> (2021).</w:t>
+      </w:r>
+    </w:p>
+    <w:p>
+      <w:pPr>
+        <w:pStyle w:val="ListParagraph"/>
+        <w:numPr>
+          <w:ilvl w:val="0"/>
+          <w:numId w:val="2"/>
+        </w:numPr>
+        <w:spacing w:after="60" w:before="60"/>
+      </w:pPr>
+      <w:r>
+        <w:rPr>
+          <w:rFonts w:ascii="Arial" w:cs="Arial" w:eastAsia="Arial" w:hAnsi="Arial"/>
+          <w:b/>
+          <w:bCs/>
+          <w:sz w:val="20"/>
+          <w:szCs w:val="20"/>
+        </w:rPr>
         <w:t xml:space="preserve">"Facilitator."</w:t>
+      </w:r>
+      <w:r>
+        <w:rPr>
+          <w:rFonts w:ascii="Arial" w:cs="Arial" w:eastAsia="Arial" w:hAnsi="Arial"/>
+          <w:sz w:val="20"/>
+          <w:szCs w:val="20"/>
+        </w:rPr>
+        <w:t xml:space="preserve">. </w:t>
+      </w:r>
+      <w:r>
+        <w:rPr>
+          <w:rFonts w:ascii="Arial" w:cs="Arial" w:eastAsia="Arial" w:hAnsi="Arial"/>
+          <w:sz w:val="20"/>
+          <w:szCs w:val="20"/>
+        </w:rPr>
+        <w:t xml:space="preserve"> (2021).</w:t>
+      </w:r>
+    </w:p>
+    <w:p>
+      <w:pPr>
+        <w:pStyle w:val="ListParagraph"/>
+        <w:numPr>
+          <w:ilvl w:val="0"/>
+          <w:numId w:val="2"/>
+        </w:numPr>
+        <w:spacing w:after="60" w:before="60"/>
+      </w:pPr>
+      <w:r>
+        <w:rPr>
+          <w:rFonts w:ascii="Arial" w:cs="Arial" w:eastAsia="Arial" w:hAnsi="Arial"/>
+          <w:b/>
+          <w:bCs/>
+          <w:sz w:val="20"/>
+          <w:szCs w:val="20"/>
+        </w:rPr>
+        <w:t xml:space="preserve">"How to design techniques for volunteer ecological restoration."</w:t>
+      </w:r>
+      <w:r>
+        <w:rPr>
+          <w:rFonts w:ascii="Arial" w:cs="Arial" w:eastAsia="Arial" w:hAnsi="Arial"/>
+          <w:sz w:val="20"/>
+          <w:szCs w:val="20"/>
+        </w:rPr>
+        <w:t xml:space="preserve">. </w:t>
+      </w:r>
+      <w:r>
+        <w:rPr>
+          <w:rFonts w:ascii="Arial" w:cs="Arial" w:eastAsia="Arial" w:hAnsi="Arial"/>
+          <w:sz w:val="20"/>
+          <w:szCs w:val="20"/>
+        </w:rPr>
+        <w:t xml:space="preserve"> (2021).</w:t>
+      </w:r>
+    </w:p>
+    <w:p>
+      <w:pPr>
+        <w:pStyle w:val="ListParagraph"/>
+        <w:numPr>
+          <w:ilvl w:val="0"/>
+          <w:numId w:val="2"/>
+        </w:numPr>
+        <w:spacing w:after="60" w:before="60"/>
+      </w:pPr>
+      <w:r>
+        <w:rPr>
+          <w:rFonts w:ascii="Arial" w:cs="Arial" w:eastAsia="Arial" w:hAnsi="Arial"/>
+          <w:b/>
+          <w:bCs/>
+          <w:sz w:val="20"/>
+          <w:szCs w:val="20"/>
+        </w:rPr>
+        <w:t xml:space="preserve">"Decolonizing Worldviews: Unpacking nature and wilderness."</w:t>
+      </w:r>
+      <w:r>
+        <w:rPr>
+          <w:rFonts w:ascii="Arial" w:cs="Arial" w:eastAsia="Arial" w:hAnsi="Arial"/>
+          <w:sz w:val="20"/>
+          <w:szCs w:val="20"/>
+        </w:rPr>
+        <w:t xml:space="preserve">. </w:t>
+      </w:r>
+      <w:r>
+        <w:rPr>
+          <w:rFonts w:ascii="Arial" w:cs="Arial" w:eastAsia="Arial" w:hAnsi="Arial"/>
+          <w:sz w:val="20"/>
+          <w:szCs w:val="20"/>
+        </w:rPr>
+        <w:t xml:space="preserve"> (2021).</w:t>
+      </w:r>
+    </w:p>
+    <w:p>
+      <w:pPr>
+        <w:pStyle w:val="ListParagraph"/>
+        <w:numPr>
+          <w:ilvl w:val="0"/>
+          <w:numId w:val="2"/>
+        </w:numPr>
+        <w:spacing w:after="60" w:before="60"/>
+      </w:pPr>
+      <w:r>
+        <w:rPr>
+          <w:rFonts w:ascii="Arial" w:cs="Arial" w:eastAsia="Arial" w:hAnsi="Arial"/>
+          <w:b/>
+          <w:bCs/>
+          <w:sz w:val="20"/>
+          <w:szCs w:val="20"/>
+        </w:rPr>
+        <w:t xml:space="preserve">"Working Together and Giving Back: Building and sustaining volunteer motivation."</w:t>
       </w:r>
       <w:r>
         <w:rPr>

--- a/docx/Alamenciak_CV.docx
+++ b/docx/Alamenciak_CV.docx
@@ -50,7 +50,7 @@
       <w:pPr>
         <w:spacing w:after="40" w:before="0"/>
       </w:pPr>
-      <w:hyperlink w:history="1" r:id="rIdwk8yxlz5pjlhr4xjoy0dr">
+      <w:hyperlink w:history="1" r:id="rIdtc__duua4qvdp7whd1ma3">
         <w:r>
           <w:rPr>
             <w:rFonts w:ascii="Arial" w:cs="Arial" w:eastAsia="Arial" w:hAnsi="Arial"/>
@@ -70,7 +70,7 @@
         </w:rPr>
         <w:t xml:space="preserve">  |  </w:t>
       </w:r>
-      <w:hyperlink w:history="1" r:id="rIdttdyj-ftoud8tkkqfvm6a">
+      <w:hyperlink w:history="1" r:id="rIdox5lft5fakhwb2-2agsp0">
         <w:r>
           <w:rPr>
             <w:rFonts w:ascii="Arial" w:cs="Arial" w:eastAsia="Arial" w:hAnsi="Arial"/>
@@ -246,7 +246,7 @@
               </w:rPr>
               <w:t xml:space="preserve">. </w:t>
             </w:r>
-            <w:hyperlink w:history="1" r:id="rIdzp3_ohkcflrf8mc1sog8c">
+            <w:hyperlink w:history="1" r:id="rIdjrlek_1w0ysthi6b-0flz">
               <w:r>
                 <w:rPr>
                   <w:rFonts w:ascii="Arial" w:cs="Arial" w:eastAsia="Arial" w:hAnsi="Arial"/>
@@ -392,7 +392,7 @@
               </w:rPr>
               <w:t xml:space="preserve">. </w:t>
             </w:r>
-            <w:hyperlink w:history="1" r:id="rIdomlsfx5sdefncsryz_elq">
+            <w:hyperlink w:history="1" r:id="rIdchg88xyxcmmds1ygtlpkf">
               <w:r>
                 <w:rPr>
                   <w:rFonts w:ascii="Arial" w:cs="Arial" w:eastAsia="Arial" w:hAnsi="Arial"/>
@@ -538,7 +538,7 @@
               </w:rPr>
               <w:t xml:space="preserve">. </w:t>
             </w:r>
-            <w:hyperlink w:history="1" r:id="rId_2w5n3j5iwaxv6n7pn24r">
+            <w:hyperlink w:history="1" r:id="rIdurgd0jhf5oiqddeawjopc">
               <w:r>
                 <w:rPr>
                   <w:rFonts w:ascii="Arial" w:cs="Arial" w:eastAsia="Arial" w:hAnsi="Arial"/>
@@ -692,7 +692,7 @@
               </w:rPr>
               <w:t xml:space="preserve">. </w:t>
             </w:r>
-            <w:hyperlink w:history="1" r:id="rIdmcoptoaupg0b2no7thvyi">
+            <w:hyperlink w:history="1" r:id="rIdshvu_bc_wyn_tzpajpnph">
               <w:r>
                 <w:rPr>
                   <w:rFonts w:ascii="Arial" w:cs="Arial" w:eastAsia="Arial" w:hAnsi="Arial"/>
@@ -846,7 +846,7 @@
               </w:rPr>
               <w:t xml:space="preserve">. </w:t>
             </w:r>
-            <w:hyperlink w:history="1" r:id="rId1x8zb_srs5tjyuqp7id9x">
+            <w:hyperlink w:history="1" r:id="rId893cmz-5met0uupsxeact">
               <w:r>
                 <w:rPr>
                   <w:rFonts w:ascii="Arial" w:cs="Arial" w:eastAsia="Arial" w:hAnsi="Arial"/>
@@ -1000,7 +1000,7 @@
               </w:rPr>
               <w:t xml:space="preserve">. </w:t>
             </w:r>
-            <w:hyperlink w:history="1" r:id="rIdmqhxi556dhyoycojvmydo">
+            <w:hyperlink w:history="1" r:id="rIdidiwadvuysjqvfnpcepqg">
               <w:r>
                 <w:rPr>
                   <w:rFonts w:ascii="Arial" w:cs="Arial" w:eastAsia="Arial" w:hAnsi="Arial"/>
@@ -1146,7 +1146,7 @@
               </w:rPr>
               <w:t xml:space="preserve">. </w:t>
             </w:r>
-            <w:hyperlink w:history="1" r:id="rIdk-wm8vi7gbwuyklpgurue">
+            <w:hyperlink w:history="1" r:id="rIdye_gsedlqtkjzrn_wz2-p">
               <w:r>
                 <w:rPr>
                   <w:rFonts w:ascii="Arial" w:cs="Arial" w:eastAsia="Arial" w:hAnsi="Arial"/>
@@ -1166,7 +1166,7 @@
               </w:rPr>
               <w:t xml:space="preserve"> | </w:t>
             </w:r>
-            <w:hyperlink w:history="1" r:id="rIdimtezrnphr7qnyijwgkox">
+            <w:hyperlink w:history="1" r:id="rIdkfrjfvrjmbr_ndiuyz-hs">
               <w:r>
                 <w:rPr>
                   <w:rFonts w:ascii="Arial" w:cs="Arial" w:eastAsia="Arial" w:hAnsi="Arial"/>
@@ -1312,7 +1312,7 @@
               </w:rPr>
               <w:t xml:space="preserve">. </w:t>
             </w:r>
-            <w:hyperlink w:history="1" r:id="rIdm0v_08b0c_-dbpivkla9d">
+            <w:hyperlink w:history="1" r:id="rId808xe5hyruwzyqzzu5cai">
               <w:r>
                 <w:rPr>
                   <w:rFonts w:ascii="Arial" w:cs="Arial" w:eastAsia="Arial" w:hAnsi="Arial"/>
@@ -1332,7 +1332,7 @@
               </w:rPr>
               <w:t xml:space="preserve"> | </w:t>
             </w:r>
-            <w:hyperlink w:history="1" r:id="rIdxvl81i3i4abauz8piizv5">
+            <w:hyperlink w:history="1" r:id="rIdgqnjcid5gn6pz3jgkjqva">
               <w:r>
                 <w:rPr>
                   <w:rFonts w:ascii="Arial" w:cs="Arial" w:eastAsia="Arial" w:hAnsi="Arial"/>
@@ -1478,7 +1478,7 @@
               </w:rPr>
               <w:t xml:space="preserve">. </w:t>
             </w:r>
-            <w:hyperlink w:history="1" r:id="rId_y3qa3qyvypilcpyss_em">
+            <w:hyperlink w:history="1" r:id="rIdmoh3szotvrjjdjandamh4">
               <w:r>
                 <w:rPr>
                   <w:rFonts w:ascii="Arial" w:cs="Arial" w:eastAsia="Arial" w:hAnsi="Arial"/>
@@ -1498,7 +1498,7 @@
               </w:rPr>
               <w:t xml:space="preserve"> | </w:t>
             </w:r>
-            <w:hyperlink w:history="1" r:id="rIdqok3d16hn-r2ux57wnscl">
+            <w:hyperlink w:history="1" r:id="rIda_kvjqzmb4musxnkju7my">
               <w:r>
                 <w:rPr>
                   <w:rFonts w:ascii="Arial" w:cs="Arial" w:eastAsia="Arial" w:hAnsi="Arial"/>
@@ -1644,7 +1644,7 @@
               </w:rPr>
               <w:t xml:space="preserve">. </w:t>
             </w:r>
-            <w:hyperlink w:history="1" r:id="rIdyorp8yovhcekeqlok7y8y">
+            <w:hyperlink w:history="1" r:id="rIdeep7htqfmt_didyom4bvg">
               <w:r>
                 <w:rPr>
                   <w:rFonts w:ascii="Arial" w:cs="Arial" w:eastAsia="Arial" w:hAnsi="Arial"/>
@@ -1664,7 +1664,7 @@
               </w:rPr>
               <w:t xml:space="preserve"> | </w:t>
             </w:r>
-            <w:hyperlink w:history="1" r:id="rIdu6jqbwitztbpn8kh_ziyo">
+            <w:hyperlink w:history="1" r:id="rIdk9lgkobvtwy4tuz_u6ytk">
               <w:r>
                 <w:rPr>
                   <w:rFonts w:ascii="Arial" w:cs="Arial" w:eastAsia="Arial" w:hAnsi="Arial"/>
@@ -1818,7 +1818,7 @@
               </w:rPr>
               <w:t xml:space="preserve">. </w:t>
             </w:r>
-            <w:hyperlink w:history="1" r:id="rId3zbru1txr6qcqadeimgot">
+            <w:hyperlink w:history="1" r:id="rIdgtbvtuw9adtisglar3flc">
               <w:r>
                 <w:rPr>
                   <w:rFonts w:ascii="Arial" w:cs="Arial" w:eastAsia="Arial" w:hAnsi="Arial"/>
@@ -1972,7 +1972,7 @@
               </w:rPr>
               <w:t xml:space="preserve">. </w:t>
             </w:r>
-            <w:hyperlink w:history="1" r:id="rId_76pua-xtz_bkovvey-eq">
+            <w:hyperlink w:history="1" r:id="rIdf3bghmv_xjnvt099zqpto">
               <w:r>
                 <w:rPr>
                   <w:rFonts w:ascii="Arial" w:cs="Arial" w:eastAsia="Arial" w:hAnsi="Arial"/>
@@ -2538,7 +2538,7 @@
               </w:rPr>
               <w:t xml:space="preserve">. </w:t>
             </w:r>
-            <w:hyperlink w:history="1" r:id="rIdlicfre8rrackyes8nkgub">
+            <w:hyperlink w:history="1" r:id="rIdxlojiviqlqm36bqlxgu2x">
               <w:r>
                 <w:rPr>
                   <w:rFonts w:ascii="Arial" w:cs="Arial" w:eastAsia="Arial" w:hAnsi="Arial"/>
@@ -2709,7 +2709,7 @@
               </w:rPr>
               <w:t xml:space="preserve">. </w:t>
             </w:r>
-            <w:hyperlink w:history="1" r:id="rIdj5akfr10qkj9q8s7xrvw7">
+            <w:hyperlink w:history="1" r:id="rIdbxuyev4ecdsq69nfmvk4m">
               <w:r>
                 <w:rPr>
                   <w:rFonts w:ascii="Arial" w:cs="Arial" w:eastAsia="Arial" w:hAnsi="Arial"/>

--- a/docx/Alamenciak_CV.docx
+++ b/docx/Alamenciak_CV.docx
@@ -50,7 +50,7 @@
       <w:pPr>
         <w:spacing w:after="40" w:before="0"/>
       </w:pPr>
-      <w:hyperlink w:history="1" r:id="rIdtc__duua4qvdp7whd1ma3">
+      <w:hyperlink w:history="1" r:id="rIdu2tksohlykqsyy8sl3gnk">
         <w:r>
           <w:rPr>
             <w:rFonts w:ascii="Arial" w:cs="Arial" w:eastAsia="Arial" w:hAnsi="Arial"/>
@@ -70,7 +70,7 @@
         </w:rPr>
         <w:t xml:space="preserve">  |  </w:t>
       </w:r>
-      <w:hyperlink w:history="1" r:id="rIdox5lft5fakhwb2-2agsp0">
+      <w:hyperlink w:history="1" r:id="rId6chsjyatczpmzevdm243h">
         <w:r>
           <w:rPr>
             <w:rFonts w:ascii="Arial" w:cs="Arial" w:eastAsia="Arial" w:hAnsi="Arial"/>
@@ -246,7 +246,7 @@
               </w:rPr>
               <w:t xml:space="preserve">. </w:t>
             </w:r>
-            <w:hyperlink w:history="1" r:id="rIdjrlek_1w0ysthi6b-0flz">
+            <w:hyperlink w:history="1" r:id="rIducd7qytwbafysdn4h4vdg">
               <w:r>
                 <w:rPr>
                   <w:rFonts w:ascii="Arial" w:cs="Arial" w:eastAsia="Arial" w:hAnsi="Arial"/>
@@ -392,7 +392,7 @@
               </w:rPr>
               <w:t xml:space="preserve">. </w:t>
             </w:r>
-            <w:hyperlink w:history="1" r:id="rIdchg88xyxcmmds1ygtlpkf">
+            <w:hyperlink w:history="1" r:id="rIdramjxghminfs7frhvwlgl">
               <w:r>
                 <w:rPr>
                   <w:rFonts w:ascii="Arial" w:cs="Arial" w:eastAsia="Arial" w:hAnsi="Arial"/>
@@ -538,7 +538,7 @@
               </w:rPr>
               <w:t xml:space="preserve">. </w:t>
             </w:r>
-            <w:hyperlink w:history="1" r:id="rIdurgd0jhf5oiqddeawjopc">
+            <w:hyperlink w:history="1" r:id="rIdbmttzy5bh4_19j-5oacfg">
               <w:r>
                 <w:rPr>
                   <w:rFonts w:ascii="Arial" w:cs="Arial" w:eastAsia="Arial" w:hAnsi="Arial"/>
@@ -692,7 +692,7 @@
               </w:rPr>
               <w:t xml:space="preserve">. </w:t>
             </w:r>
-            <w:hyperlink w:history="1" r:id="rIdshvu_bc_wyn_tzpajpnph">
+            <w:hyperlink w:history="1" r:id="rIdxe18whl_px0uilqfdk7nm">
               <w:r>
                 <w:rPr>
                   <w:rFonts w:ascii="Arial" w:cs="Arial" w:eastAsia="Arial" w:hAnsi="Arial"/>
@@ -846,7 +846,7 @@
               </w:rPr>
               <w:t xml:space="preserve">. </w:t>
             </w:r>
-            <w:hyperlink w:history="1" r:id="rId893cmz-5met0uupsxeact">
+            <w:hyperlink w:history="1" r:id="rIdjj0ftt-19ntwdcndi1j3j">
               <w:r>
                 <w:rPr>
                   <w:rFonts w:ascii="Arial" w:cs="Arial" w:eastAsia="Arial" w:hAnsi="Arial"/>
@@ -1000,7 +1000,7 @@
               </w:rPr>
               <w:t xml:space="preserve">. </w:t>
             </w:r>
-            <w:hyperlink w:history="1" r:id="rIdidiwadvuysjqvfnpcepqg">
+            <w:hyperlink w:history="1" r:id="rIdoixh5fv0-7o2qfzysydqy">
               <w:r>
                 <w:rPr>
                   <w:rFonts w:ascii="Arial" w:cs="Arial" w:eastAsia="Arial" w:hAnsi="Arial"/>
@@ -1146,7 +1146,7 @@
               </w:rPr>
               <w:t xml:space="preserve">. </w:t>
             </w:r>
-            <w:hyperlink w:history="1" r:id="rIdye_gsedlqtkjzrn_wz2-p">
+            <w:hyperlink w:history="1" r:id="rIdf5pnzzey0zabbrik3grvj">
               <w:r>
                 <w:rPr>
                   <w:rFonts w:ascii="Arial" w:cs="Arial" w:eastAsia="Arial" w:hAnsi="Arial"/>
@@ -1166,7 +1166,7 @@
               </w:rPr>
               <w:t xml:space="preserve"> | </w:t>
             </w:r>
-            <w:hyperlink w:history="1" r:id="rIdkfrjfvrjmbr_ndiuyz-hs">
+            <w:hyperlink w:history="1" r:id="rIdyd3rpkokqcbqj8kfvkm8z">
               <w:r>
                 <w:rPr>
                   <w:rFonts w:ascii="Arial" w:cs="Arial" w:eastAsia="Arial" w:hAnsi="Arial"/>
@@ -1312,7 +1312,7 @@
               </w:rPr>
               <w:t xml:space="preserve">. </w:t>
             </w:r>
-            <w:hyperlink w:history="1" r:id="rId808xe5hyruwzyqzzu5cai">
+            <w:hyperlink w:history="1" r:id="rId-gzj823cildf88bbb7puq">
               <w:r>
                 <w:rPr>
                   <w:rFonts w:ascii="Arial" w:cs="Arial" w:eastAsia="Arial" w:hAnsi="Arial"/>
@@ -1332,7 +1332,7 @@
               </w:rPr>
               <w:t xml:space="preserve"> | </w:t>
             </w:r>
-            <w:hyperlink w:history="1" r:id="rIdgqnjcid5gn6pz3jgkjqva">
+            <w:hyperlink w:history="1" r:id="rIdo0q309bbtotau1z5qauqg">
               <w:r>
                 <w:rPr>
                   <w:rFonts w:ascii="Arial" w:cs="Arial" w:eastAsia="Arial" w:hAnsi="Arial"/>
@@ -1478,7 +1478,7 @@
               </w:rPr>
               <w:t xml:space="preserve">. </w:t>
             </w:r>
-            <w:hyperlink w:history="1" r:id="rIdmoh3szotvrjjdjandamh4">
+            <w:hyperlink w:history="1" r:id="rIdapdjw-wy1vcug-se9lvup">
               <w:r>
                 <w:rPr>
                   <w:rFonts w:ascii="Arial" w:cs="Arial" w:eastAsia="Arial" w:hAnsi="Arial"/>
@@ -1498,7 +1498,7 @@
               </w:rPr>
               <w:t xml:space="preserve"> | </w:t>
             </w:r>
-            <w:hyperlink w:history="1" r:id="rIda_kvjqzmb4musxnkju7my">
+            <w:hyperlink w:history="1" r:id="rIdqnw9bmrrklxsxsjveqzdv">
               <w:r>
                 <w:rPr>
                   <w:rFonts w:ascii="Arial" w:cs="Arial" w:eastAsia="Arial" w:hAnsi="Arial"/>
@@ -1644,7 +1644,7 @@
               </w:rPr>
               <w:t xml:space="preserve">. </w:t>
             </w:r>
-            <w:hyperlink w:history="1" r:id="rIdeep7htqfmt_didyom4bvg">
+            <w:hyperlink w:history="1" r:id="rIdbdi7sxvx7n1z3vx3i_2nl">
               <w:r>
                 <w:rPr>
                   <w:rFonts w:ascii="Arial" w:cs="Arial" w:eastAsia="Arial" w:hAnsi="Arial"/>
@@ -1664,7 +1664,7 @@
               </w:rPr>
               <w:t xml:space="preserve"> | </w:t>
             </w:r>
-            <w:hyperlink w:history="1" r:id="rIdk9lgkobvtwy4tuz_u6ytk">
+            <w:hyperlink w:history="1" r:id="rIdcfodshck90fdel2kmz_or">
               <w:r>
                 <w:rPr>
                   <w:rFonts w:ascii="Arial" w:cs="Arial" w:eastAsia="Arial" w:hAnsi="Arial"/>
@@ -1818,7 +1818,7 @@
               </w:rPr>
               <w:t xml:space="preserve">. </w:t>
             </w:r>
-            <w:hyperlink w:history="1" r:id="rIdgtbvtuw9adtisglar3flc">
+            <w:hyperlink w:history="1" r:id="rIds-w8kzy1sjbjxwiqdei1j">
               <w:r>
                 <w:rPr>
                   <w:rFonts w:ascii="Arial" w:cs="Arial" w:eastAsia="Arial" w:hAnsi="Arial"/>
@@ -1972,7 +1972,7 @@
               </w:rPr>
               <w:t xml:space="preserve">. </w:t>
             </w:r>
-            <w:hyperlink w:history="1" r:id="rIdf3bghmv_xjnvt099zqpto">
+            <w:hyperlink w:history="1" r:id="rIdthdqewk85ulamhjetvyoy">
               <w:r>
                 <w:rPr>
                   <w:rFonts w:ascii="Arial" w:cs="Arial" w:eastAsia="Arial" w:hAnsi="Arial"/>
@@ -2538,7 +2538,7 @@
               </w:rPr>
               <w:t xml:space="preserve">. </w:t>
             </w:r>
-            <w:hyperlink w:history="1" r:id="rIdxlojiviqlqm36bqlxgu2x">
+            <w:hyperlink w:history="1" r:id="rIdfa4i56qhhri_yjlsckvoq">
               <w:r>
                 <w:rPr>
                   <w:rFonts w:ascii="Arial" w:cs="Arial" w:eastAsia="Arial" w:hAnsi="Arial"/>
@@ -2709,7 +2709,7 @@
               </w:rPr>
               <w:t xml:space="preserve">. </w:t>
             </w:r>
-            <w:hyperlink w:history="1" r:id="rIdbxuyev4ecdsq69nfmvk4m">
+            <w:hyperlink w:history="1" r:id="rId-ln1i6uwlqnkcmyvez9-m">
               <w:r>
                 <w:rPr>
                   <w:rFonts w:ascii="Arial" w:cs="Arial" w:eastAsia="Arial" w:hAnsi="Arial"/>
@@ -2872,7 +2872,7 @@
           <w:sz w:val="20"/>
           <w:szCs w:val="20"/>
         </w:rPr>
-        <w:t xml:space="preserve">"EcoWeaver Workbench  hands-on schema prototyping"</w:t>
+        <w:t xml:space="preserve">"EcoWeaver Workbench — hands-on schema prototyping"</w:t>
       </w:r>
       <w:r>
         <w:rPr>

--- a/docx/Alamenciak_CV.docx
+++ b/docx/Alamenciak_CV.docx
@@ -50,7 +50,7 @@
       <w:pPr>
         <w:spacing w:after="40" w:before="0"/>
       </w:pPr>
-      <w:hyperlink w:history="1" r:id="rIdu2tksohlykqsyy8sl3gnk">
+      <w:hyperlink w:history="1" r:id="rId45uzykjb7waxl8-3phex3">
         <w:r>
           <w:rPr>
             <w:rFonts w:ascii="Arial" w:cs="Arial" w:eastAsia="Arial" w:hAnsi="Arial"/>
@@ -70,7 +70,7 @@
         </w:rPr>
         <w:t xml:space="preserve">  |  </w:t>
       </w:r>
-      <w:hyperlink w:history="1" r:id="rId6chsjyatczpmzevdm243h">
+      <w:hyperlink w:history="1" r:id="rIdwumvbudesvbwfco_fy6fv">
         <w:r>
           <w:rPr>
             <w:rFonts w:ascii="Arial" w:cs="Arial" w:eastAsia="Arial" w:hAnsi="Arial"/>
@@ -246,7 +246,7 @@
               </w:rPr>
               <w:t xml:space="preserve">. </w:t>
             </w:r>
-            <w:hyperlink w:history="1" r:id="rIducd7qytwbafysdn4h4vdg">
+            <w:hyperlink w:history="1" r:id="rId6caqbc1afpcgo9kip2eae">
               <w:r>
                 <w:rPr>
                   <w:rFonts w:ascii="Arial" w:cs="Arial" w:eastAsia="Arial" w:hAnsi="Arial"/>
@@ -392,7 +392,7 @@
               </w:rPr>
               <w:t xml:space="preserve">. </w:t>
             </w:r>
-            <w:hyperlink w:history="1" r:id="rIdramjxghminfs7frhvwlgl">
+            <w:hyperlink w:history="1" r:id="rId0itfo3rlskjqdkyufx1rw">
               <w:r>
                 <w:rPr>
                   <w:rFonts w:ascii="Arial" w:cs="Arial" w:eastAsia="Arial" w:hAnsi="Arial"/>
@@ -538,7 +538,7 @@
               </w:rPr>
               <w:t xml:space="preserve">. </w:t>
             </w:r>
-            <w:hyperlink w:history="1" r:id="rIdbmttzy5bh4_19j-5oacfg">
+            <w:hyperlink w:history="1" r:id="rId1dshyn41zib_xwk0wfswp">
               <w:r>
                 <w:rPr>
                   <w:rFonts w:ascii="Arial" w:cs="Arial" w:eastAsia="Arial" w:hAnsi="Arial"/>
@@ -692,7 +692,7 @@
               </w:rPr>
               <w:t xml:space="preserve">. </w:t>
             </w:r>
-            <w:hyperlink w:history="1" r:id="rIdxe18whl_px0uilqfdk7nm">
+            <w:hyperlink w:history="1" r:id="rIdjairwskhknpc3fbsfrb9u">
               <w:r>
                 <w:rPr>
                   <w:rFonts w:ascii="Arial" w:cs="Arial" w:eastAsia="Arial" w:hAnsi="Arial"/>
@@ -846,7 +846,7 @@
               </w:rPr>
               <w:t xml:space="preserve">. </w:t>
             </w:r>
-            <w:hyperlink w:history="1" r:id="rIdjj0ftt-19ntwdcndi1j3j">
+            <w:hyperlink w:history="1" r:id="rIdvnoqc9xewrniug-k7z4ar">
               <w:r>
                 <w:rPr>
                   <w:rFonts w:ascii="Arial" w:cs="Arial" w:eastAsia="Arial" w:hAnsi="Arial"/>
@@ -1000,7 +1000,7 @@
               </w:rPr>
               <w:t xml:space="preserve">. </w:t>
             </w:r>
-            <w:hyperlink w:history="1" r:id="rIdoixh5fv0-7o2qfzysydqy">
+            <w:hyperlink w:history="1" r:id="rIdtj_3wxmpmz1mscbhjnoh6">
               <w:r>
                 <w:rPr>
                   <w:rFonts w:ascii="Arial" w:cs="Arial" w:eastAsia="Arial" w:hAnsi="Arial"/>
@@ -1146,7 +1146,7 @@
               </w:rPr>
               <w:t xml:space="preserve">. </w:t>
             </w:r>
-            <w:hyperlink w:history="1" r:id="rIdf5pnzzey0zabbrik3grvj">
+            <w:hyperlink w:history="1" r:id="rId6azsbvghjvxqd8upfw9cd">
               <w:r>
                 <w:rPr>
                   <w:rFonts w:ascii="Arial" w:cs="Arial" w:eastAsia="Arial" w:hAnsi="Arial"/>
@@ -1166,7 +1166,7 @@
               </w:rPr>
               <w:t xml:space="preserve"> | </w:t>
             </w:r>
-            <w:hyperlink w:history="1" r:id="rIdyd3rpkokqcbqj8kfvkm8z">
+            <w:hyperlink w:history="1" r:id="rIdqujusxq3ifztymgo29tm1">
               <w:r>
                 <w:rPr>
                   <w:rFonts w:ascii="Arial" w:cs="Arial" w:eastAsia="Arial" w:hAnsi="Arial"/>
@@ -1312,7 +1312,7 @@
               </w:rPr>
               <w:t xml:space="preserve">. </w:t>
             </w:r>
-            <w:hyperlink w:history="1" r:id="rId-gzj823cildf88bbb7puq">
+            <w:hyperlink w:history="1" r:id="rIdlo3w3lr-rkhte5kwmlubk">
               <w:r>
                 <w:rPr>
                   <w:rFonts w:ascii="Arial" w:cs="Arial" w:eastAsia="Arial" w:hAnsi="Arial"/>
@@ -1332,7 +1332,7 @@
               </w:rPr>
               <w:t xml:space="preserve"> | </w:t>
             </w:r>
-            <w:hyperlink w:history="1" r:id="rIdo0q309bbtotau1z5qauqg">
+            <w:hyperlink w:history="1" r:id="rIdmimqx4rnea1u3fr2jd3zp">
               <w:r>
                 <w:rPr>
                   <w:rFonts w:ascii="Arial" w:cs="Arial" w:eastAsia="Arial" w:hAnsi="Arial"/>
@@ -1478,7 +1478,7 @@
               </w:rPr>
               <w:t xml:space="preserve">. </w:t>
             </w:r>
-            <w:hyperlink w:history="1" r:id="rIdapdjw-wy1vcug-se9lvup">
+            <w:hyperlink w:history="1" r:id="rIdajbqsk6ke0lnmliqrief3">
               <w:r>
                 <w:rPr>
                   <w:rFonts w:ascii="Arial" w:cs="Arial" w:eastAsia="Arial" w:hAnsi="Arial"/>
@@ -1498,7 +1498,7 @@
               </w:rPr>
               <w:t xml:space="preserve"> | </w:t>
             </w:r>
-            <w:hyperlink w:history="1" r:id="rIdqnw9bmrrklxsxsjveqzdv">
+            <w:hyperlink w:history="1" r:id="rIdqlj-giyld9d0mtlmx700f">
               <w:r>
                 <w:rPr>
                   <w:rFonts w:ascii="Arial" w:cs="Arial" w:eastAsia="Arial" w:hAnsi="Arial"/>
@@ -1644,7 +1644,7 @@
               </w:rPr>
               <w:t xml:space="preserve">. </w:t>
             </w:r>
-            <w:hyperlink w:history="1" r:id="rIdbdi7sxvx7n1z3vx3i_2nl">
+            <w:hyperlink w:history="1" r:id="rIdj_vol_1df46j2qcmqxjaf">
               <w:r>
                 <w:rPr>
                   <w:rFonts w:ascii="Arial" w:cs="Arial" w:eastAsia="Arial" w:hAnsi="Arial"/>
@@ -1664,7 +1664,7 @@
               </w:rPr>
               <w:t xml:space="preserve"> | </w:t>
             </w:r>
-            <w:hyperlink w:history="1" r:id="rIdcfodshck90fdel2kmz_or">
+            <w:hyperlink w:history="1" r:id="rIdby0hrjkiulackbl26kpui">
               <w:r>
                 <w:rPr>
                   <w:rFonts w:ascii="Arial" w:cs="Arial" w:eastAsia="Arial" w:hAnsi="Arial"/>
@@ -1818,7 +1818,7 @@
               </w:rPr>
               <w:t xml:space="preserve">. </w:t>
             </w:r>
-            <w:hyperlink w:history="1" r:id="rIds-w8kzy1sjbjxwiqdei1j">
+            <w:hyperlink w:history="1" r:id="rIdyfg3k9-2vhlcgzelqbpfd">
               <w:r>
                 <w:rPr>
                   <w:rFonts w:ascii="Arial" w:cs="Arial" w:eastAsia="Arial" w:hAnsi="Arial"/>
@@ -1972,7 +1972,7 @@
               </w:rPr>
               <w:t xml:space="preserve">. </w:t>
             </w:r>
-            <w:hyperlink w:history="1" r:id="rIdthdqewk85ulamhjetvyoy">
+            <w:hyperlink w:history="1" r:id="rId81ohhzwtju4i911eloqpm">
               <w:r>
                 <w:rPr>
                   <w:rFonts w:ascii="Arial" w:cs="Arial" w:eastAsia="Arial" w:hAnsi="Arial"/>
@@ -2538,7 +2538,7 @@
               </w:rPr>
               <w:t xml:space="preserve">. </w:t>
             </w:r>
-            <w:hyperlink w:history="1" r:id="rIdfa4i56qhhri_yjlsckvoq">
+            <w:hyperlink w:history="1" r:id="rIdizju498h4ftpi9n0ds6co">
               <w:r>
                 <w:rPr>
                   <w:rFonts w:ascii="Arial" w:cs="Arial" w:eastAsia="Arial" w:hAnsi="Arial"/>
@@ -2709,7 +2709,7 @@
               </w:rPr>
               <w:t xml:space="preserve">. </w:t>
             </w:r>
-            <w:hyperlink w:history="1" r:id="rId-ln1i6uwlqnkcmyvez9-m">
+            <w:hyperlink w:history="1" r:id="rIdflgtrhxrmbcwigybt_w3i">
               <w:r>
                 <w:rPr>
                   <w:rFonts w:ascii="Arial" w:cs="Arial" w:eastAsia="Arial" w:hAnsi="Arial"/>

--- a/docx/Alamenciak_CV.docx
+++ b/docx/Alamenciak_CV.docx
@@ -50,7 +50,7 @@
       <w:pPr>
         <w:spacing w:after="40" w:before="0"/>
       </w:pPr>
-      <w:hyperlink w:history="1" r:id="rId45uzykjb7waxl8-3phex3">
+      <w:hyperlink w:history="1" r:id="rIdjoo-cuneigtlg4urouhri">
         <w:r>
           <w:rPr>
             <w:rFonts w:ascii="Arial" w:cs="Arial" w:eastAsia="Arial" w:hAnsi="Arial"/>
@@ -70,7 +70,7 @@
         </w:rPr>
         <w:t xml:space="preserve">  |  </w:t>
       </w:r>
-      <w:hyperlink w:history="1" r:id="rIdwumvbudesvbwfco_fy6fv">
+      <w:hyperlink w:history="1" r:id="rIdwvz95tp-bv8mennelhxta">
         <w:r>
           <w:rPr>
             <w:rFonts w:ascii="Arial" w:cs="Arial" w:eastAsia="Arial" w:hAnsi="Arial"/>
@@ -246,7 +246,7 @@
               </w:rPr>
               <w:t xml:space="preserve">. </w:t>
             </w:r>
-            <w:hyperlink w:history="1" r:id="rId6caqbc1afpcgo9kip2eae">
+            <w:hyperlink w:history="1" r:id="rIdlqvazr1jugdyaawdrl8_e">
               <w:r>
                 <w:rPr>
                   <w:rFonts w:ascii="Arial" w:cs="Arial" w:eastAsia="Arial" w:hAnsi="Arial"/>
@@ -392,7 +392,7 @@
               </w:rPr>
               <w:t xml:space="preserve">. </w:t>
             </w:r>
-            <w:hyperlink w:history="1" r:id="rId0itfo3rlskjqdkyufx1rw">
+            <w:hyperlink w:history="1" r:id="rIdrgydzdnk3b163lseymihn">
               <w:r>
                 <w:rPr>
                   <w:rFonts w:ascii="Arial" w:cs="Arial" w:eastAsia="Arial" w:hAnsi="Arial"/>
@@ -538,7 +538,7 @@
               </w:rPr>
               <w:t xml:space="preserve">. </w:t>
             </w:r>
-            <w:hyperlink w:history="1" r:id="rId1dshyn41zib_xwk0wfswp">
+            <w:hyperlink w:history="1" r:id="rId4-7pvccihgkdag_ksblda">
               <w:r>
                 <w:rPr>
                   <w:rFonts w:ascii="Arial" w:cs="Arial" w:eastAsia="Arial" w:hAnsi="Arial"/>
@@ -692,7 +692,7 @@
               </w:rPr>
               <w:t xml:space="preserve">. </w:t>
             </w:r>
-            <w:hyperlink w:history="1" r:id="rIdjairwskhknpc3fbsfrb9u">
+            <w:hyperlink w:history="1" r:id="rIdxutr9ypslzp8lzd3s4u3g">
               <w:r>
                 <w:rPr>
                   <w:rFonts w:ascii="Arial" w:cs="Arial" w:eastAsia="Arial" w:hAnsi="Arial"/>
@@ -846,7 +846,7 @@
               </w:rPr>
               <w:t xml:space="preserve">. </w:t>
             </w:r>
-            <w:hyperlink w:history="1" r:id="rIdvnoqc9xewrniug-k7z4ar">
+            <w:hyperlink w:history="1" r:id="rIdama2jsnrcinbkkmnj5e-m">
               <w:r>
                 <w:rPr>
                   <w:rFonts w:ascii="Arial" w:cs="Arial" w:eastAsia="Arial" w:hAnsi="Arial"/>
@@ -1000,7 +1000,7 @@
               </w:rPr>
               <w:t xml:space="preserve">. </w:t>
             </w:r>
-            <w:hyperlink w:history="1" r:id="rIdtj_3wxmpmz1mscbhjnoh6">
+            <w:hyperlink w:history="1" r:id="rIdvgftjl7dkbj51xe92dk6y">
               <w:r>
                 <w:rPr>
                   <w:rFonts w:ascii="Arial" w:cs="Arial" w:eastAsia="Arial" w:hAnsi="Arial"/>
@@ -1146,7 +1146,7 @@
               </w:rPr>
               <w:t xml:space="preserve">. </w:t>
             </w:r>
-            <w:hyperlink w:history="1" r:id="rId6azsbvghjvxqd8upfw9cd">
+            <w:hyperlink w:history="1" r:id="rId7ykdu42vumwmnw88ogbo8">
               <w:r>
                 <w:rPr>
                   <w:rFonts w:ascii="Arial" w:cs="Arial" w:eastAsia="Arial" w:hAnsi="Arial"/>
@@ -1166,7 +1166,7 @@
               </w:rPr>
               <w:t xml:space="preserve"> | </w:t>
             </w:r>
-            <w:hyperlink w:history="1" r:id="rIdqujusxq3ifztymgo29tm1">
+            <w:hyperlink w:history="1" r:id="rIdaegqtzlu-dn5ymgqcjknu">
               <w:r>
                 <w:rPr>
                   <w:rFonts w:ascii="Arial" w:cs="Arial" w:eastAsia="Arial" w:hAnsi="Arial"/>
@@ -1312,7 +1312,7 @@
               </w:rPr>
               <w:t xml:space="preserve">. </w:t>
             </w:r>
-            <w:hyperlink w:history="1" r:id="rIdlo3w3lr-rkhte5kwmlubk">
+            <w:hyperlink w:history="1" r:id="rIddq5ltpjc9ci8omxs955rj">
               <w:r>
                 <w:rPr>
                   <w:rFonts w:ascii="Arial" w:cs="Arial" w:eastAsia="Arial" w:hAnsi="Arial"/>
@@ -1332,7 +1332,7 @@
               </w:rPr>
               <w:t xml:space="preserve"> | </w:t>
             </w:r>
-            <w:hyperlink w:history="1" r:id="rIdmimqx4rnea1u3fr2jd3zp">
+            <w:hyperlink w:history="1" r:id="rIdq2dm-pcxr_xjuqn5yriom">
               <w:r>
                 <w:rPr>
                   <w:rFonts w:ascii="Arial" w:cs="Arial" w:eastAsia="Arial" w:hAnsi="Arial"/>
@@ -1478,7 +1478,7 @@
               </w:rPr>
               <w:t xml:space="preserve">. </w:t>
             </w:r>
-            <w:hyperlink w:history="1" r:id="rIdajbqsk6ke0lnmliqrief3">
+            <w:hyperlink w:history="1" r:id="rIdyn4xcuoppwol-hmdhnqxb">
               <w:r>
                 <w:rPr>
                   <w:rFonts w:ascii="Arial" w:cs="Arial" w:eastAsia="Arial" w:hAnsi="Arial"/>
@@ -1498,7 +1498,7 @@
               </w:rPr>
               <w:t xml:space="preserve"> | </w:t>
             </w:r>
-            <w:hyperlink w:history="1" r:id="rIdqlj-giyld9d0mtlmx700f">
+            <w:hyperlink w:history="1" r:id="rIdpi8l7k4ttjcurw-e_w4v9">
               <w:r>
                 <w:rPr>
                   <w:rFonts w:ascii="Arial" w:cs="Arial" w:eastAsia="Arial" w:hAnsi="Arial"/>
@@ -1644,7 +1644,7 @@
               </w:rPr>
               <w:t xml:space="preserve">. </w:t>
             </w:r>
-            <w:hyperlink w:history="1" r:id="rIdj_vol_1df46j2qcmqxjaf">
+            <w:hyperlink w:history="1" r:id="rIdye1fvrnosgohpknanra0t">
               <w:r>
                 <w:rPr>
                   <w:rFonts w:ascii="Arial" w:cs="Arial" w:eastAsia="Arial" w:hAnsi="Arial"/>
@@ -1664,7 +1664,7 @@
               </w:rPr>
               <w:t xml:space="preserve"> | </w:t>
             </w:r>
-            <w:hyperlink w:history="1" r:id="rIdby0hrjkiulackbl26kpui">
+            <w:hyperlink w:history="1" r:id="rIdzcca1d-yq3ahifo9nn4tm">
               <w:r>
                 <w:rPr>
                   <w:rFonts w:ascii="Arial" w:cs="Arial" w:eastAsia="Arial" w:hAnsi="Arial"/>
@@ -1818,7 +1818,7 @@
               </w:rPr>
               <w:t xml:space="preserve">. </w:t>
             </w:r>
-            <w:hyperlink w:history="1" r:id="rIdyfg3k9-2vhlcgzelqbpfd">
+            <w:hyperlink w:history="1" r:id="rIdyctgzqoqzdgyxfdk7b6jn">
               <w:r>
                 <w:rPr>
                   <w:rFonts w:ascii="Arial" w:cs="Arial" w:eastAsia="Arial" w:hAnsi="Arial"/>
@@ -1972,7 +1972,7 @@
               </w:rPr>
               <w:t xml:space="preserve">. </w:t>
             </w:r>
-            <w:hyperlink w:history="1" r:id="rId81ohhzwtju4i911eloqpm">
+            <w:hyperlink w:history="1" r:id="rIddhmpo3qmsd0jojdmmm8up">
               <w:r>
                 <w:rPr>
                   <w:rFonts w:ascii="Arial" w:cs="Arial" w:eastAsia="Arial" w:hAnsi="Arial"/>
@@ -2538,7 +2538,7 @@
               </w:rPr>
               <w:t xml:space="preserve">. </w:t>
             </w:r>
-            <w:hyperlink w:history="1" r:id="rIdizju498h4ftpi9n0ds6co">
+            <w:hyperlink w:history="1" r:id="rIdzvdrr2a2-biaddwp5btss">
               <w:r>
                 <w:rPr>
                   <w:rFonts w:ascii="Arial" w:cs="Arial" w:eastAsia="Arial" w:hAnsi="Arial"/>
@@ -2709,7 +2709,7 @@
               </w:rPr>
               <w:t xml:space="preserve">. </w:t>
             </w:r>
-            <w:hyperlink w:history="1" r:id="rIdflgtrhxrmbcwigybt_w3i">
+            <w:hyperlink w:history="1" r:id="rIdzv6zx18qta2mb99lb2yrb">
               <w:r>
                 <w:rPr>
                   <w:rFonts w:ascii="Arial" w:cs="Arial" w:eastAsia="Arial" w:hAnsi="Arial"/>
